--- a/media/Практика Ковалец ВКБ42 Для печати.docx
+++ b/media/Практика Ковалец ВКБ42 Для печати.docx
@@ -1176,8 +1176,13 @@
               <w:jc w:val="center"/>
             </w:pPr>
             <w:r>
-              <w:t>Н. Н. Язвинская</w:t>
-            </w:r>
+              <w:t xml:space="preserve">Н. Н. </w:t>
+            </w:r>
+            <w:proofErr w:type="spellStart"/>
+            <w:r>
+              <w:t>Язвинская</w:t>
+            </w:r>
+            <w:proofErr w:type="spellEnd"/>
           </w:p>
         </w:tc>
       </w:tr>
@@ -2113,8 +2118,13 @@
               </w:rPr>
             </w:pPr>
             <w:r>
-              <w:t>Н. Н. Язвинская</w:t>
-            </w:r>
+              <w:t xml:space="preserve">Н. Н. </w:t>
+            </w:r>
+            <w:proofErr w:type="spellStart"/>
+            <w:r>
+              <w:t>Язвинская</w:t>
+            </w:r>
+            <w:proofErr w:type="spellEnd"/>
           </w:p>
         </w:tc>
       </w:tr>
@@ -3733,8 +3743,13 @@
               <w:ind w:right="-410"/>
             </w:pPr>
             <w:r>
-              <w:t>Н. Н. Язвинская</w:t>
-            </w:r>
+              <w:t xml:space="preserve">Н. Н. </w:t>
+            </w:r>
+            <w:proofErr w:type="spellStart"/>
+            <w:r>
+              <w:t>Язвинская</w:t>
+            </w:r>
+            <w:proofErr w:type="spellEnd"/>
           </w:p>
         </w:tc>
       </w:tr>
@@ -5274,8 +5289,13 @@
               <w:jc w:val="center"/>
             </w:pPr>
             <w:r>
-              <w:t>Н. Н. Язвинская</w:t>
-            </w:r>
+              <w:t xml:space="preserve">Н. Н. </w:t>
+            </w:r>
+            <w:proofErr w:type="spellStart"/>
+            <w:r>
+              <w:t>Язвинская</w:t>
+            </w:r>
+            <w:proofErr w:type="spellEnd"/>
           </w:p>
         </w:tc>
       </w:tr>
@@ -5734,7 +5754,6 @@
               <w:rPr>
                 <w:sz w:val="28"/>
                 <w:szCs w:val="28"/>
-                <w:lang w:val="en-US"/>
               </w:rPr>
             </w:pPr>
             <w:r>
@@ -5750,7 +5769,6 @@
               <w:rPr>
                 <w:sz w:val="28"/>
                 <w:szCs w:val="28"/>
-                <w:lang w:val="en-US"/>
               </w:rPr>
             </w:pPr>
           </w:p>
@@ -5759,7 +5777,6 @@
               <w:rPr>
                 <w:sz w:val="28"/>
                 <w:szCs w:val="28"/>
-                <w:lang w:val="en-US"/>
               </w:rPr>
             </w:pPr>
             <w:r>
@@ -5767,14 +5784,7 @@
                 <w:sz w:val="28"/>
                 <w:szCs w:val="28"/>
               </w:rPr>
-              <w:t>Е. А. Домашенко</w:t>
-            </w:r>
-            <w:r>
-              <w:rPr>
-                <w:sz w:val="28"/>
-                <w:szCs w:val="28"/>
-              </w:rPr>
-              <w:t xml:space="preserve"> </w:t>
+              <w:t xml:space="preserve">Е. А. Домашенко </w:t>
             </w:r>
           </w:p>
           <w:p>
@@ -5782,7 +5792,6 @@
               <w:rPr>
                 <w:sz w:val="28"/>
                 <w:szCs w:val="28"/>
-                <w:lang w:val="en-US"/>
               </w:rPr>
             </w:pPr>
           </w:p>
@@ -6008,7 +6017,7 @@
           <w:r>
             <w:fldChar w:fldCharType="separate"/>
           </w:r>
-          <w:hyperlink w:anchor="_Toc234187672" w:history="1">
+          <w:hyperlink w:anchor="_Toc234274289" w:history="1">
             <w:r>
               <w:rPr>
                 <w:rStyle w:val="af7"/>
@@ -6036,7 +6045,7 @@
                 <w:noProof/>
                 <w:webHidden/>
               </w:rPr>
-              <w:instrText xml:space="preserve"> PAGEREF _Toc234187672 \h </w:instrText>
+              <w:instrText xml:space="preserve"> PAGEREF _Toc234274289 \h </w:instrText>
             </w:r>
             <w:r>
               <w:rPr>
@@ -6081,7 +6090,7 @@
               <w:lang w:eastAsia="ru-RU"/>
             </w:rPr>
           </w:pPr>
-          <w:hyperlink w:anchor="_Toc234187673" w:history="1">
+          <w:hyperlink w:anchor="_Toc234274290" w:history="1">
             <w:r>
               <w:rPr>
                 <w:rStyle w:val="af7"/>
@@ -6125,7 +6134,7 @@
                 <w:noProof/>
                 <w:webHidden/>
               </w:rPr>
-              <w:instrText xml:space="preserve"> PAGEREF _Toc234187673 \h </w:instrText>
+              <w:instrText xml:space="preserve"> PAGEREF _Toc234274290 \h </w:instrText>
             </w:r>
             <w:r>
               <w:rPr>
@@ -6166,7 +6175,7 @@
               <w:lang w:val="ru-RU" w:eastAsia="ru-RU"/>
             </w:rPr>
           </w:pPr>
-          <w:hyperlink w:anchor="_Toc234187674" w:history="1">
+          <w:hyperlink w:anchor="_Toc234274291" w:history="1">
             <w:r>
               <w:rPr>
                 <w:rStyle w:val="af7"/>
@@ -6190,7 +6199,7 @@
               <w:rPr>
                 <w:webHidden/>
               </w:rPr>
-              <w:instrText xml:space="preserve"> PAGEREF _Toc234187674 \h </w:instrText>
+              <w:instrText xml:space="preserve"> PAGEREF _Toc234274291 \h </w:instrText>
             </w:r>
             <w:r>
               <w:rPr>
@@ -6227,7 +6236,7 @@
               <w:lang w:val="ru-RU" w:eastAsia="ru-RU"/>
             </w:rPr>
           </w:pPr>
-          <w:hyperlink w:anchor="_Toc234187675" w:history="1">
+          <w:hyperlink w:anchor="_Toc234274292" w:history="1">
             <w:r>
               <w:rPr>
                 <w:rStyle w:val="af7"/>
@@ -6250,7 +6259,7 @@
               <w:rPr>
                 <w:webHidden/>
               </w:rPr>
-              <w:instrText xml:space="preserve"> PAGEREF _Toc234187675 \h </w:instrText>
+              <w:instrText xml:space="preserve"> PAGEREF _Toc234274292 \h </w:instrText>
             </w:r>
             <w:r>
               <w:rPr>
@@ -6291,7 +6300,7 @@
               <w:lang w:eastAsia="ru-RU"/>
             </w:rPr>
           </w:pPr>
-          <w:hyperlink w:anchor="_Toc234187676" w:history="1">
+          <w:hyperlink w:anchor="_Toc234274293" w:history="1">
             <w:r>
               <w:rPr>
                 <w:rStyle w:val="af7"/>
@@ -6314,7 +6323,7 @@
                 <w:rStyle w:val="af7"/>
                 <w:noProof/>
               </w:rPr>
-              <w:t>Анализ угроз беспроводного канала и выбор алгоритма электронной подписи</w:t>
+              <w:t>Анализ угроз и выбор алгоритма электронной подписи</w:t>
             </w:r>
             <w:r>
               <w:rPr>
@@ -6335,7 +6344,7 @@
                 <w:noProof/>
                 <w:webHidden/>
               </w:rPr>
-              <w:instrText xml:space="preserve"> PAGEREF _Toc234187676 \h </w:instrText>
+              <w:instrText xml:space="preserve"> PAGEREF _Toc234274293 \h </w:instrText>
             </w:r>
             <w:r>
               <w:rPr>
@@ -6376,7 +6385,7 @@
               <w:lang w:val="ru-RU" w:eastAsia="ru-RU"/>
             </w:rPr>
           </w:pPr>
-          <w:hyperlink w:anchor="_Toc234187677" w:history="1">
+          <w:hyperlink w:anchor="_Toc234274294" w:history="1">
             <w:r>
               <w:rPr>
                 <w:rStyle w:val="af7"/>
@@ -6399,7 +6408,7 @@
               <w:rPr>
                 <w:webHidden/>
               </w:rPr>
-              <w:instrText xml:space="preserve"> PAGEREF _Toc234187677 \h </w:instrText>
+              <w:instrText xml:space="preserve"> PAGEREF _Toc234274294 \h </w:instrText>
             </w:r>
             <w:r>
               <w:rPr>
@@ -6436,7 +6445,7 @@
               <w:lang w:val="ru-RU" w:eastAsia="ru-RU"/>
             </w:rPr>
           </w:pPr>
-          <w:hyperlink w:anchor="_Toc234187678" w:history="1">
+          <w:hyperlink w:anchor="_Toc234274295" w:history="1">
             <w:r>
               <w:rPr>
                 <w:rStyle w:val="af7"/>
@@ -6459,7 +6468,7 @@
               <w:rPr>
                 <w:webHidden/>
               </w:rPr>
-              <w:instrText xml:space="preserve"> PAGEREF _Toc234187678 \h </w:instrText>
+              <w:instrText xml:space="preserve"> PAGEREF _Toc234274295 \h </w:instrText>
             </w:r>
             <w:r>
               <w:rPr>
@@ -6496,7 +6505,7 @@
               <w:lang w:val="ru-RU" w:eastAsia="ru-RU"/>
             </w:rPr>
           </w:pPr>
-          <w:hyperlink w:anchor="_Toc234187679" w:history="1">
+          <w:hyperlink w:anchor="_Toc234274296" w:history="1">
             <w:r>
               <w:rPr>
                 <w:rStyle w:val="af7"/>
@@ -6519,7 +6528,7 @@
               <w:rPr>
                 <w:webHidden/>
               </w:rPr>
-              <w:instrText xml:space="preserve"> PAGEREF _Toc234187679 \h </w:instrText>
+              <w:instrText xml:space="preserve"> PAGEREF _Toc234274296 \h </w:instrText>
             </w:r>
             <w:r>
               <w:rPr>
@@ -6560,7 +6569,7 @@
               <w:lang w:eastAsia="ru-RU"/>
             </w:rPr>
           </w:pPr>
-          <w:hyperlink w:anchor="_Toc234187680" w:history="1">
+          <w:hyperlink w:anchor="_Toc234274297" w:history="1">
             <w:r>
               <w:rPr>
                 <w:rStyle w:val="af7"/>
@@ -6604,7 +6613,7 @@
                 <w:noProof/>
                 <w:webHidden/>
               </w:rPr>
-              <w:instrText xml:space="preserve"> PAGEREF _Toc234187680 \h </w:instrText>
+              <w:instrText xml:space="preserve"> PAGEREF _Toc234274297 \h </w:instrText>
             </w:r>
             <w:r>
               <w:rPr>
@@ -6645,7 +6654,7 @@
               <w:lang w:val="ru-RU" w:eastAsia="ru-RU"/>
             </w:rPr>
           </w:pPr>
-          <w:hyperlink w:anchor="_Toc234187681" w:history="1">
+          <w:hyperlink w:anchor="_Toc234274298" w:history="1">
             <w:r>
               <w:rPr>
                 <w:rStyle w:val="af7"/>
@@ -6668,7 +6677,7 @@
               <w:rPr>
                 <w:webHidden/>
               </w:rPr>
-              <w:instrText xml:space="preserve"> PAGEREF _Toc234187681 \h </w:instrText>
+              <w:instrText xml:space="preserve"> PAGEREF _Toc234274298 \h </w:instrText>
             </w:r>
             <w:r>
               <w:rPr>
@@ -6705,7 +6714,7 @@
               <w:lang w:val="ru-RU" w:eastAsia="ru-RU"/>
             </w:rPr>
           </w:pPr>
-          <w:hyperlink w:anchor="_Toc234187682" w:history="1">
+          <w:hyperlink w:anchor="_Toc234274299" w:history="1">
             <w:r>
               <w:rPr>
                 <w:rStyle w:val="af7"/>
@@ -6728,7 +6737,7 @@
               <w:rPr>
                 <w:webHidden/>
               </w:rPr>
-              <w:instrText xml:space="preserve"> PAGEREF _Toc234187682 \h </w:instrText>
+              <w:instrText xml:space="preserve"> PAGEREF _Toc234274299 \h </w:instrText>
             </w:r>
             <w:r>
               <w:rPr>
@@ -6765,7 +6774,7 @@
               <w:lang w:val="ru-RU" w:eastAsia="ru-RU"/>
             </w:rPr>
           </w:pPr>
-          <w:hyperlink w:anchor="_Toc234187683" w:history="1">
+          <w:hyperlink w:anchor="_Toc234274300" w:history="1">
             <w:r>
               <w:rPr>
                 <w:rStyle w:val="af7"/>
@@ -6788,7 +6797,7 @@
               <w:rPr>
                 <w:webHidden/>
               </w:rPr>
-              <w:instrText xml:space="preserve"> PAGEREF _Toc234187683 \h </w:instrText>
+              <w:instrText xml:space="preserve"> PAGEREF _Toc234274300 \h </w:instrText>
             </w:r>
             <w:r>
               <w:rPr>
@@ -6829,7 +6838,7 @@
               <w:lang w:eastAsia="ru-RU"/>
             </w:rPr>
           </w:pPr>
-          <w:hyperlink w:anchor="_Toc234187684" w:history="1">
+          <w:hyperlink w:anchor="_Toc234274301" w:history="1">
             <w:r>
               <w:rPr>
                 <w:rStyle w:val="af7"/>
@@ -6873,7 +6882,7 @@
                 <w:noProof/>
                 <w:webHidden/>
               </w:rPr>
-              <w:instrText xml:space="preserve"> PAGEREF _Toc234187684 \h </w:instrText>
+              <w:instrText xml:space="preserve"> PAGEREF _Toc234274301 \h </w:instrText>
             </w:r>
             <w:r>
               <w:rPr>
@@ -6893,7 +6902,7 @@
                 <w:noProof/>
                 <w:webHidden/>
               </w:rPr>
-              <w:t>26</w:t>
+              <w:t>27</w:t>
             </w:r>
             <w:r>
               <w:rPr>
@@ -6915,7 +6924,7 @@
               <w:lang w:eastAsia="ru-RU"/>
             </w:rPr>
           </w:pPr>
-          <w:hyperlink w:anchor="_Toc234187685" w:history="1">
+          <w:hyperlink w:anchor="_Toc234274302" w:history="1">
             <w:r>
               <w:rPr>
                 <w:rStyle w:val="af7"/>
@@ -6943,7 +6952,7 @@
                 <w:noProof/>
                 <w:webHidden/>
               </w:rPr>
-              <w:instrText xml:space="preserve"> PAGEREF _Toc234187685 \h </w:instrText>
+              <w:instrText xml:space="preserve"> PAGEREF _Toc234274302 \h </w:instrText>
             </w:r>
             <w:r>
               <w:rPr>
@@ -6985,7 +6994,7 @@
               <w:lang w:eastAsia="ru-RU"/>
             </w:rPr>
           </w:pPr>
-          <w:hyperlink w:anchor="_Toc234187686" w:history="1">
+          <w:hyperlink w:anchor="_Toc234274303" w:history="1">
             <w:r>
               <w:rPr>
                 <w:rStyle w:val="af7"/>
@@ -7012,7 +7021,7 @@
                 <w:noProof/>
                 <w:webHidden/>
               </w:rPr>
-              <w:instrText xml:space="preserve"> PAGEREF _Toc234187686 \h </w:instrText>
+              <w:instrText xml:space="preserve"> PAGEREF _Toc234274303 \h </w:instrText>
             </w:r>
             <w:r>
               <w:rPr>
@@ -7054,7 +7063,7 @@
               <w:lang w:eastAsia="ru-RU"/>
             </w:rPr>
           </w:pPr>
-          <w:hyperlink w:anchor="_Toc234187687" w:history="1">
+          <w:hyperlink w:anchor="_Toc234274304" w:history="1">
             <w:r>
               <w:rPr>
                 <w:rStyle w:val="af7"/>
@@ -7082,7 +7091,7 @@
                 <w:noProof/>
                 <w:webHidden/>
               </w:rPr>
-              <w:instrText xml:space="preserve"> PAGEREF _Toc234187687 \h </w:instrText>
+              <w:instrText xml:space="preserve"> PAGEREF _Toc234274304 \h </w:instrText>
             </w:r>
             <w:r>
               <w:rPr>
@@ -7107,68 +7116,6 @@
             <w:r>
               <w:rPr>
                 <w:noProof/>
-                <w:webHidden/>
-              </w:rPr>
-              <w:fldChar w:fldCharType="end"/>
-            </w:r>
-          </w:hyperlink>
-        </w:p>
-        <w:p>
-          <w:pPr>
-            <w:pStyle w:val="23"/>
-            <w:rPr>
-              <w:rFonts w:asciiTheme="minorHAnsi" w:eastAsiaTheme="minorEastAsia" w:hAnsiTheme="minorHAnsi" w:cstheme="minorBidi"/>
-              <w:sz w:val="24"/>
-              <w:szCs w:val="24"/>
-              <w:lang w:val="ru-RU" w:eastAsia="ru-RU"/>
-            </w:rPr>
-          </w:pPr>
-          <w:hyperlink w:anchor="_Toc234187688" w:history="1">
-            <w:r>
-              <w:rPr>
-                <w:rStyle w:val="af7"/>
-                <w:rFonts w:ascii="Arial" w:hAnsi="Arial" w:cs="Arial"/>
-                <w:i/>
-              </w:rPr>
-              <w:t>Документация приложений</w:t>
-            </w:r>
-            <w:r>
-              <w:rPr>
-                <w:webHidden/>
-              </w:rPr>
-              <w:tab/>
-            </w:r>
-            <w:r>
-              <w:rPr>
-                <w:webHidden/>
-              </w:rPr>
-              <w:fldChar w:fldCharType="begin"/>
-            </w:r>
-            <w:r>
-              <w:rPr>
-                <w:webHidden/>
-              </w:rPr>
-              <w:instrText xml:space="preserve"> PAGEREF _Toc234187688 \h </w:instrText>
-            </w:r>
-            <w:r>
-              <w:rPr>
-                <w:webHidden/>
-              </w:rPr>
-            </w:r>
-            <w:r>
-              <w:rPr>
-                <w:webHidden/>
-              </w:rPr>
-              <w:fldChar w:fldCharType="separate"/>
-            </w:r>
-            <w:r>
-              <w:rPr>
-                <w:webHidden/>
-              </w:rPr>
-              <w:t>2</w:t>
-            </w:r>
-            <w:r>
-              <w:rPr>
                 <w:webHidden/>
               </w:rPr>
               <w:fldChar w:fldCharType="end"/>
@@ -7262,7 +7209,7 @@
           <w14:ligatures w14:val="standardContextual"/>
         </w:rPr>
       </w:pPr>
-      <w:bookmarkStart w:id="4" w:name="_Toc234187672"/>
+      <w:bookmarkStart w:id="4" w:name="_Toc234274289"/>
       <w:r>
         <w:rPr>
           <w:rFonts w:ascii="Times New Roman" w:eastAsiaTheme="majorEastAsia" w:hAnsi="Times New Roman" w:cstheme="majorBidi"/>
@@ -7550,7 +7497,7 @@
         <w:pStyle w:val="16"/>
       </w:pPr>
       <w:bookmarkStart w:id="6" w:name="_Toc201009374"/>
-      <w:bookmarkStart w:id="7" w:name="_Toc234187673"/>
+      <w:bookmarkStart w:id="7" w:name="_Toc234274290"/>
       <w:r>
         <w:t>Аналитический</w:t>
       </w:r>
@@ -7584,7 +7531,7 @@
         </w:rPr>
       </w:pPr>
       <w:bookmarkStart w:id="8" w:name="_Toc201009375"/>
-      <w:bookmarkStart w:id="9" w:name="_Toc234187674"/>
+      <w:bookmarkStart w:id="9" w:name="_Toc234274291"/>
       <w:r>
         <w:rPr>
           <w:rStyle w:val="afff2"/>
@@ -7767,12 +7714,42 @@
     </w:p>
     <w:p>
       <w:pPr>
+        <w:spacing w:line="360" w:lineRule="auto"/>
+        <w:ind w:firstLine="709"/>
+        <w:contextualSpacing/>
+        <w:jc w:val="both"/>
+        <w:rPr>
+          <w:sz w:val="28"/>
+        </w:rPr>
+      </w:pPr>
+    </w:p>
+    <w:p>
+      <w:pPr>
+        <w:spacing w:line="360" w:lineRule="auto"/>
+        <w:contextualSpacing/>
+        <w:jc w:val="both"/>
+        <w:rPr>
+          <w:sz w:val="28"/>
+        </w:rPr>
+      </w:pPr>
+    </w:p>
+    <w:p>
+      <w:pPr>
+        <w:spacing w:line="120" w:lineRule="auto"/>
+        <w:contextualSpacing/>
+        <w:jc w:val="both"/>
+        <w:rPr>
+          <w:sz w:val="28"/>
+        </w:rPr>
+      </w:pPr>
+    </w:p>
+    <w:p>
+      <w:pPr>
         <w:pStyle w:val="24"/>
       </w:pPr>
       <w:bookmarkStart w:id="10" w:name="_Toc201009376"/>
-      <w:bookmarkStart w:id="11" w:name="_Toc234187675"/>
-      <w:r>
-        <w:lastRenderedPageBreak/>
+      <w:bookmarkStart w:id="11" w:name="_Toc234274292"/>
+      <w:r>
         <w:t>1.2 Постановка задачи</w:t>
       </w:r>
       <w:bookmarkEnd w:id="10"/>
@@ -7994,7 +7971,19 @@
         <w:rPr>
           <w:sz w:val="28"/>
         </w:rPr>
-        <w:t xml:space="preserve"> формирование и проверка электронной подписи команд управления на основе ГОСТ Р 34.10-2018, формирование и проверка подтверждений о выполнении команд, передаваемых с техники на пульт оператора.</w:t>
+        <w:t xml:space="preserve"> формирование и проверка электронной подписи команд управления на основе </w:t>
+      </w:r>
+      <w:r>
+        <w:rPr>
+          <w:sz w:val="28"/>
+        </w:rPr>
+        <w:t>ГОСТ 34.10-2018</w:t>
+      </w:r>
+      <w:r>
+        <w:rPr>
+          <w:sz w:val="28"/>
+        </w:rPr>
+        <w:t>, формирование и проверка подтверждений о выполнении команд, передаваемых с техники на пульт оператора.</w:t>
       </w:r>
     </w:p>
     <w:p>
@@ -8123,7 +8112,19 @@
         <w:rPr>
           <w:sz w:val="28"/>
         </w:rPr>
-        <w:t>Криптографические: обоснование выбора ГОСТ Р 34.10-2018 в качестве базового алгоритма, проведение сравнительного анализа его характеристик с альтернативными алгоритмами, изучение математической основы алгоритма и роли сессионного ключа в обеспечении стойкости подписи, а также анализ требований к генерации случайных чисел.</w:t>
+        <w:t xml:space="preserve">Криптографические: обоснование выбора </w:t>
+      </w:r>
+      <w:r>
+        <w:rPr>
+          <w:sz w:val="28"/>
+        </w:rPr>
+        <w:t>ГОСТ 34.10-2018</w:t>
+      </w:r>
+      <w:r>
+        <w:rPr>
+          <w:sz w:val="28"/>
+        </w:rPr>
+        <w:t xml:space="preserve"> в качестве базового алгоритма, проведение сравнительного анализа его характеристик с альтернативными алгоритмами, изучение математической основы алгоритма и роли сессионного ключа в обеспечении стойкости подписи, а также анализ требований к генерации случайных чисел.</w:t>
       </w:r>
     </w:p>
     <w:p>
@@ -8216,7 +8217,21 @@
         <w:rPr>
           <w:sz w:val="28"/>
         </w:rPr>
-        <w:t>Безопасность дистанционного управления играет ключевую роль в успешной цифровизации агропромышленного комплекса, а внедрение предложенной концепции позволит существенно повысить уровень защищенности и доверия к системам автоматизации. Персонализированное управление правами доступа, возможность дистанционного обновления списков доверенных ключей и обеспечение неотказуемости отправителя будут способствовать широкому внедрению и созданию безопасной среды управления. В целом, предлагаемая концепция может занять устойчивую позицию в области защиты систем дистанционного управления при условии комплексного подхода к ее реализации, включающего передовые криптографические стандарты, продуманную архитектуру и соответствие требованиям регуляторов</w:t>
+        <w:t xml:space="preserve">Безопасность дистанционного управления играет ключевую роль в успешной цифровизации агропромышленного комплекса, а внедрение предложенной концепции позволит существенно повысить уровень защищенности и доверия к системам автоматизации. Персонализированное управление правами доступа, возможность дистанционного обновления списков доверенных ключей и обеспечение </w:t>
+      </w:r>
+      <w:proofErr w:type="spellStart"/>
+      <w:r>
+        <w:rPr>
+          <w:sz w:val="28"/>
+        </w:rPr>
+        <w:t>неотказуемости</w:t>
+      </w:r>
+      <w:proofErr w:type="spellEnd"/>
+      <w:r>
+        <w:rPr>
+          <w:sz w:val="28"/>
+        </w:rPr>
+        <w:t xml:space="preserve"> отправителя будут способствовать широкому внедрению и созданию безопасной среды управления. В целом, предлагаемая концепция может занять устойчивую позицию в области защиты систем дистанционного управления при условии комплексного подхода к ее реализации, включающего передовые криптографические стандарты, продуманную архитектуру и соответствие требованиям регуляторов</w:t>
       </w:r>
       <w:r>
         <w:rPr>
@@ -8253,7 +8268,7 @@
       <w:pPr>
         <w:pStyle w:val="16"/>
       </w:pPr>
-      <w:bookmarkStart w:id="12" w:name="_Toc234187676"/>
+      <w:bookmarkStart w:id="12" w:name="_Toc234274293"/>
       <w:r>
         <w:t>Анализ угроз и выбор алгоритма электронной подписи</w:t>
       </w:r>
@@ -8308,7 +8323,7 @@
           <w:szCs w:val="28"/>
         </w:rPr>
       </w:pPr>
-      <w:bookmarkStart w:id="13" w:name="_Toc234187677"/>
+      <w:bookmarkStart w:id="13" w:name="_Toc234274294"/>
       <w:r>
         <w:rPr>
           <w:rFonts w:eastAsiaTheme="majorEastAsia" w:cstheme="majorBidi"/>
@@ -8520,7 +8535,23 @@
           <w:sz w:val="28"/>
           <w:szCs w:val="28"/>
         </w:rPr>
-        <w:t xml:space="preserve"> так называемую replay-атаку</w:t>
+        <w:t xml:space="preserve"> так называемую </w:t>
+      </w:r>
+      <w:proofErr w:type="spellStart"/>
+      <w:r>
+        <w:rPr>
+          <w:sz w:val="28"/>
+          <w:szCs w:val="28"/>
+        </w:rPr>
+        <w:t>replay</w:t>
+      </w:r>
+      <w:proofErr w:type="spellEnd"/>
+      <w:r>
+        <w:rPr>
+          <w:sz w:val="28"/>
+          <w:szCs w:val="28"/>
+        </w:rPr>
+        <w:t>-атаку</w:t>
       </w:r>
       <w:r>
         <w:rPr>
@@ -8683,7 +8714,7 @@
           <w:szCs w:val="28"/>
         </w:rPr>
       </w:pPr>
-      <w:bookmarkStart w:id="14" w:name="_Toc234187678"/>
+      <w:bookmarkStart w:id="14" w:name="_Toc234274295"/>
       <w:r>
         <w:rPr>
           <w:rFonts w:eastAsiaTheme="majorEastAsia" w:cstheme="majorBidi"/>
@@ -9863,7 +9894,7 @@
           <w:szCs w:val="28"/>
         </w:rPr>
       </w:pPr>
-      <w:bookmarkStart w:id="15" w:name="_Toc234187679"/>
+      <w:bookmarkStart w:id="15" w:name="_Toc234274296"/>
       <w:r>
         <w:rPr>
           <w:rFonts w:eastAsiaTheme="majorEastAsia" w:cstheme="majorBidi"/>
@@ -10585,7 +10616,23 @@
           <w:sz w:val="28"/>
           <w:szCs w:val="28"/>
         </w:rPr>
-        <w:t>34.11-2018 «Стрибог», разработанная с учетом современных требований к криптостойкости, включая устойчивость к коллизиям и к прообразу. Хеш-функция обеспечивает, что изменение хотя бы одного бита в команде приводит к несовпадению хеша и, как следствие, к недействительности подписи</w:t>
+        <w:t xml:space="preserve">34.11-2018 «Стрибог», разработанная с учетом современных требований к криптостойкости, включая устойчивость к коллизиям и к прообразу. Хеш-функция обеспечивает, что изменение хотя бы одного бита в команде приводит к несовпадению </w:t>
+      </w:r>
+      <w:proofErr w:type="spellStart"/>
+      <w:r>
+        <w:rPr>
+          <w:sz w:val="28"/>
+          <w:szCs w:val="28"/>
+        </w:rPr>
+        <w:t>хеша</w:t>
+      </w:r>
+      <w:proofErr w:type="spellEnd"/>
+      <w:r>
+        <w:rPr>
+          <w:sz w:val="28"/>
+          <w:szCs w:val="28"/>
+        </w:rPr>
+        <w:t xml:space="preserve"> и, как следствие, к недействительности подписи</w:t>
       </w:r>
       <w:r>
         <w:rPr>
@@ -12378,7 +12425,7 @@
         <w:pStyle w:val="16"/>
       </w:pPr>
       <w:bookmarkStart w:id="16" w:name="_Toc201009381"/>
-      <w:bookmarkStart w:id="17" w:name="_Toc234187680"/>
+      <w:bookmarkStart w:id="17" w:name="_Toc234274297"/>
       <w:r>
         <w:t>Алгоритмическое и программно</w:t>
       </w:r>
@@ -12441,7 +12488,7 @@
         </w:rPr>
       </w:pPr>
       <w:bookmarkStart w:id="18" w:name="_Toc201009382"/>
-      <w:bookmarkStart w:id="19" w:name="_Toc234187681"/>
+      <w:bookmarkStart w:id="19" w:name="_Toc234274298"/>
       <w:r>
         <w:rPr>
           <w:rStyle w:val="25"/>
@@ -12703,7 +12750,23 @@
           <w:sz w:val="28"/>
           <w:szCs w:val="28"/>
         </w:rPr>
-        <w:t xml:space="preserve">34.10-2018. Формируется пакет, включающий команду, идентификатор пульта, временную метку и подпись, и передается по радиоканалу на борт техники. Приемная сторона проверяет подпись с помощью открытого ключа: при успехе команда исполняется, при ошибке </w:t>
+        <w:t xml:space="preserve">34.10-2018. Формируется пакет, включающий команду, идентификатор пульта, временную метку и подпись, и передается по радиоканалу на </w:t>
+      </w:r>
+      <w:proofErr w:type="gramStart"/>
+      <w:r>
+        <w:rPr>
+          <w:sz w:val="28"/>
+          <w:szCs w:val="28"/>
+        </w:rPr>
+        <w:t>борт техники</w:t>
+      </w:r>
+      <w:proofErr w:type="gramEnd"/>
+      <w:r>
+        <w:rPr>
+          <w:sz w:val="28"/>
+          <w:szCs w:val="28"/>
+        </w:rPr>
+        <w:t xml:space="preserve">. Приемная сторона проверяет подпись с помощью открытого ключа: при успехе команда исполняется, при ошибке </w:t>
       </w:r>
       <w:r>
         <w:rPr>
@@ -12733,7 +12796,7 @@
         <w:pStyle w:val="24"/>
       </w:pPr>
       <w:bookmarkStart w:id="20" w:name="_Toc201009384"/>
-      <w:bookmarkStart w:id="21" w:name="_Toc234187682"/>
+      <w:bookmarkStart w:id="21" w:name="_Toc234274299"/>
       <w:r>
         <w:t>3.</w:t>
       </w:r>
@@ -12764,7 +12827,21 @@
           <w:sz w:val="28"/>
           <w:szCs w:val="28"/>
         </w:rPr>
-        <w:t>Для реализации имитационной модели системы криптографической защиты команд дистанционного управления агропромышленной техникой на основе ГОСТ Р 34.10-2018 был выбран язык программирования Python 3.12. Данный выбор обусловлен наличием развитых криптографических библиотек и средств для работы с большими числами, что позволяет оперативно реализовать и отладить все этапы алгоритма без привязки к конкретным аппаратным платформам. Python предоставляет широкие возможности для математических вычислений, работы с бинарными данными и реализации криптографических протоколов, а также поддерживает множество библиотек, которые позволяют эффективно решать задачи в области информационной безопасности и защиты информации</w:t>
+        <w:t xml:space="preserve">Для реализации имитационной модели системы криптографической защиты команд дистанционного управления агропромышленной техникой на основе </w:t>
+      </w:r>
+      <w:r>
+        <w:rPr>
+          <w:sz w:val="28"/>
+          <w:szCs w:val="28"/>
+        </w:rPr>
+        <w:t>ГОСТ 34.10-2018</w:t>
+      </w:r>
+      <w:r>
+        <w:rPr>
+          <w:sz w:val="28"/>
+          <w:szCs w:val="28"/>
+        </w:rPr>
+        <w:t xml:space="preserve"> был выбран язык программирования Python 3.12. Данный выбор обусловлен наличием развитых криптографических библиотек и средств для работы с большими числами, что позволяет оперативно реализовать и отладить все этапы алгоритма без привязки к конкретным аппаратным платформам. Python предоставляет широкие возможности для математических вычислений, работы с бинарными данными и реализации криптографических протоколов, а также поддерживает множество библиотек, которые позволяют эффективно решать задачи в области информационной безопасности и защиты информации</w:t>
       </w:r>
       <w:r>
         <w:rPr>
@@ -12814,7 +12891,51 @@
           <w:sz w:val="28"/>
           <w:szCs w:val="28"/>
         </w:rPr>
-        <w:t xml:space="preserve">Для реализации криптографических операций в соответствии с ГОСТ Р 34.10-2018 и ГОСТ Р 34.11-2018 (Стрибог) использовалась библиотека gostcrypto, предоставляющая реализацию отечественных стандартов хеширования и электронной подписи. Применение данной библиотеки позволило корректно реализовать формирование и проверку электронной </w:t>
+        <w:t xml:space="preserve">Для реализации криптографических операций в соответствии с </w:t>
+      </w:r>
+      <w:r>
+        <w:rPr>
+          <w:sz w:val="28"/>
+          <w:szCs w:val="28"/>
+        </w:rPr>
+        <w:t>ГОСТ 34.10-2018</w:t>
+      </w:r>
+      <w:r>
+        <w:rPr>
+          <w:sz w:val="28"/>
+          <w:szCs w:val="28"/>
+        </w:rPr>
+        <w:t xml:space="preserve"> и </w:t>
+      </w:r>
+      <w:r>
+        <w:rPr>
+          <w:sz w:val="28"/>
+          <w:szCs w:val="28"/>
+        </w:rPr>
+        <w:t>ГОСТ 34.11-2018</w:t>
+      </w:r>
+      <w:r>
+        <w:rPr>
+          <w:sz w:val="28"/>
+          <w:szCs w:val="28"/>
+        </w:rPr>
+        <w:t xml:space="preserve"> (Стрибог) использовалась библиотека </w:t>
+      </w:r>
+      <w:proofErr w:type="spellStart"/>
+      <w:r>
+        <w:rPr>
+          <w:sz w:val="28"/>
+          <w:szCs w:val="28"/>
+        </w:rPr>
+        <w:t>gostcrypto</w:t>
+      </w:r>
+      <w:proofErr w:type="spellEnd"/>
+      <w:r>
+        <w:rPr>
+          <w:sz w:val="28"/>
+          <w:szCs w:val="28"/>
+        </w:rPr>
+        <w:t xml:space="preserve">, предоставляющая реализацию отечественных стандартов хеширования и электронной подписи. Применение данной библиотеки позволило корректно реализовать формирование и проверку электронной подписи на эллиптической </w:t>
       </w:r>
       <w:r>
         <w:rPr>
@@ -12822,7 +12943,39 @@
           <w:szCs w:val="28"/>
         </w:rPr>
         <w:lastRenderedPageBreak/>
-        <w:t>подписи на эллиптической кривой с 256-битным уровнем стойкости, а также вычисление хеш-значений сообщений. Дополнительно использовались стандартные средства Python, включая модуль os для генерации случайных чисел и модуль dataclasses для структурирования данных, что позволило обеспечить удобное представление ключевых пар, пакетов и других сущностей системы</w:t>
+        <w:t xml:space="preserve">кривой с 256-битным уровнем стойкости, а также вычисление хеш-значений сообщений. Дополнительно использовались стандартные средства Python, включая модуль </w:t>
+      </w:r>
+      <w:proofErr w:type="spellStart"/>
+      <w:r>
+        <w:rPr>
+          <w:sz w:val="28"/>
+          <w:szCs w:val="28"/>
+        </w:rPr>
+        <w:t>os</w:t>
+      </w:r>
+      <w:proofErr w:type="spellEnd"/>
+      <w:r>
+        <w:rPr>
+          <w:sz w:val="28"/>
+          <w:szCs w:val="28"/>
+        </w:rPr>
+        <w:t xml:space="preserve"> для генерации случайных чисел и модуль </w:t>
+      </w:r>
+      <w:proofErr w:type="spellStart"/>
+      <w:r>
+        <w:rPr>
+          <w:sz w:val="28"/>
+          <w:szCs w:val="28"/>
+        </w:rPr>
+        <w:t>dataclasses</w:t>
+      </w:r>
+      <w:proofErr w:type="spellEnd"/>
+      <w:r>
+        <w:rPr>
+          <w:sz w:val="28"/>
+          <w:szCs w:val="28"/>
+        </w:rPr>
+        <w:t xml:space="preserve"> для структурирования данных, что позволило обеспечить удобное представление ключевых пар, пакетов и других сущностей системы</w:t>
       </w:r>
       <w:r>
         <w:rPr>
@@ -12887,7 +13040,7 @@
         <w:pStyle w:val="24"/>
       </w:pPr>
       <w:bookmarkStart w:id="22" w:name="_Toc201009385"/>
-      <w:bookmarkStart w:id="23" w:name="_Toc234187683"/>
+      <w:bookmarkStart w:id="23" w:name="_Toc234274300"/>
       <w:r>
         <w:t>3.</w:t>
       </w:r>
@@ -12965,7 +13118,79 @@
           <w:sz w:val="28"/>
           <w:szCs w:val="28"/>
         </w:rPr>
-        <w:t xml:space="preserve">В начале работы программы инициализируется криптографический провайдер GostProvider, который создает эллиптическую кривую согласно спецификации ГОСТ Р 34.10-2018. Провайдер реализует все основные криптографические операции: генерацию ключевой пары, вычисление хеш-значений по ГОСТ Р 34.11-2018 «Стрибог», формирование и проверку электронной подписи. Для каждой сущности — оператора или единицы техники — провайдер генерирует уникальную ключевую пару, состоящую из закрытого ключа (случайное число из интервала от 1 до </w:t>
+        <w:t xml:space="preserve">В начале работы программы инициализируется криптографический провайдер </w:t>
+      </w:r>
+      <w:proofErr w:type="spellStart"/>
+      <w:r>
+        <w:rPr>
+          <w:sz w:val="28"/>
+          <w:szCs w:val="28"/>
+        </w:rPr>
+        <w:t>GostProvider</w:t>
+      </w:r>
+      <w:proofErr w:type="spellEnd"/>
+      <w:r>
+        <w:rPr>
+          <w:sz w:val="28"/>
+          <w:szCs w:val="28"/>
+        </w:rPr>
+        <w:t xml:space="preserve">, который создает эллиптическую кривую согласно спецификации </w:t>
+      </w:r>
+      <w:r>
+        <w:rPr>
+          <w:sz w:val="28"/>
+          <w:szCs w:val="28"/>
+        </w:rPr>
+        <w:t>ГОСТ 34.10-2018</w:t>
+      </w:r>
+      <w:r>
+        <w:rPr>
+          <w:sz w:val="28"/>
+          <w:szCs w:val="28"/>
+        </w:rPr>
+        <w:t xml:space="preserve">. Провайдер реализует все основные криптографические операции: генерацию ключевой пары, вычисление хеш-значений по </w:t>
+      </w:r>
+      <w:r>
+        <w:rPr>
+          <w:sz w:val="28"/>
+          <w:szCs w:val="28"/>
+        </w:rPr>
+        <w:t>ГОСТ 34.11-2018</w:t>
+      </w:r>
+      <w:r>
+        <w:rPr>
+          <w:sz w:val="28"/>
+          <w:szCs w:val="28"/>
+        </w:rPr>
+        <w:t xml:space="preserve"> «Стрибог», формирование и проверку электронной подписи. Для каждой сущности </w:t>
+      </w:r>
+      <w:r>
+        <w:rPr>
+          <w:sz w:val="28"/>
+          <w:szCs w:val="28"/>
+        </w:rPr>
+        <w:t>–</w:t>
+      </w:r>
+      <w:r>
+        <w:rPr>
+          <w:sz w:val="28"/>
+          <w:szCs w:val="28"/>
+        </w:rPr>
+        <w:t xml:space="preserve"> оператора или единицы техники </w:t>
+      </w:r>
+      <w:r>
+        <w:rPr>
+          <w:sz w:val="28"/>
+          <w:szCs w:val="28"/>
+        </w:rPr>
+        <w:t>–</w:t>
+      </w:r>
+      <w:r>
+        <w:rPr>
+          <w:sz w:val="28"/>
+          <w:szCs w:val="28"/>
+        </w:rPr>
+        <w:t xml:space="preserve"> провайдер генерирует уникальную ключевую пару, состоящую из закрытого ключа (случайное число из интервала от 1 до </w:t>
       </w:r>
       <m:oMath>
         <m:r>
@@ -12982,7 +13207,21 @@
           <w:sz w:val="28"/>
           <w:szCs w:val="28"/>
         </w:rPr>
-        <w:t>) и открытого ключа, вычисляемого как результат скалярного умножения базовой точки эллиптической кривой на закрытый ключ. После генерации ключей происходит этап обмена открытыми ключами: каждый оператор добавляет в список доверенных открытый ключ техники, а техника — открытые ключи всех доверенных операторов. Сформированные ключевые пары могут сохраняться с использованием стандартных средств сериализации, что позволяет избежать повторной генерации при каждом запуске программы</w:t>
+        <w:t xml:space="preserve">) и открытого ключа, вычисляемого как результат скалярного умножения базовой точки эллиптической кривой на закрытый ключ. После генерации ключей происходит этап обмена открытыми ключами: каждый оператор добавляет в список доверенных открытый ключ техники, а техника </w:t>
+      </w:r>
+      <w:r>
+        <w:rPr>
+          <w:sz w:val="28"/>
+          <w:szCs w:val="28"/>
+        </w:rPr>
+        <w:t>–</w:t>
+      </w:r>
+      <w:r>
+        <w:rPr>
+          <w:sz w:val="28"/>
+          <w:szCs w:val="28"/>
+        </w:rPr>
+        <w:t xml:space="preserve"> открытые ключи всех доверенных операторов. Сформированные ключевые пары могут сохраняться с использованием стандартных средств сериализации, что позволяет избежать повторной генерации при каждом запуске программы</w:t>
       </w:r>
       <w:r>
         <w:rPr>
@@ -13007,7 +13246,67 @@
           <w:sz w:val="28"/>
           <w:szCs w:val="28"/>
         </w:rPr>
-        <w:t>Функция create_signed_message является центральной в процессе формирования защищенного пакета. Она принимает идентификатор получателя, тело сообщения, временную метку и тип сообщения. Для формирования подписи данные о получателе, номере пакета, временной метке и теле сообщения объединяются в единую строку, которая затем хешируется с использованием ГОСТ Р 34.11-2018, после чего вычисляется электронная подпись по алгоритму ГОСТ Р 34.10-2018. Сформированный пакет включает все необходимые поля: заголовок, идентификаторы отправителя и получателя, номер пакета, временную метку, тело сообщения и электронную подпись. Такой подход обеспечивает привязку подписи к конкретному содержимому пакета и гарантирует обнаружение любых модификаций в процессе передачи</w:t>
+        <w:t xml:space="preserve">Функция </w:t>
+      </w:r>
+      <w:proofErr w:type="spellStart"/>
+      <w:r>
+        <w:rPr>
+          <w:sz w:val="28"/>
+          <w:szCs w:val="28"/>
+        </w:rPr>
+        <w:t>create_signed_message</w:t>
+      </w:r>
+      <w:proofErr w:type="spellEnd"/>
+      <w:r>
+        <w:rPr>
+          <w:sz w:val="28"/>
+          <w:szCs w:val="28"/>
+        </w:rPr>
+        <w:t xml:space="preserve"> является центральной в процессе формирования защищенного пакета. Она принимает идентификатор получателя, тело сообщения, временную метку и тип сообщения. Для формирования подписи данные о получателе, номере пакета, временной метке и теле сообщения объединяются в единую строку, которая затем </w:t>
+      </w:r>
+      <w:proofErr w:type="spellStart"/>
+      <w:r>
+        <w:rPr>
+          <w:sz w:val="28"/>
+          <w:szCs w:val="28"/>
+        </w:rPr>
+        <w:t>хешируется</w:t>
+      </w:r>
+      <w:proofErr w:type="spellEnd"/>
+      <w:r>
+        <w:rPr>
+          <w:sz w:val="28"/>
+          <w:szCs w:val="28"/>
+        </w:rPr>
+        <w:t xml:space="preserve"> с использованием </w:t>
+      </w:r>
+      <w:r>
+        <w:rPr>
+          <w:sz w:val="28"/>
+          <w:szCs w:val="28"/>
+        </w:rPr>
+        <w:t>ГОСТ 34.11-2018</w:t>
+      </w:r>
+      <w:r>
+        <w:rPr>
+          <w:sz w:val="28"/>
+          <w:szCs w:val="28"/>
+        </w:rPr>
+        <w:t xml:space="preserve">, после чего вычисляется электронная подпись по алгоритму </w:t>
+      </w:r>
+      <w:r>
+        <w:rPr>
+          <w:sz w:val="28"/>
+          <w:szCs w:val="28"/>
+        </w:rPr>
+        <w:t>ГОСТ 34.10-2018</w:t>
+      </w:r>
+      <w:r>
+        <w:rPr>
+          <w:sz w:val="28"/>
+          <w:szCs w:val="28"/>
+        </w:rPr>
+        <w:t>. Сформированный пакет включает все необходимые поля: заголовок, идентификаторы отправителя и получателя, номер пакета, временную метку, тело сообщения и электронную подпись. Такой подход обеспечивает привязку подписи к конкретному содержимому пакета и гарантирует обнаружение любых модификаций в процессе передачи</w:t>
       </w:r>
       <w:r>
         <w:rPr>
@@ -13032,7 +13331,23 @@
           <w:sz w:val="28"/>
           <w:szCs w:val="28"/>
         </w:rPr>
-        <w:t xml:space="preserve">Функция verify_message реализует проверку подлинности и целостности полученного сообщения. При получении пакета проверяется, что адресат </w:t>
+        <w:t xml:space="preserve">Функция </w:t>
+      </w:r>
+      <w:proofErr w:type="spellStart"/>
+      <w:r>
+        <w:rPr>
+          <w:sz w:val="28"/>
+          <w:szCs w:val="28"/>
+        </w:rPr>
+        <w:t>verify_message</w:t>
+      </w:r>
+      <w:proofErr w:type="spellEnd"/>
+      <w:r>
+        <w:rPr>
+          <w:sz w:val="28"/>
+          <w:szCs w:val="28"/>
+        </w:rPr>
+        <w:t xml:space="preserve"> реализует проверку подлинности и целостности полученного сообщения. При получении пакета проверяется, что адресат </w:t>
       </w:r>
       <w:r>
         <w:rPr>
@@ -13040,7 +13355,37 @@
           <w:szCs w:val="28"/>
         </w:rPr>
         <w:lastRenderedPageBreak/>
-        <w:t>соответствует текущей сущности, а отправитель присутствует в списке доверенных. Затем вычисляется хеш полученных данных и проверяется электронная подпись с использованием открытого ключа отправителя. Дополнительно выполняется проверка временной метки для защиты от атак повторного воспроизведения — пакет принимается только в том случае, если его временная метка превышает значение последней принятой метки. При успешном прохождении всех проверок сообщение считается подлинным и целостным, после чего оно принимается к исполнению. В случае нарушения любого из условий сообщение отклоняется с соответствующим уведомлением</w:t>
+        <w:t xml:space="preserve">соответствует текущей сущности, а отправитель присутствует в списке доверенных. Затем вычисляется </w:t>
+      </w:r>
+      <w:proofErr w:type="spellStart"/>
+      <w:r>
+        <w:rPr>
+          <w:sz w:val="28"/>
+          <w:szCs w:val="28"/>
+        </w:rPr>
+        <w:t>хеш</w:t>
+      </w:r>
+      <w:proofErr w:type="spellEnd"/>
+      <w:r>
+        <w:rPr>
+          <w:sz w:val="28"/>
+          <w:szCs w:val="28"/>
+        </w:rPr>
+        <w:t xml:space="preserve"> полученных данных и проверяется электронная подпись с использованием открытого ключа отправителя. Дополнительно выполняется проверка временной метки для защиты от атак повторного воспроизведения </w:t>
+      </w:r>
+      <w:r>
+        <w:rPr>
+          <w:sz w:val="28"/>
+          <w:szCs w:val="28"/>
+        </w:rPr>
+        <w:t>–</w:t>
+      </w:r>
+      <w:r>
+        <w:rPr>
+          <w:sz w:val="28"/>
+          <w:szCs w:val="28"/>
+        </w:rPr>
+        <w:t xml:space="preserve"> пакет принимается только в том случае, если его временная метка превышает значение последней принятой метки. При успешном прохождении всех проверок сообщение считается подлинным и целостным, после чего оно принимается к исполнению. В случае нарушения любого из условий сообщение отклоняется с соответствующим уведомлением</w:t>
       </w:r>
       <w:r>
         <w:rPr>
@@ -13065,7 +13410,37 @@
           <w:sz w:val="28"/>
           <w:szCs w:val="28"/>
         </w:rPr>
-        <w:t>Для повышения наглядности и прозрачности работы системы все этапы формирования и проверки пакетов сопровождаются детальным логированием. В консоль выводятся все значимые параметры: сгенерированные ключевые пары и их идентификаторы, хеш-значения подписываемых данных, компоненты подписи, а также результаты проверки на каждом этапе. Такой подход позволяет наглядно продемонстрировать корректность работы алгоритма при штатном обмене и выявить причины отклонения пакетов при имитации атак. Программа реализует пять сценариев моделирования: нормальная передача команды с подтверждением, пассивный перехват, активная модификация (MITM-атака), атака повторного воспроизведения (replay) и отзыв ключа при увольнении оператора. Каждый сценарий наглядно демонстрирует соответствующее свойство системы защиты — подлинность, целостность, защиту от повторов и управляемость правами доступа</w:t>
+        <w:t>Для повышения наглядности и прозрачности работы системы все этапы формирования и проверки пакетов сопровождаются детальным логированием. В консоль выводятся все значимые параметры: сгенерированные ключевые пары и их идентификаторы, хеш-значения подписываемых данных, компоненты подписи, а также результаты проверки на каждом этапе. Такой подход позволяет наглядно продемонстрировать корректность работы алгоритма при штатном обмене и выявить причины отклонения пакетов при имитации атак. Программа реализует пять сценариев моделирования: нормальная передача команды с подтверждением, пассивный перехват, активная модификация (MITM-атака), атака повторного воспроизведения (</w:t>
+      </w:r>
+      <w:proofErr w:type="spellStart"/>
+      <w:r>
+        <w:rPr>
+          <w:sz w:val="28"/>
+          <w:szCs w:val="28"/>
+        </w:rPr>
+        <w:t>replay</w:t>
+      </w:r>
+      <w:proofErr w:type="spellEnd"/>
+      <w:r>
+        <w:rPr>
+          <w:sz w:val="28"/>
+          <w:szCs w:val="28"/>
+        </w:rPr>
+        <w:t xml:space="preserve">) и отзыв ключа при увольнении оператора. Каждый сценарий наглядно демонстрирует соответствующее свойство системы защиты </w:t>
+      </w:r>
+      <w:r>
+        <w:rPr>
+          <w:sz w:val="28"/>
+          <w:szCs w:val="28"/>
+        </w:rPr>
+        <w:t>–</w:t>
+      </w:r>
+      <w:r>
+        <w:rPr>
+          <w:sz w:val="28"/>
+          <w:szCs w:val="28"/>
+        </w:rPr>
+        <w:t xml:space="preserve"> подлинность, целостность, защиту от повторов и управляемость правами доступа</w:t>
       </w:r>
       <w:r>
         <w:rPr>
@@ -13095,7 +13470,7 @@
         <w:pStyle w:val="16"/>
       </w:pPr>
       <w:bookmarkStart w:id="24" w:name="_Toc201009386"/>
-      <w:bookmarkStart w:id="25" w:name="_Toc234187684"/>
+      <w:bookmarkStart w:id="25" w:name="_Toc234274301"/>
       <w:r>
         <w:lastRenderedPageBreak/>
         <w:t>Демонстрация работы</w:t>
@@ -13120,7 +13495,19 @@
         <w:rPr>
           <w:sz w:val="28"/>
         </w:rPr>
-        <w:t>Произведём тестирование разработанной имитационной модели системы криптографической защиты команд дистанционного управления агропромышленной техникой на основе ГОСТ Р 34.10-2018. На рисунке 2 представлен общий вид работы программы в консольном режиме</w:t>
+        <w:t xml:space="preserve">Произведём тестирование разработанной имитационной модели системы криптографической защиты команд дистанционного управления агропромышленной техникой на основе </w:t>
+      </w:r>
+      <w:r>
+        <w:rPr>
+          <w:sz w:val="28"/>
+        </w:rPr>
+        <w:t>ГОСТ 34.10-2018</w:t>
+      </w:r>
+      <w:r>
+        <w:rPr>
+          <w:sz w:val="28"/>
+        </w:rPr>
+        <w:t>. На рисунке 2 представлен общий вид работы программы в консольном режиме</w:t>
       </w:r>
       <w:r>
         <w:rPr>
@@ -13153,6 +13540,7 @@
       <w:r>
         <w:rPr>
           <w:b/>
+          <w:noProof/>
           <w:sz w:val="32"/>
           <w:szCs w:val="32"/>
         </w:rPr>
@@ -13291,7 +13679,21 @@
         <w:rPr>
           <w:sz w:val="28"/>
         </w:rPr>
-        <w:t>иллюстрирует защиту от replay-атак</w:t>
+        <w:t xml:space="preserve">иллюстрирует защиту от </w:t>
+      </w:r>
+      <w:proofErr w:type="spellStart"/>
+      <w:r>
+        <w:rPr>
+          <w:sz w:val="28"/>
+        </w:rPr>
+        <w:t>replay</w:t>
+      </w:r>
+      <w:proofErr w:type="spellEnd"/>
+      <w:r>
+        <w:rPr>
+          <w:sz w:val="28"/>
+        </w:rPr>
+        <w:t>-атак</w:t>
       </w:r>
       <w:r>
         <w:rPr>
@@ -13303,7 +13705,19 @@
         <w:rPr>
           <w:sz w:val="28"/>
         </w:rPr>
-        <w:t>демонстрирует управляемость правами доступа — при отзыве ключа уволенного оператора его команды перестают приниматься техникой</w:t>
+        <w:t xml:space="preserve">демонстрирует управляемость правами доступа </w:t>
+      </w:r>
+      <w:r>
+        <w:rPr>
+          <w:sz w:val="28"/>
+        </w:rPr>
+        <w:t>–</w:t>
+      </w:r>
+      <w:r>
+        <w:rPr>
+          <w:sz w:val="28"/>
+        </w:rPr>
+        <w:t xml:space="preserve"> при отзыве ключа уволенного оператора его команды перестают приниматься техникой</w:t>
       </w:r>
       <w:r>
         <w:rPr>
@@ -13353,6 +13767,7 @@
       <w:r>
         <w:rPr>
           <w:b/>
+          <w:noProof/>
           <w:sz w:val="32"/>
           <w:szCs w:val="32"/>
         </w:rPr>
@@ -13449,7 +13864,21 @@
           <w:sz w:val="28"/>
           <w:szCs w:val="28"/>
         </w:rPr>
-        <w:t>На рисунке 4 показан результат проверки подписи при нормальном обмене командами — подпись успешно верифицируется, техника принимает команду к исполнению и формирует подтверждение</w:t>
+        <w:t xml:space="preserve">На рисунке 4 показан результат проверки подписи при нормальном обмене командами </w:t>
+      </w:r>
+      <w:r>
+        <w:rPr>
+          <w:sz w:val="28"/>
+          <w:szCs w:val="28"/>
+        </w:rPr>
+        <w:t>–</w:t>
+      </w:r>
+      <w:r>
+        <w:rPr>
+          <w:sz w:val="28"/>
+          <w:szCs w:val="28"/>
+        </w:rPr>
+        <w:t xml:space="preserve"> подпись успешно верифицируется, техника принимает команду к исполнению и формирует подтверждение</w:t>
       </w:r>
       <w:r>
         <w:rPr>
@@ -13473,6 +13902,7 @@
       <w:r>
         <w:rPr>
           <w:b/>
+          <w:noProof/>
           <w:sz w:val="32"/>
           <w:szCs w:val="32"/>
         </w:rPr>
@@ -13585,21 +14015,7 @@
           <w:sz w:val="28"/>
           <w:szCs w:val="32"/>
         </w:rPr>
-        <w:t xml:space="preserve">На рисунке 5 представлен сценарий активной модификации: злоумышленник изменяет тело сообщения, но не пересчитывает подпись, в результате чего проверка завершается </w:t>
-      </w:r>
-      <w:r>
-        <w:rPr>
-          <w:sz w:val="28"/>
-          <w:szCs w:val="32"/>
-        </w:rPr>
-        <w:t>неудачей,</w:t>
-      </w:r>
-      <w:r>
-        <w:rPr>
-          <w:sz w:val="28"/>
-          <w:szCs w:val="32"/>
-        </w:rPr>
-        <w:t xml:space="preserve"> и команда отклоняется.</w:t>
+        <w:t>На рисунке 5 представлен сценарий активной модификации: злоумышленник изменяет тело сообщения, но не пересчитывает подпись, в результате чего проверка завершается неудачей, и команда отклоняется.</w:t>
       </w:r>
     </w:p>
     <w:p>
@@ -13625,6 +14041,7 @@
       </w:pPr>
       <w:r>
         <w:rPr>
+          <w:noProof/>
           <w:sz w:val="32"/>
           <w:szCs w:val="32"/>
         </w:rPr>
@@ -13734,7 +14151,37 @@
           <w:sz w:val="28"/>
           <w:szCs w:val="28"/>
         </w:rPr>
-        <w:t>На рисунке 6 показана защита от replay-атаки — повторная передача пакета с той же временной меткой отклоняется системой, что предотвращает десинхронизацию работы техники</w:t>
+        <w:t xml:space="preserve">На рисунке 6 показана защита от </w:t>
+      </w:r>
+      <w:proofErr w:type="spellStart"/>
+      <w:r>
+        <w:rPr>
+          <w:sz w:val="28"/>
+          <w:szCs w:val="28"/>
+        </w:rPr>
+        <w:t>replay</w:t>
+      </w:r>
+      <w:proofErr w:type="spellEnd"/>
+      <w:r>
+        <w:rPr>
+          <w:sz w:val="28"/>
+          <w:szCs w:val="28"/>
+        </w:rPr>
+        <w:t xml:space="preserve">-атаки </w:t>
+      </w:r>
+      <w:r>
+        <w:rPr>
+          <w:sz w:val="28"/>
+          <w:szCs w:val="28"/>
+        </w:rPr>
+        <w:t>–</w:t>
+      </w:r>
+      <w:r>
+        <w:rPr>
+          <w:sz w:val="28"/>
+          <w:szCs w:val="28"/>
+        </w:rPr>
+        <w:t xml:space="preserve"> повторная передача пакета с той же временной меткой отклоняется системой, что предотвращает десинхронизацию работы техники</w:t>
       </w:r>
       <w:r>
         <w:rPr>
@@ -13758,6 +14205,7 @@
       <w:r>
         <w:rPr>
           <w:b/>
+          <w:noProof/>
           <w:sz w:val="32"/>
           <w:szCs w:val="32"/>
         </w:rPr>
@@ -13868,7 +14316,21 @@
           <w:sz w:val="28"/>
           <w:szCs w:val="28"/>
         </w:rPr>
-        <w:t>На рисунке 7 представлен результат отзыва ключа уволенного оператора — его команда отклоняется, поскольку отправитель отсутствует в списке доверенных</w:t>
+        <w:t xml:space="preserve">На рисунке 7 представлен результат отзыва ключа уволенного оператора </w:t>
+      </w:r>
+      <w:r>
+        <w:rPr>
+          <w:sz w:val="28"/>
+          <w:szCs w:val="28"/>
+        </w:rPr>
+        <w:t>–</w:t>
+      </w:r>
+      <w:r>
+        <w:rPr>
+          <w:sz w:val="28"/>
+          <w:szCs w:val="28"/>
+        </w:rPr>
+        <w:t xml:space="preserve"> его команда отклоняется, поскольку отправитель отсутствует в списке доверенных</w:t>
       </w:r>
       <w:r>
         <w:rPr>
@@ -13892,6 +14354,7 @@
       <w:r>
         <w:rPr>
           <w:b/>
+          <w:noProof/>
           <w:sz w:val="32"/>
           <w:szCs w:val="32"/>
         </w:rPr>
@@ -14006,7 +14469,31 @@
         <w:rPr>
           <w:sz w:val="28"/>
         </w:rPr>
-        <w:t>В ходе тестирования была продемонстрирована эффективность работы алгоритмов криптографической защиты, реализованных на основе ГОСТ Р 34.10-2018. При обработке каждого сценария система корректно идентифицировала нарушения и принимала соответствующие меры защиты — отклоняла поддельные, модифицированные или повторно переданные пакеты, а также команды от недоверенных отправителей. Анализ результатов показал, что алгоритм корректно обеспечивает подлинность источника, целостность данных, защиту от повторного воспроизведения и управляемость правами доступа.</w:t>
+        <w:t xml:space="preserve">В ходе тестирования была продемонстрирована эффективность работы алгоритмов криптографической защиты, реализованных на основе </w:t>
+      </w:r>
+      <w:r>
+        <w:rPr>
+          <w:sz w:val="28"/>
+        </w:rPr>
+        <w:t>ГОСТ 34.10-2018</w:t>
+      </w:r>
+      <w:r>
+        <w:rPr>
+          <w:sz w:val="28"/>
+        </w:rPr>
+        <w:t xml:space="preserve">. При обработке каждого сценария система корректно идентифицировала нарушения и принимала соответствующие меры защиты </w:t>
+      </w:r>
+      <w:r>
+        <w:rPr>
+          <w:sz w:val="28"/>
+        </w:rPr>
+        <w:t>–</w:t>
+      </w:r>
+      <w:r>
+        <w:rPr>
+          <w:sz w:val="28"/>
+        </w:rPr>
+        <w:t xml:space="preserve"> отклоняла поддельные, модифицированные или повторно переданные пакеты, а также команды от недоверенных отправителей. Анализ результатов показал, что алгоритм корректно обеспечивает подлинность источника, целостность данных, защиту от повторного воспроизведения и управляемость правами доступа.</w:t>
       </w:r>
     </w:p>
     <w:p>
@@ -14068,7 +14555,7 @@
       </w:pPr>
       <w:bookmarkStart w:id="26" w:name="_Toc138244742"/>
       <w:bookmarkStart w:id="27" w:name="_Toc201009387"/>
-      <w:bookmarkStart w:id="28" w:name="_Toc234187685"/>
+      <w:bookmarkStart w:id="28" w:name="_Toc234274302"/>
       <w:bookmarkEnd w:id="5"/>
       <w:r>
         <w:rPr>
@@ -14128,7 +14615,18 @@
           <w:lang w:eastAsia="en-US"/>
           <w14:ligatures w14:val="standardContextual"/>
         </w:rPr>
-        <w:t>В процессе выполнения задания на производственную, научно-исследовательскую практику была поставлена задача обоснования концепции системы криптографической защиты команд дистанционного управления агропромышленной техникой на основе отечественного стандарта электронной подписи ГОСТ Р 34.10-2018</w:t>
+        <w:t xml:space="preserve">В процессе выполнения задания на производственную, научно-исследовательскую практику была поставлена задача обоснования концепции системы криптографической защиты команд дистанционного управления агропромышленной техникой на основе отечественного стандарта электронной подписи </w:t>
+      </w:r>
+      <w:r>
+        <w:rPr>
+          <w:rFonts w:eastAsiaTheme="minorHAnsi" w:cstheme="minorBidi"/>
+          <w:kern w:val="2"/>
+          <w:sz w:val="28"/>
+          <w:szCs w:val="22"/>
+          <w:lang w:eastAsia="en-US"/>
+          <w14:ligatures w14:val="standardContextual"/>
+        </w:rPr>
+        <w:t>ГОСТ 34.10-2018</w:t>
       </w:r>
       <w:r>
         <w:rPr>
@@ -14154,7 +14652,21 @@
           <w:sz w:val="28"/>
           <w:szCs w:val="28"/>
         </w:rPr>
-        <w:t>В результате выполненной работы был проведен анализ нормативной базы в области защиты информации, в ходе которого выявлено отсутствие определения некриптографических методов защиты информации применительно к радиоканалам, что создает неопределенность при оценке защищенности систем дистанционного управления. Разработана модель угроз для беспроводного канала управления агропромышленной техникой, включающая пассивный перехват, активные атаки с модификацией и повторным воспроизведением, а также действия инсайдера. На основе анализа требований к защите и ограничений, накладываемых условиями эксплуатации, обоснован выбор отечественного стандарта электронной подписи ГОСТ Р 34.10-2018, обеспечивающего 256-битный уровень криптостойкости, компактный размер подписи и приемлемое время вычислений. Предложена архитектура двусторонней защищенной системы, предусматривающая подписание как команд управления, так и подтверждений о выполнении команд</w:t>
+        <w:t xml:space="preserve">В результате выполненной работы был проведен анализ нормативной базы в области защиты информации, в ходе которого выявлено отсутствие определения некриптографических методов защиты информации применительно к радиоканалам, что создает неопределенность при оценке защищенности систем дистанционного управления. Разработана модель угроз для беспроводного канала управления агропромышленной техникой, включающая пассивный перехват, активные атаки с модификацией и повторным воспроизведением, а также действия инсайдера. На основе анализа требований к защите и ограничений, накладываемых условиями эксплуатации, обоснован выбор отечественного стандарта электронной подписи </w:t>
+      </w:r>
+      <w:r>
+        <w:rPr>
+          <w:sz w:val="28"/>
+          <w:szCs w:val="28"/>
+        </w:rPr>
+        <w:t>ГОСТ 34.10-2018</w:t>
+      </w:r>
+      <w:r>
+        <w:rPr>
+          <w:sz w:val="28"/>
+          <w:szCs w:val="28"/>
+        </w:rPr>
+        <w:t>, обеспечивающего 256-битный уровень криптостойкости, компактный размер подписи и приемлемое время вычислений. Предложена архитектура двусторонней защищенной системы, предусматривающая подписание как команд управления, так и подтверждений о выполнении команд</w:t>
       </w:r>
       <w:r>
         <w:rPr>
@@ -14204,7 +14716,7 @@
           <w:szCs w:val="28"/>
         </w:rPr>
       </w:pPr>
-      <w:bookmarkStart w:id="30" w:name="_Toc234187686"/>
+      <w:bookmarkStart w:id="30" w:name="_Toc234274303"/>
       <w:r>
         <w:rPr>
           <w:rFonts w:ascii="Times New Roman" w:hAnsi="Times New Roman"/>
@@ -14253,7 +14765,23 @@
           <w:sz w:val="28"/>
           <w:szCs w:val="28"/>
         </w:rPr>
-        <w:t xml:space="preserve">erifiedmarketreports.com: Размер мирового рынка сельскохозяйственных роботов, доля, рост отрасли и прогноз на 2026-2034 гг. : </w:t>
+        <w:t xml:space="preserve">erifiedmarketreports.com: Размер мирового рынка сельскохозяйственных роботов, доля, рост отрасли и прогноз на 2026-2034 </w:t>
+      </w:r>
+      <w:proofErr w:type="gramStart"/>
+      <w:r>
+        <w:rPr>
+          <w:sz w:val="28"/>
+          <w:szCs w:val="28"/>
+        </w:rPr>
+        <w:t>гг. :</w:t>
+      </w:r>
+      <w:proofErr w:type="gramEnd"/>
+      <w:r>
+        <w:rPr>
+          <w:sz w:val="28"/>
+          <w:szCs w:val="28"/>
+        </w:rPr>
+        <w:t xml:space="preserve"> </w:t>
       </w:r>
       <w:r>
         <w:rPr>
@@ -14312,12 +14840,21 @@
         </w:rPr>
         <w:t xml:space="preserve"> </w:t>
       </w:r>
-      <w:r>
-        <w:rPr>
-          <w:sz w:val="28"/>
-          <w:szCs w:val="28"/>
-        </w:rPr>
-        <w:t xml:space="preserve">agricultural-robots-market/ </w:t>
+      <w:proofErr w:type="spellStart"/>
+      <w:r>
+        <w:rPr>
+          <w:sz w:val="28"/>
+          <w:szCs w:val="28"/>
+        </w:rPr>
+        <w:t>agricultural-robots-market</w:t>
+      </w:r>
+      <w:proofErr w:type="spellEnd"/>
+      <w:r>
+        <w:rPr>
+          <w:sz w:val="28"/>
+          <w:szCs w:val="28"/>
+        </w:rPr>
+        <w:t xml:space="preserve">/ </w:t>
       </w:r>
       <w:r>
         <w:rPr>
@@ -14544,12 +15081,21 @@
           <w:szCs w:val="28"/>
         </w:rPr>
       </w:pPr>
-      <w:r>
-        <w:rPr>
-          <w:sz w:val="28"/>
-          <w:szCs w:val="28"/>
-        </w:rPr>
-        <w:t>Леладзе, А. М. Обеспечение защиты информации от утечки по техническим каналам. – Курск: Юго-Западный государственный университет, 2022. – С. 122-125</w:t>
+      <w:proofErr w:type="spellStart"/>
+      <w:r>
+        <w:rPr>
+          <w:sz w:val="28"/>
+          <w:szCs w:val="28"/>
+        </w:rPr>
+        <w:t>Леладзе</w:t>
+      </w:r>
+      <w:proofErr w:type="spellEnd"/>
+      <w:r>
+        <w:rPr>
+          <w:sz w:val="28"/>
+          <w:szCs w:val="28"/>
+        </w:rPr>
+        <w:t>, А. М. Обеспечение защиты информации от утечки по техническим каналам. – Курск: Юго-Западный государственный университет, 2022. – С. 122-125</w:t>
       </w:r>
       <w:r>
         <w:rPr>
@@ -14951,7 +15497,7 @@
         </w:rPr>
       </w:pPr>
       <w:bookmarkStart w:id="31" w:name="_Toc201009389"/>
-      <w:bookmarkStart w:id="32" w:name="_Toc234187687"/>
+      <w:bookmarkStart w:id="32" w:name="_Toc234274304"/>
       <w:r>
         <w:rPr>
           <w:rFonts w:ascii="Times New Roman" w:eastAsiaTheme="majorEastAsia" w:hAnsi="Times New Roman" w:cstheme="majorBidi"/>
@@ -15104,7 +15650,67 @@
           <w:szCs w:val="24"/>
           <w:lang w:val="en-US" w:eastAsia="en-US"/>
         </w:rPr>
-        <w:t>def run_simulation(provider: GostProvider) -&gt; None:</w:t>
+        <w:t xml:space="preserve">def </w:t>
+      </w:r>
+      <w:proofErr w:type="spellStart"/>
+      <w:r>
+        <w:rPr>
+          <w:rFonts w:eastAsiaTheme="minorHAnsi"/>
+          <w:sz w:val="24"/>
+          <w:szCs w:val="24"/>
+          <w:lang w:val="en-US" w:eastAsia="en-US"/>
+        </w:rPr>
+        <w:t>run_</w:t>
+      </w:r>
+      <w:proofErr w:type="gramStart"/>
+      <w:r>
+        <w:rPr>
+          <w:rFonts w:eastAsiaTheme="minorHAnsi"/>
+          <w:sz w:val="24"/>
+          <w:szCs w:val="24"/>
+          <w:lang w:val="en-US" w:eastAsia="en-US"/>
+        </w:rPr>
+        <w:t>simulation</w:t>
+      </w:r>
+      <w:proofErr w:type="spellEnd"/>
+      <w:r>
+        <w:rPr>
+          <w:rFonts w:eastAsiaTheme="minorHAnsi"/>
+          <w:sz w:val="24"/>
+          <w:szCs w:val="24"/>
+          <w:lang w:val="en-US" w:eastAsia="en-US"/>
+        </w:rPr>
+        <w:t>(</w:t>
+      </w:r>
+      <w:proofErr w:type="gramEnd"/>
+      <w:r>
+        <w:rPr>
+          <w:rFonts w:eastAsiaTheme="minorHAnsi"/>
+          <w:sz w:val="24"/>
+          <w:szCs w:val="24"/>
+          <w:lang w:val="en-US" w:eastAsia="en-US"/>
+        </w:rPr>
+        <w:t xml:space="preserve">provider: </w:t>
+      </w:r>
+      <w:proofErr w:type="spellStart"/>
+      <w:r>
+        <w:rPr>
+          <w:rFonts w:eastAsiaTheme="minorHAnsi"/>
+          <w:sz w:val="24"/>
+          <w:szCs w:val="24"/>
+          <w:lang w:val="en-US" w:eastAsia="en-US"/>
+        </w:rPr>
+        <w:t>GostProvider</w:t>
+      </w:r>
+      <w:proofErr w:type="spellEnd"/>
+      <w:r>
+        <w:rPr>
+          <w:rFonts w:eastAsiaTheme="minorHAnsi"/>
+          <w:sz w:val="24"/>
+          <w:szCs w:val="24"/>
+          <w:lang w:val="en-US" w:eastAsia="en-US"/>
+        </w:rPr>
+        <w:t>) -&gt; None:</w:t>
       </w:r>
     </w:p>
     <w:p>
@@ -15139,6 +15745,7 @@
         </w:rPr>
         <w:t>_</w:t>
       </w:r>
+      <w:proofErr w:type="gramStart"/>
       <w:r>
         <w:rPr>
           <w:rFonts w:eastAsiaTheme="minorHAnsi"/>
@@ -15155,7 +15762,17 @@
           <w:szCs w:val="24"/>
           <w:lang w:eastAsia="en-US"/>
         </w:rPr>
-        <w:t>("ИМИТАЦИЯ ЗАЩИЩЁННОГО ОБМЕНА КОМАНДАМИ (ГОСТ 34.10-2018)")</w:t>
+        <w:t>(</w:t>
+      </w:r>
+      <w:proofErr w:type="gramEnd"/>
+      <w:r>
+        <w:rPr>
+          <w:rFonts w:eastAsiaTheme="minorHAnsi"/>
+          <w:sz w:val="24"/>
+          <w:szCs w:val="24"/>
+          <w:lang w:eastAsia="en-US"/>
+        </w:rPr>
+        <w:t>"ИМИТАЦИЯ ЗАЩИЩЁННОГО ОБМЕНА КОМАНДАМИ (ГОСТ 34.10-2018)")</w:t>
       </w:r>
     </w:p>
     <w:p>
@@ -15181,6 +15798,7 @@
         </w:rPr>
         <w:t xml:space="preserve">    </w:t>
       </w:r>
+      <w:proofErr w:type="gramStart"/>
       <w:r>
         <w:rPr>
           <w:rFonts w:eastAsiaTheme="minorHAnsi"/>
@@ -15199,6 +15817,7 @@
         </w:rPr>
         <w:t>(</w:t>
       </w:r>
+      <w:proofErr w:type="gramEnd"/>
       <w:r>
         <w:rPr>
           <w:rFonts w:eastAsiaTheme="minorHAnsi"/>
@@ -15271,6 +15890,7 @@
         </w:rPr>
         <w:t>_</w:t>
       </w:r>
+      <w:proofErr w:type="gramStart"/>
       <w:r>
         <w:rPr>
           <w:rFonts w:eastAsiaTheme="minorHAnsi"/>
@@ -15287,7 +15907,17 @@
           <w:szCs w:val="24"/>
           <w:lang w:eastAsia="en-US"/>
         </w:rPr>
-        <w:t>()}")</w:t>
+        <w:t>(</w:t>
+      </w:r>
+      <w:proofErr w:type="gramEnd"/>
+      <w:r>
+        <w:rPr>
+          <w:rFonts w:eastAsiaTheme="minorHAnsi"/>
+          <w:sz w:val="24"/>
+          <w:szCs w:val="24"/>
+          <w:lang w:eastAsia="en-US"/>
+        </w:rPr>
+        <w:t>)}")</w:t>
       </w:r>
     </w:p>
     <w:p>
@@ -15335,7 +15965,27 @@
           <w:szCs w:val="24"/>
           <w:lang w:val="en-US" w:eastAsia="en-US"/>
         </w:rPr>
-        <w:t>operator = Entity("Operator", provider)</w:t>
+        <w:t xml:space="preserve">operator = </w:t>
+      </w:r>
+      <w:proofErr w:type="gramStart"/>
+      <w:r>
+        <w:rPr>
+          <w:rFonts w:eastAsiaTheme="minorHAnsi"/>
+          <w:sz w:val="24"/>
+          <w:szCs w:val="24"/>
+          <w:lang w:val="en-US" w:eastAsia="en-US"/>
+        </w:rPr>
+        <w:t>Entity(</w:t>
+      </w:r>
+      <w:proofErr w:type="gramEnd"/>
+      <w:r>
+        <w:rPr>
+          <w:rFonts w:eastAsiaTheme="minorHAnsi"/>
+          <w:sz w:val="24"/>
+          <w:szCs w:val="24"/>
+          <w:lang w:val="en-US" w:eastAsia="en-US"/>
+        </w:rPr>
+        <w:t>"Operator", provider)</w:t>
       </w:r>
     </w:p>
     <w:p>
@@ -15359,7 +16009,27 @@
           <w:szCs w:val="24"/>
           <w:lang w:val="en-US" w:eastAsia="en-US"/>
         </w:rPr>
-        <w:t xml:space="preserve">    operator2 = Entity("Operator2", provider)</w:t>
+        <w:t xml:space="preserve">    operator2 = </w:t>
+      </w:r>
+      <w:proofErr w:type="gramStart"/>
+      <w:r>
+        <w:rPr>
+          <w:rFonts w:eastAsiaTheme="minorHAnsi"/>
+          <w:sz w:val="24"/>
+          <w:szCs w:val="24"/>
+          <w:lang w:val="en-US" w:eastAsia="en-US"/>
+        </w:rPr>
+        <w:t>Entity(</w:t>
+      </w:r>
+      <w:proofErr w:type="gramEnd"/>
+      <w:r>
+        <w:rPr>
+          <w:rFonts w:eastAsiaTheme="minorHAnsi"/>
+          <w:sz w:val="24"/>
+          <w:szCs w:val="24"/>
+          <w:lang w:val="en-US" w:eastAsia="en-US"/>
+        </w:rPr>
+        <w:t>"Operator2", provider)</w:t>
       </w:r>
     </w:p>
     <w:p>
@@ -15383,7 +16053,27 @@
           <w:szCs w:val="24"/>
           <w:lang w:val="en-US" w:eastAsia="en-US"/>
         </w:rPr>
-        <w:t xml:space="preserve">    operator3 = Entity("Operator3", provider)</w:t>
+        <w:t xml:space="preserve">    operator3 = </w:t>
+      </w:r>
+      <w:proofErr w:type="gramStart"/>
+      <w:r>
+        <w:rPr>
+          <w:rFonts w:eastAsiaTheme="minorHAnsi"/>
+          <w:sz w:val="24"/>
+          <w:szCs w:val="24"/>
+          <w:lang w:val="en-US" w:eastAsia="en-US"/>
+        </w:rPr>
+        <w:t>Entity(</w:t>
+      </w:r>
+      <w:proofErr w:type="gramEnd"/>
+      <w:r>
+        <w:rPr>
+          <w:rFonts w:eastAsiaTheme="minorHAnsi"/>
+          <w:sz w:val="24"/>
+          <w:szCs w:val="24"/>
+          <w:lang w:val="en-US" w:eastAsia="en-US"/>
+        </w:rPr>
+        <w:t>"Operator3", provider)</w:t>
       </w:r>
     </w:p>
     <w:p>
@@ -15407,7 +16097,27 @@
           <w:szCs w:val="24"/>
           <w:lang w:val="en-US" w:eastAsia="en-US"/>
         </w:rPr>
-        <w:t xml:space="preserve">    machine = Entity("Machine", provider)</w:t>
+        <w:t xml:space="preserve">    machine = </w:t>
+      </w:r>
+      <w:proofErr w:type="gramStart"/>
+      <w:r>
+        <w:rPr>
+          <w:rFonts w:eastAsiaTheme="minorHAnsi"/>
+          <w:sz w:val="24"/>
+          <w:szCs w:val="24"/>
+          <w:lang w:val="en-US" w:eastAsia="en-US"/>
+        </w:rPr>
+        <w:t>Entity(</w:t>
+      </w:r>
+      <w:proofErr w:type="gramEnd"/>
+      <w:r>
+        <w:rPr>
+          <w:rFonts w:eastAsiaTheme="minorHAnsi"/>
+          <w:sz w:val="24"/>
+          <w:szCs w:val="24"/>
+          <w:lang w:val="en-US" w:eastAsia="en-US"/>
+        </w:rPr>
+        <w:t>"Machine", provider)</w:t>
       </w:r>
     </w:p>
     <w:p>
@@ -15446,7 +16156,17 @@
           <w:szCs w:val="24"/>
           <w:lang w:val="en-US" w:eastAsia="en-US"/>
         </w:rPr>
-        <w:t xml:space="preserve">    print</w:t>
+        <w:t xml:space="preserve">    </w:t>
+      </w:r>
+      <w:proofErr w:type="gramStart"/>
+      <w:r>
+        <w:rPr>
+          <w:rFonts w:eastAsiaTheme="minorHAnsi"/>
+          <w:sz w:val="24"/>
+          <w:szCs w:val="24"/>
+          <w:lang w:val="en-US" w:eastAsia="en-US"/>
+        </w:rPr>
+        <w:t>print</w:t>
       </w:r>
       <w:r>
         <w:rPr>
@@ -15455,7 +16175,17 @@
           <w:szCs w:val="24"/>
           <w:lang w:eastAsia="en-US"/>
         </w:rPr>
-        <w:t>("\</w:t>
+        <w:t>(</w:t>
+      </w:r>
+      <w:proofErr w:type="gramEnd"/>
+      <w:r>
+        <w:rPr>
+          <w:rFonts w:eastAsiaTheme="minorHAnsi"/>
+          <w:sz w:val="24"/>
+          <w:szCs w:val="24"/>
+          <w:lang w:eastAsia="en-US"/>
+        </w:rPr>
+        <w:t>"\</w:t>
       </w:r>
       <w:r>
         <w:rPr>
@@ -15499,14 +16229,105 @@
         </w:rPr>
         <w:t xml:space="preserve">    </w:t>
       </w:r>
-      <w:r>
-        <w:rPr>
-          <w:rFonts w:eastAsiaTheme="minorHAnsi"/>
-          <w:sz w:val="24"/>
-          <w:szCs w:val="24"/>
-          <w:lang w:val="en-US" w:eastAsia="en-US"/>
-        </w:rPr>
-        <w:t>machine.add_trusted(operator.get_id(), operator.get_public_key())</w:t>
+      <w:proofErr w:type="spellStart"/>
+      <w:r>
+        <w:rPr>
+          <w:rFonts w:eastAsiaTheme="minorHAnsi"/>
+          <w:sz w:val="24"/>
+          <w:szCs w:val="24"/>
+          <w:lang w:val="en-US" w:eastAsia="en-US"/>
+        </w:rPr>
+        <w:t>machine.add_trusted</w:t>
+      </w:r>
+      <w:proofErr w:type="spellEnd"/>
+      <w:r>
+        <w:rPr>
+          <w:rFonts w:eastAsiaTheme="minorHAnsi"/>
+          <w:sz w:val="24"/>
+          <w:szCs w:val="24"/>
+          <w:lang w:val="en-US" w:eastAsia="en-US"/>
+        </w:rPr>
+        <w:t>(</w:t>
+      </w:r>
+      <w:proofErr w:type="spellStart"/>
+      <w:r>
+        <w:rPr>
+          <w:rFonts w:eastAsiaTheme="minorHAnsi"/>
+          <w:sz w:val="24"/>
+          <w:szCs w:val="24"/>
+          <w:lang w:val="en-US" w:eastAsia="en-US"/>
+        </w:rPr>
+        <w:t>operator.get_</w:t>
+      </w:r>
+      <w:proofErr w:type="gramStart"/>
+      <w:r>
+        <w:rPr>
+          <w:rFonts w:eastAsiaTheme="minorHAnsi"/>
+          <w:sz w:val="24"/>
+          <w:szCs w:val="24"/>
+          <w:lang w:val="en-US" w:eastAsia="en-US"/>
+        </w:rPr>
+        <w:t>id</w:t>
+      </w:r>
+      <w:proofErr w:type="spellEnd"/>
+      <w:r>
+        <w:rPr>
+          <w:rFonts w:eastAsiaTheme="minorHAnsi"/>
+          <w:sz w:val="24"/>
+          <w:szCs w:val="24"/>
+          <w:lang w:val="en-US" w:eastAsia="en-US"/>
+        </w:rPr>
+        <w:t>(</w:t>
+      </w:r>
+      <w:proofErr w:type="gramEnd"/>
+      <w:r>
+        <w:rPr>
+          <w:rFonts w:eastAsiaTheme="minorHAnsi"/>
+          <w:sz w:val="24"/>
+          <w:szCs w:val="24"/>
+          <w:lang w:val="en-US" w:eastAsia="en-US"/>
+        </w:rPr>
+        <w:t xml:space="preserve">), </w:t>
+      </w:r>
+      <w:proofErr w:type="spellStart"/>
+      <w:r>
+        <w:rPr>
+          <w:rFonts w:eastAsiaTheme="minorHAnsi"/>
+          <w:sz w:val="24"/>
+          <w:szCs w:val="24"/>
+          <w:lang w:val="en-US" w:eastAsia="en-US"/>
+        </w:rPr>
+        <w:t>operator.get_public_</w:t>
+      </w:r>
+      <w:proofErr w:type="gramStart"/>
+      <w:r>
+        <w:rPr>
+          <w:rFonts w:eastAsiaTheme="minorHAnsi"/>
+          <w:sz w:val="24"/>
+          <w:szCs w:val="24"/>
+          <w:lang w:val="en-US" w:eastAsia="en-US"/>
+        </w:rPr>
+        <w:t>key</w:t>
+      </w:r>
+      <w:proofErr w:type="spellEnd"/>
+      <w:r>
+        <w:rPr>
+          <w:rFonts w:eastAsiaTheme="minorHAnsi"/>
+          <w:sz w:val="24"/>
+          <w:szCs w:val="24"/>
+          <w:lang w:val="en-US" w:eastAsia="en-US"/>
+        </w:rPr>
+        <w:t>(</w:t>
+      </w:r>
+      <w:proofErr w:type="gramEnd"/>
+      <w:r>
+        <w:rPr>
+          <w:rFonts w:eastAsiaTheme="minorHAnsi"/>
+          <w:sz w:val="24"/>
+          <w:szCs w:val="24"/>
+          <w:lang w:val="en-US" w:eastAsia="en-US"/>
+        </w:rPr>
+        <w:t>))</w:t>
       </w:r>
     </w:p>
     <w:p>
@@ -15530,7 +16351,67 @@
           <w:szCs w:val="24"/>
           <w:lang w:val="en-US" w:eastAsia="en-US"/>
         </w:rPr>
-        <w:t xml:space="preserve">    machine.add_trusted(operator2.get_id(), operator2.get_public_key())</w:t>
+        <w:t xml:space="preserve">    </w:t>
+      </w:r>
+      <w:proofErr w:type="spellStart"/>
+      <w:r>
+        <w:rPr>
+          <w:rFonts w:eastAsiaTheme="minorHAnsi"/>
+          <w:sz w:val="24"/>
+          <w:szCs w:val="24"/>
+          <w:lang w:val="en-US" w:eastAsia="en-US"/>
+        </w:rPr>
+        <w:t>machine.add_trusted</w:t>
+      </w:r>
+      <w:proofErr w:type="spellEnd"/>
+      <w:r>
+        <w:rPr>
+          <w:rFonts w:eastAsiaTheme="minorHAnsi"/>
+          <w:sz w:val="24"/>
+          <w:szCs w:val="24"/>
+          <w:lang w:val="en-US" w:eastAsia="en-US"/>
+        </w:rPr>
+        <w:t>(operator2.get_</w:t>
+      </w:r>
+      <w:proofErr w:type="gramStart"/>
+      <w:r>
+        <w:rPr>
+          <w:rFonts w:eastAsiaTheme="minorHAnsi"/>
+          <w:sz w:val="24"/>
+          <w:szCs w:val="24"/>
+          <w:lang w:val="en-US" w:eastAsia="en-US"/>
+        </w:rPr>
+        <w:t>id(</w:t>
+      </w:r>
+      <w:proofErr w:type="gramEnd"/>
+      <w:r>
+        <w:rPr>
+          <w:rFonts w:eastAsiaTheme="minorHAnsi"/>
+          <w:sz w:val="24"/>
+          <w:szCs w:val="24"/>
+          <w:lang w:val="en-US" w:eastAsia="en-US"/>
+        </w:rPr>
+        <w:t>), operator2.get_public_</w:t>
+      </w:r>
+      <w:proofErr w:type="gramStart"/>
+      <w:r>
+        <w:rPr>
+          <w:rFonts w:eastAsiaTheme="minorHAnsi"/>
+          <w:sz w:val="24"/>
+          <w:szCs w:val="24"/>
+          <w:lang w:val="en-US" w:eastAsia="en-US"/>
+        </w:rPr>
+        <w:t>key(</w:t>
+      </w:r>
+      <w:proofErr w:type="gramEnd"/>
+      <w:r>
+        <w:rPr>
+          <w:rFonts w:eastAsiaTheme="minorHAnsi"/>
+          <w:sz w:val="24"/>
+          <w:szCs w:val="24"/>
+          <w:lang w:val="en-US" w:eastAsia="en-US"/>
+        </w:rPr>
+        <w:t>))</w:t>
       </w:r>
     </w:p>
     <w:p>
@@ -15554,7 +16435,67 @@
           <w:szCs w:val="24"/>
           <w:lang w:val="en-US" w:eastAsia="en-US"/>
         </w:rPr>
-        <w:t xml:space="preserve">    machine.add_trusted(operator3.get_id(), operator3.get_public_key())</w:t>
+        <w:t xml:space="preserve">    </w:t>
+      </w:r>
+      <w:proofErr w:type="spellStart"/>
+      <w:r>
+        <w:rPr>
+          <w:rFonts w:eastAsiaTheme="minorHAnsi"/>
+          <w:sz w:val="24"/>
+          <w:szCs w:val="24"/>
+          <w:lang w:val="en-US" w:eastAsia="en-US"/>
+        </w:rPr>
+        <w:t>machine.add_trusted</w:t>
+      </w:r>
+      <w:proofErr w:type="spellEnd"/>
+      <w:r>
+        <w:rPr>
+          <w:rFonts w:eastAsiaTheme="minorHAnsi"/>
+          <w:sz w:val="24"/>
+          <w:szCs w:val="24"/>
+          <w:lang w:val="en-US" w:eastAsia="en-US"/>
+        </w:rPr>
+        <w:t>(operator3.get_</w:t>
+      </w:r>
+      <w:proofErr w:type="gramStart"/>
+      <w:r>
+        <w:rPr>
+          <w:rFonts w:eastAsiaTheme="minorHAnsi"/>
+          <w:sz w:val="24"/>
+          <w:szCs w:val="24"/>
+          <w:lang w:val="en-US" w:eastAsia="en-US"/>
+        </w:rPr>
+        <w:t>id(</w:t>
+      </w:r>
+      <w:proofErr w:type="gramEnd"/>
+      <w:r>
+        <w:rPr>
+          <w:rFonts w:eastAsiaTheme="minorHAnsi"/>
+          <w:sz w:val="24"/>
+          <w:szCs w:val="24"/>
+          <w:lang w:val="en-US" w:eastAsia="en-US"/>
+        </w:rPr>
+        <w:t>), operator3.get_public_</w:t>
+      </w:r>
+      <w:proofErr w:type="gramStart"/>
+      <w:r>
+        <w:rPr>
+          <w:rFonts w:eastAsiaTheme="minorHAnsi"/>
+          <w:sz w:val="24"/>
+          <w:szCs w:val="24"/>
+          <w:lang w:val="en-US" w:eastAsia="en-US"/>
+        </w:rPr>
+        <w:t>key(</w:t>
+      </w:r>
+      <w:proofErr w:type="gramEnd"/>
+      <w:r>
+        <w:rPr>
+          <w:rFonts w:eastAsiaTheme="minorHAnsi"/>
+          <w:sz w:val="24"/>
+          <w:szCs w:val="24"/>
+          <w:lang w:val="en-US" w:eastAsia="en-US"/>
+        </w:rPr>
+        <w:t>))</w:t>
       </w:r>
     </w:p>
     <w:p>
@@ -15578,7 +16519,107 @@
           <w:szCs w:val="24"/>
           <w:lang w:val="en-US" w:eastAsia="en-US"/>
         </w:rPr>
-        <w:t xml:space="preserve">    operator.add_trusted(machine.get_id(), machine.get_public_key())</w:t>
+        <w:t xml:space="preserve">    </w:t>
+      </w:r>
+      <w:proofErr w:type="spellStart"/>
+      <w:r>
+        <w:rPr>
+          <w:rFonts w:eastAsiaTheme="minorHAnsi"/>
+          <w:sz w:val="24"/>
+          <w:szCs w:val="24"/>
+          <w:lang w:val="en-US" w:eastAsia="en-US"/>
+        </w:rPr>
+        <w:t>operator.add_trusted</w:t>
+      </w:r>
+      <w:proofErr w:type="spellEnd"/>
+      <w:r>
+        <w:rPr>
+          <w:rFonts w:eastAsiaTheme="minorHAnsi"/>
+          <w:sz w:val="24"/>
+          <w:szCs w:val="24"/>
+          <w:lang w:val="en-US" w:eastAsia="en-US"/>
+        </w:rPr>
+        <w:t>(</w:t>
+      </w:r>
+      <w:proofErr w:type="spellStart"/>
+      <w:r>
+        <w:rPr>
+          <w:rFonts w:eastAsiaTheme="minorHAnsi"/>
+          <w:sz w:val="24"/>
+          <w:szCs w:val="24"/>
+          <w:lang w:val="en-US" w:eastAsia="en-US"/>
+        </w:rPr>
+        <w:t>machine.get_</w:t>
+      </w:r>
+      <w:proofErr w:type="gramStart"/>
+      <w:r>
+        <w:rPr>
+          <w:rFonts w:eastAsiaTheme="minorHAnsi"/>
+          <w:sz w:val="24"/>
+          <w:szCs w:val="24"/>
+          <w:lang w:val="en-US" w:eastAsia="en-US"/>
+        </w:rPr>
+        <w:t>id</w:t>
+      </w:r>
+      <w:proofErr w:type="spellEnd"/>
+      <w:r>
+        <w:rPr>
+          <w:rFonts w:eastAsiaTheme="minorHAnsi"/>
+          <w:sz w:val="24"/>
+          <w:szCs w:val="24"/>
+          <w:lang w:val="en-US" w:eastAsia="en-US"/>
+        </w:rPr>
+        <w:t>(</w:t>
+      </w:r>
+      <w:proofErr w:type="gramEnd"/>
+      <w:r>
+        <w:rPr>
+          <w:rFonts w:eastAsiaTheme="minorHAnsi"/>
+          <w:sz w:val="24"/>
+          <w:szCs w:val="24"/>
+          <w:lang w:val="en-US" w:eastAsia="en-US"/>
+        </w:rPr>
+        <w:t xml:space="preserve">), </w:t>
+      </w:r>
+      <w:proofErr w:type="spellStart"/>
+      <w:r>
+        <w:rPr>
+          <w:rFonts w:eastAsiaTheme="minorHAnsi"/>
+          <w:sz w:val="24"/>
+          <w:szCs w:val="24"/>
+          <w:lang w:val="en-US" w:eastAsia="en-US"/>
+        </w:rPr>
+        <w:t>machine.get_public_</w:t>
+      </w:r>
+      <w:proofErr w:type="gramStart"/>
+      <w:r>
+        <w:rPr>
+          <w:rFonts w:eastAsiaTheme="minorHAnsi"/>
+          <w:sz w:val="24"/>
+          <w:szCs w:val="24"/>
+          <w:lang w:val="en-US" w:eastAsia="en-US"/>
+        </w:rPr>
+        <w:t>key</w:t>
+      </w:r>
+      <w:proofErr w:type="spellEnd"/>
+      <w:r>
+        <w:rPr>
+          <w:rFonts w:eastAsiaTheme="minorHAnsi"/>
+          <w:sz w:val="24"/>
+          <w:szCs w:val="24"/>
+          <w:lang w:val="en-US" w:eastAsia="en-US"/>
+        </w:rPr>
+        <w:t>(</w:t>
+      </w:r>
+      <w:proofErr w:type="gramEnd"/>
+      <w:r>
+        <w:rPr>
+          <w:rFonts w:eastAsiaTheme="minorHAnsi"/>
+          <w:sz w:val="24"/>
+          <w:szCs w:val="24"/>
+          <w:lang w:val="en-US" w:eastAsia="en-US"/>
+        </w:rPr>
+        <w:t>))</w:t>
       </w:r>
     </w:p>
     <w:p>
@@ -15602,7 +16643,87 @@
           <w:szCs w:val="24"/>
           <w:lang w:val="en-US" w:eastAsia="en-US"/>
         </w:rPr>
-        <w:t xml:space="preserve">    operator2.add_trusted(machine.get_id(), machine.get_public_key())</w:t>
+        <w:t xml:space="preserve">    operator2.add_trusted(</w:t>
+      </w:r>
+      <w:proofErr w:type="spellStart"/>
+      <w:r>
+        <w:rPr>
+          <w:rFonts w:eastAsiaTheme="minorHAnsi"/>
+          <w:sz w:val="24"/>
+          <w:szCs w:val="24"/>
+          <w:lang w:val="en-US" w:eastAsia="en-US"/>
+        </w:rPr>
+        <w:t>machine.get_</w:t>
+      </w:r>
+      <w:proofErr w:type="gramStart"/>
+      <w:r>
+        <w:rPr>
+          <w:rFonts w:eastAsiaTheme="minorHAnsi"/>
+          <w:sz w:val="24"/>
+          <w:szCs w:val="24"/>
+          <w:lang w:val="en-US" w:eastAsia="en-US"/>
+        </w:rPr>
+        <w:t>id</w:t>
+      </w:r>
+      <w:proofErr w:type="spellEnd"/>
+      <w:r>
+        <w:rPr>
+          <w:rFonts w:eastAsiaTheme="minorHAnsi"/>
+          <w:sz w:val="24"/>
+          <w:szCs w:val="24"/>
+          <w:lang w:val="en-US" w:eastAsia="en-US"/>
+        </w:rPr>
+        <w:t>(</w:t>
+      </w:r>
+      <w:proofErr w:type="gramEnd"/>
+      <w:r>
+        <w:rPr>
+          <w:rFonts w:eastAsiaTheme="minorHAnsi"/>
+          <w:sz w:val="24"/>
+          <w:szCs w:val="24"/>
+          <w:lang w:val="en-US" w:eastAsia="en-US"/>
+        </w:rPr>
+        <w:t xml:space="preserve">), </w:t>
+      </w:r>
+      <w:proofErr w:type="spellStart"/>
+      <w:r>
+        <w:rPr>
+          <w:rFonts w:eastAsiaTheme="minorHAnsi"/>
+          <w:sz w:val="24"/>
+          <w:szCs w:val="24"/>
+          <w:lang w:val="en-US" w:eastAsia="en-US"/>
+        </w:rPr>
+        <w:t>machine.get_public_</w:t>
+      </w:r>
+      <w:proofErr w:type="gramStart"/>
+      <w:r>
+        <w:rPr>
+          <w:rFonts w:eastAsiaTheme="minorHAnsi"/>
+          <w:sz w:val="24"/>
+          <w:szCs w:val="24"/>
+          <w:lang w:val="en-US" w:eastAsia="en-US"/>
+        </w:rPr>
+        <w:t>key</w:t>
+      </w:r>
+      <w:proofErr w:type="spellEnd"/>
+      <w:r>
+        <w:rPr>
+          <w:rFonts w:eastAsiaTheme="minorHAnsi"/>
+          <w:sz w:val="24"/>
+          <w:szCs w:val="24"/>
+          <w:lang w:val="en-US" w:eastAsia="en-US"/>
+        </w:rPr>
+        <w:t>(</w:t>
+      </w:r>
+      <w:proofErr w:type="gramEnd"/>
+      <w:r>
+        <w:rPr>
+          <w:rFonts w:eastAsiaTheme="minorHAnsi"/>
+          <w:sz w:val="24"/>
+          <w:szCs w:val="24"/>
+          <w:lang w:val="en-US" w:eastAsia="en-US"/>
+        </w:rPr>
+        <w:t>))</w:t>
       </w:r>
     </w:p>
     <w:p>
@@ -15626,7 +16747,87 @@
           <w:szCs w:val="24"/>
           <w:lang w:val="en-US" w:eastAsia="en-US"/>
         </w:rPr>
-        <w:t xml:space="preserve">    operator3.add_trusted(machine.get_id(), machine.get_public_key())</w:t>
+        <w:t xml:space="preserve">    operator3.add_trusted(</w:t>
+      </w:r>
+      <w:proofErr w:type="spellStart"/>
+      <w:r>
+        <w:rPr>
+          <w:rFonts w:eastAsiaTheme="minorHAnsi"/>
+          <w:sz w:val="24"/>
+          <w:szCs w:val="24"/>
+          <w:lang w:val="en-US" w:eastAsia="en-US"/>
+        </w:rPr>
+        <w:t>machine.get_</w:t>
+      </w:r>
+      <w:proofErr w:type="gramStart"/>
+      <w:r>
+        <w:rPr>
+          <w:rFonts w:eastAsiaTheme="minorHAnsi"/>
+          <w:sz w:val="24"/>
+          <w:szCs w:val="24"/>
+          <w:lang w:val="en-US" w:eastAsia="en-US"/>
+        </w:rPr>
+        <w:t>id</w:t>
+      </w:r>
+      <w:proofErr w:type="spellEnd"/>
+      <w:r>
+        <w:rPr>
+          <w:rFonts w:eastAsiaTheme="minorHAnsi"/>
+          <w:sz w:val="24"/>
+          <w:szCs w:val="24"/>
+          <w:lang w:val="en-US" w:eastAsia="en-US"/>
+        </w:rPr>
+        <w:t>(</w:t>
+      </w:r>
+      <w:proofErr w:type="gramEnd"/>
+      <w:r>
+        <w:rPr>
+          <w:rFonts w:eastAsiaTheme="minorHAnsi"/>
+          <w:sz w:val="24"/>
+          <w:szCs w:val="24"/>
+          <w:lang w:val="en-US" w:eastAsia="en-US"/>
+        </w:rPr>
+        <w:t xml:space="preserve">), </w:t>
+      </w:r>
+      <w:proofErr w:type="spellStart"/>
+      <w:r>
+        <w:rPr>
+          <w:rFonts w:eastAsiaTheme="minorHAnsi"/>
+          <w:sz w:val="24"/>
+          <w:szCs w:val="24"/>
+          <w:lang w:val="en-US" w:eastAsia="en-US"/>
+        </w:rPr>
+        <w:t>machine.get_public_</w:t>
+      </w:r>
+      <w:proofErr w:type="gramStart"/>
+      <w:r>
+        <w:rPr>
+          <w:rFonts w:eastAsiaTheme="minorHAnsi"/>
+          <w:sz w:val="24"/>
+          <w:szCs w:val="24"/>
+          <w:lang w:val="en-US" w:eastAsia="en-US"/>
+        </w:rPr>
+        <w:t>key</w:t>
+      </w:r>
+      <w:proofErr w:type="spellEnd"/>
+      <w:r>
+        <w:rPr>
+          <w:rFonts w:eastAsiaTheme="minorHAnsi"/>
+          <w:sz w:val="24"/>
+          <w:szCs w:val="24"/>
+          <w:lang w:val="en-US" w:eastAsia="en-US"/>
+        </w:rPr>
+        <w:t>(</w:t>
+      </w:r>
+      <w:proofErr w:type="gramEnd"/>
+      <w:r>
+        <w:rPr>
+          <w:rFonts w:eastAsiaTheme="minorHAnsi"/>
+          <w:sz w:val="24"/>
+          <w:szCs w:val="24"/>
+          <w:lang w:val="en-US" w:eastAsia="en-US"/>
+        </w:rPr>
+        <w:t>))</w:t>
       </w:r>
     </w:p>
     <w:p>
@@ -15665,7 +16866,17 @@
           <w:szCs w:val="24"/>
           <w:lang w:val="en-US" w:eastAsia="en-US"/>
         </w:rPr>
-        <w:t xml:space="preserve">    print</w:t>
+        <w:t xml:space="preserve">    </w:t>
+      </w:r>
+      <w:proofErr w:type="gramStart"/>
+      <w:r>
+        <w:rPr>
+          <w:rFonts w:eastAsiaTheme="minorHAnsi"/>
+          <w:sz w:val="24"/>
+          <w:szCs w:val="24"/>
+          <w:lang w:val="en-US" w:eastAsia="en-US"/>
+        </w:rPr>
+        <w:t>print</w:t>
       </w:r>
       <w:r>
         <w:rPr>
@@ -15674,7 +16885,17 @@
           <w:szCs w:val="24"/>
           <w:lang w:eastAsia="en-US"/>
         </w:rPr>
-        <w:t>("Доверенные открытые ключи у Машины (</w:t>
+        <w:t>(</w:t>
+      </w:r>
+      <w:proofErr w:type="gramEnd"/>
+      <w:r>
+        <w:rPr>
+          <w:rFonts w:eastAsiaTheme="minorHAnsi"/>
+          <w:sz w:val="24"/>
+          <w:szCs w:val="24"/>
+          <w:lang w:eastAsia="en-US"/>
+        </w:rPr>
+        <w:t>"Доверенные открытые ключи у Машины (</w:t>
       </w:r>
       <w:r>
         <w:rPr>
@@ -15725,7 +16946,47 @@
           <w:szCs w:val="24"/>
           <w:lang w:val="en-US" w:eastAsia="en-US"/>
         </w:rPr>
-        <w:t>for entry in machine.get_trusted_display_list():</w:t>
+        <w:t xml:space="preserve">for entry in </w:t>
+      </w:r>
+      <w:proofErr w:type="spellStart"/>
+      <w:r>
+        <w:rPr>
+          <w:rFonts w:eastAsiaTheme="minorHAnsi"/>
+          <w:sz w:val="24"/>
+          <w:szCs w:val="24"/>
+          <w:lang w:val="en-US" w:eastAsia="en-US"/>
+        </w:rPr>
+        <w:t>machine.get_trusted_display_</w:t>
+      </w:r>
+      <w:proofErr w:type="gramStart"/>
+      <w:r>
+        <w:rPr>
+          <w:rFonts w:eastAsiaTheme="minorHAnsi"/>
+          <w:sz w:val="24"/>
+          <w:szCs w:val="24"/>
+          <w:lang w:val="en-US" w:eastAsia="en-US"/>
+        </w:rPr>
+        <w:t>list</w:t>
+      </w:r>
+      <w:proofErr w:type="spellEnd"/>
+      <w:r>
+        <w:rPr>
+          <w:rFonts w:eastAsiaTheme="minorHAnsi"/>
+          <w:sz w:val="24"/>
+          <w:szCs w:val="24"/>
+          <w:lang w:val="en-US" w:eastAsia="en-US"/>
+        </w:rPr>
+        <w:t>(</w:t>
+      </w:r>
+      <w:proofErr w:type="gramEnd"/>
+      <w:r>
+        <w:rPr>
+          <w:rFonts w:eastAsiaTheme="minorHAnsi"/>
+          <w:sz w:val="24"/>
+          <w:szCs w:val="24"/>
+          <w:lang w:val="en-US" w:eastAsia="en-US"/>
+        </w:rPr>
+        <w:t>):</w:t>
       </w:r>
     </w:p>
     <w:p>
@@ -15749,7 +17010,17 @@
           <w:szCs w:val="24"/>
           <w:lang w:val="en-US" w:eastAsia="en-US"/>
         </w:rPr>
-        <w:t xml:space="preserve">        print</w:t>
+        <w:t xml:space="preserve">        </w:t>
+      </w:r>
+      <w:proofErr w:type="gramStart"/>
+      <w:r>
+        <w:rPr>
+          <w:rFonts w:eastAsiaTheme="minorHAnsi"/>
+          <w:sz w:val="24"/>
+          <w:szCs w:val="24"/>
+          <w:lang w:val="en-US" w:eastAsia="en-US"/>
+        </w:rPr>
+        <w:t>print</w:t>
       </w:r>
       <w:r>
         <w:rPr>
@@ -15760,6 +17031,7 @@
         </w:rPr>
         <w:t>(</w:t>
       </w:r>
+      <w:proofErr w:type="gramEnd"/>
       <w:r>
         <w:rPr>
           <w:rFonts w:eastAsiaTheme="minorHAnsi"/>
@@ -15769,6 +17041,7 @@
         </w:rPr>
         <w:t>f</w:t>
       </w:r>
+      <w:proofErr w:type="gramStart"/>
       <w:r>
         <w:rPr>
           <w:rFonts w:eastAsiaTheme="minorHAnsi"/>
@@ -15776,7 +17049,17 @@
           <w:szCs w:val="24"/>
           <w:lang w:eastAsia="en-US"/>
         </w:rPr>
-        <w:t>"  - {</w:t>
+        <w:t>"  -</w:t>
+      </w:r>
+      <w:proofErr w:type="gramEnd"/>
+      <w:r>
+        <w:rPr>
+          <w:rFonts w:eastAsiaTheme="minorHAnsi"/>
+          <w:sz w:val="24"/>
+          <w:szCs w:val="24"/>
+          <w:lang w:eastAsia="en-US"/>
+        </w:rPr>
+        <w:t xml:space="preserve"> {</w:t>
       </w:r>
       <w:r>
         <w:rPr>
@@ -15820,6 +17103,7 @@
         </w:rPr>
         <w:t xml:space="preserve">    </w:t>
       </w:r>
+      <w:proofErr w:type="gramStart"/>
       <w:r>
         <w:rPr>
           <w:rFonts w:eastAsiaTheme="minorHAnsi"/>
@@ -15836,7 +17120,17 @@
           <w:szCs w:val="24"/>
           <w:lang w:eastAsia="en-US"/>
         </w:rPr>
-        <w:t>("\</w:t>
+        <w:t>(</w:t>
+      </w:r>
+      <w:proofErr w:type="gramEnd"/>
+      <w:r>
+        <w:rPr>
+          <w:rFonts w:eastAsiaTheme="minorHAnsi"/>
+          <w:sz w:val="24"/>
+          <w:szCs w:val="24"/>
+          <w:lang w:eastAsia="en-US"/>
+        </w:rPr>
+        <w:t>"\</w:t>
       </w:r>
       <w:r>
         <w:rPr>
@@ -15937,6 +17231,7 @@
         </w:rPr>
         <w:t>_</w:t>
       </w:r>
+      <w:proofErr w:type="gramStart"/>
       <w:r>
         <w:rPr>
           <w:rFonts w:eastAsiaTheme="minorHAnsi"/>
@@ -15953,7 +17248,17 @@
           <w:szCs w:val="24"/>
           <w:lang w:eastAsia="en-US"/>
         </w:rPr>
-        <w:t>("Сценарий 1: Нормальная передача команды и подтверждения")</w:t>
+        <w:t>(</w:t>
+      </w:r>
+      <w:proofErr w:type="gramEnd"/>
+      <w:r>
+        <w:rPr>
+          <w:rFonts w:eastAsiaTheme="minorHAnsi"/>
+          <w:sz w:val="24"/>
+          <w:szCs w:val="24"/>
+          <w:lang w:eastAsia="en-US"/>
+        </w:rPr>
+        <w:t>"Сценарий 1: Нормальная передача команды и подтверждения")</w:t>
       </w:r>
     </w:p>
     <w:p>
@@ -15986,8 +17291,70 @@
           <w:szCs w:val="24"/>
           <w:lang w:val="en-US" w:eastAsia="en-US"/>
         </w:rPr>
-        <w:t>timestamp = time.time_ns()  # наносекунды</w:t>
-      </w:r>
+        <w:t xml:space="preserve">timestamp = </w:t>
+      </w:r>
+      <w:proofErr w:type="spellStart"/>
+      <w:proofErr w:type="gramStart"/>
+      <w:r>
+        <w:rPr>
+          <w:rFonts w:eastAsiaTheme="minorHAnsi"/>
+          <w:sz w:val="24"/>
+          <w:szCs w:val="24"/>
+          <w:lang w:val="en-US" w:eastAsia="en-US"/>
+        </w:rPr>
+        <w:t>time.time</w:t>
+      </w:r>
+      <w:proofErr w:type="gramEnd"/>
+      <w:r>
+        <w:rPr>
+          <w:rFonts w:eastAsiaTheme="minorHAnsi"/>
+          <w:sz w:val="24"/>
+          <w:szCs w:val="24"/>
+          <w:lang w:val="en-US" w:eastAsia="en-US"/>
+        </w:rPr>
+        <w:t>_</w:t>
+      </w:r>
+      <w:proofErr w:type="gramStart"/>
+      <w:r>
+        <w:rPr>
+          <w:rFonts w:eastAsiaTheme="minorHAnsi"/>
+          <w:sz w:val="24"/>
+          <w:szCs w:val="24"/>
+          <w:lang w:val="en-US" w:eastAsia="en-US"/>
+        </w:rPr>
+        <w:t>ns</w:t>
+      </w:r>
+      <w:proofErr w:type="spellEnd"/>
+      <w:r>
+        <w:rPr>
+          <w:rFonts w:eastAsiaTheme="minorHAnsi"/>
+          <w:sz w:val="24"/>
+          <w:szCs w:val="24"/>
+          <w:lang w:val="en-US" w:eastAsia="en-US"/>
+        </w:rPr>
+        <w:t>()  #</w:t>
+      </w:r>
+      <w:proofErr w:type="gramEnd"/>
+      <w:r>
+        <w:rPr>
+          <w:rFonts w:eastAsiaTheme="minorHAnsi"/>
+          <w:sz w:val="24"/>
+          <w:szCs w:val="24"/>
+          <w:lang w:val="en-US" w:eastAsia="en-US"/>
+        </w:rPr>
+        <w:t xml:space="preserve"> </w:t>
+      </w:r>
+      <w:proofErr w:type="spellStart"/>
+      <w:r>
+        <w:rPr>
+          <w:rFonts w:eastAsiaTheme="minorHAnsi"/>
+          <w:sz w:val="24"/>
+          <w:szCs w:val="24"/>
+          <w:lang w:val="en-US" w:eastAsia="en-US"/>
+        </w:rPr>
+        <w:t>наносекунды</w:t>
+      </w:r>
+      <w:proofErr w:type="spellEnd"/>
     </w:p>
     <w:p>
       <w:pPr>
@@ -16010,7 +17377,27 @@
           <w:szCs w:val="24"/>
           <w:lang w:val="en-US" w:eastAsia="en-US"/>
         </w:rPr>
-        <w:t xml:space="preserve">    command = b"SPEED=10"</w:t>
+        <w:t xml:space="preserve">    command = </w:t>
+      </w:r>
+      <w:proofErr w:type="spellStart"/>
+      <w:r>
+        <w:rPr>
+          <w:rFonts w:eastAsiaTheme="minorHAnsi"/>
+          <w:sz w:val="24"/>
+          <w:szCs w:val="24"/>
+          <w:lang w:val="en-US" w:eastAsia="en-US"/>
+        </w:rPr>
+        <w:t>b"SPEED</w:t>
+      </w:r>
+      <w:proofErr w:type="spellEnd"/>
+      <w:r>
+        <w:rPr>
+          <w:rFonts w:eastAsiaTheme="minorHAnsi"/>
+          <w:sz w:val="24"/>
+          <w:szCs w:val="24"/>
+          <w:lang w:val="en-US" w:eastAsia="en-US"/>
+        </w:rPr>
+        <w:t>=10"</w:t>
       </w:r>
     </w:p>
     <w:p>
@@ -16034,7 +17421,109 @@
           <w:szCs w:val="24"/>
           <w:lang w:val="en-US" w:eastAsia="en-US"/>
         </w:rPr>
-        <w:t xml:space="preserve">    print(f"\nКоманда: {command.decode()}, временная метка: {timestamp}")</w:t>
+        <w:t xml:space="preserve">    </w:t>
+      </w:r>
+      <w:proofErr w:type="gramStart"/>
+      <w:r>
+        <w:rPr>
+          <w:rFonts w:eastAsiaTheme="minorHAnsi"/>
+          <w:sz w:val="24"/>
+          <w:szCs w:val="24"/>
+          <w:lang w:val="en-US" w:eastAsia="en-US"/>
+        </w:rPr>
+        <w:t>print(</w:t>
+      </w:r>
+      <w:proofErr w:type="gramEnd"/>
+      <w:r>
+        <w:rPr>
+          <w:rFonts w:eastAsiaTheme="minorHAnsi"/>
+          <w:sz w:val="24"/>
+          <w:szCs w:val="24"/>
+          <w:lang w:val="en-US" w:eastAsia="en-US"/>
+        </w:rPr>
+        <w:t>f"\</w:t>
+      </w:r>
+      <w:proofErr w:type="spellStart"/>
+      <w:r>
+        <w:rPr>
+          <w:rFonts w:eastAsiaTheme="minorHAnsi"/>
+          <w:sz w:val="24"/>
+          <w:szCs w:val="24"/>
+          <w:lang w:val="en-US" w:eastAsia="en-US"/>
+        </w:rPr>
+        <w:t>nКоманда</w:t>
+      </w:r>
+      <w:proofErr w:type="spellEnd"/>
+      <w:r>
+        <w:rPr>
+          <w:rFonts w:eastAsiaTheme="minorHAnsi"/>
+          <w:sz w:val="24"/>
+          <w:szCs w:val="24"/>
+          <w:lang w:val="en-US" w:eastAsia="en-US"/>
+        </w:rPr>
+        <w:t>: {</w:t>
+      </w:r>
+      <w:proofErr w:type="spellStart"/>
+      <w:proofErr w:type="gramStart"/>
+      <w:r>
+        <w:rPr>
+          <w:rFonts w:eastAsiaTheme="minorHAnsi"/>
+          <w:sz w:val="24"/>
+          <w:szCs w:val="24"/>
+          <w:lang w:val="en-US" w:eastAsia="en-US"/>
+        </w:rPr>
+        <w:t>command.decode</w:t>
+      </w:r>
+      <w:proofErr w:type="spellEnd"/>
+      <w:proofErr w:type="gramEnd"/>
+      <w:r>
+        <w:rPr>
+          <w:rFonts w:eastAsiaTheme="minorHAnsi"/>
+          <w:sz w:val="24"/>
+          <w:szCs w:val="24"/>
+          <w:lang w:val="en-US" w:eastAsia="en-US"/>
+        </w:rPr>
+        <w:t xml:space="preserve">()}, </w:t>
+      </w:r>
+      <w:proofErr w:type="spellStart"/>
+      <w:r>
+        <w:rPr>
+          <w:rFonts w:eastAsiaTheme="minorHAnsi"/>
+          <w:sz w:val="24"/>
+          <w:szCs w:val="24"/>
+          <w:lang w:val="en-US" w:eastAsia="en-US"/>
+        </w:rPr>
+        <w:t>временная</w:t>
+      </w:r>
+      <w:proofErr w:type="spellEnd"/>
+      <w:r>
+        <w:rPr>
+          <w:rFonts w:eastAsiaTheme="minorHAnsi"/>
+          <w:sz w:val="24"/>
+          <w:szCs w:val="24"/>
+          <w:lang w:val="en-US" w:eastAsia="en-US"/>
+        </w:rPr>
+        <w:t xml:space="preserve"> </w:t>
+      </w:r>
+      <w:proofErr w:type="spellStart"/>
+      <w:r>
+        <w:rPr>
+          <w:rFonts w:eastAsiaTheme="minorHAnsi"/>
+          <w:sz w:val="24"/>
+          <w:szCs w:val="24"/>
+          <w:lang w:val="en-US" w:eastAsia="en-US"/>
+        </w:rPr>
+        <w:t>метка</w:t>
+      </w:r>
+      <w:proofErr w:type="spellEnd"/>
+      <w:r>
+        <w:rPr>
+          <w:rFonts w:eastAsiaTheme="minorHAnsi"/>
+          <w:sz w:val="24"/>
+          <w:szCs w:val="24"/>
+          <w:lang w:val="en-US" w:eastAsia="en-US"/>
+        </w:rPr>
+        <w:t>: {timestamp}")</w:t>
       </w:r>
     </w:p>
     <w:p>
@@ -16073,7 +17562,78 @@
           <w:szCs w:val="24"/>
           <w:lang w:val="en-US" w:eastAsia="en-US"/>
         </w:rPr>
-        <w:t xml:space="preserve">    msg = operator.create_signed_message(machine.get_id(), command, timestamp, MSG_TYPE_COMMAND)</w:t>
+        <w:t xml:space="preserve">    msg = </w:t>
+      </w:r>
+      <w:proofErr w:type="spellStart"/>
+      <w:proofErr w:type="gramStart"/>
+      <w:r>
+        <w:rPr>
+          <w:rFonts w:eastAsiaTheme="minorHAnsi"/>
+          <w:sz w:val="24"/>
+          <w:szCs w:val="24"/>
+          <w:lang w:val="en-US" w:eastAsia="en-US"/>
+        </w:rPr>
+        <w:t>operator.create</w:t>
+      </w:r>
+      <w:proofErr w:type="gramEnd"/>
+      <w:r>
+        <w:rPr>
+          <w:rFonts w:eastAsiaTheme="minorHAnsi"/>
+          <w:sz w:val="24"/>
+          <w:szCs w:val="24"/>
+          <w:lang w:val="en-US" w:eastAsia="en-US"/>
+        </w:rPr>
+        <w:t>_signed_message</w:t>
+      </w:r>
+      <w:proofErr w:type="spellEnd"/>
+      <w:r>
+        <w:rPr>
+          <w:rFonts w:eastAsiaTheme="minorHAnsi"/>
+          <w:sz w:val="24"/>
+          <w:szCs w:val="24"/>
+          <w:lang w:val="en-US" w:eastAsia="en-US"/>
+        </w:rPr>
+        <w:t>(</w:t>
+      </w:r>
+      <w:proofErr w:type="spellStart"/>
+      <w:r>
+        <w:rPr>
+          <w:rFonts w:eastAsiaTheme="minorHAnsi"/>
+          <w:sz w:val="24"/>
+          <w:szCs w:val="24"/>
+          <w:lang w:val="en-US" w:eastAsia="en-US"/>
+        </w:rPr>
+        <w:t>machine.get_</w:t>
+      </w:r>
+      <w:proofErr w:type="gramStart"/>
+      <w:r>
+        <w:rPr>
+          <w:rFonts w:eastAsiaTheme="minorHAnsi"/>
+          <w:sz w:val="24"/>
+          <w:szCs w:val="24"/>
+          <w:lang w:val="en-US" w:eastAsia="en-US"/>
+        </w:rPr>
+        <w:t>id</w:t>
+      </w:r>
+      <w:proofErr w:type="spellEnd"/>
+      <w:r>
+        <w:rPr>
+          <w:rFonts w:eastAsiaTheme="minorHAnsi"/>
+          <w:sz w:val="24"/>
+          <w:szCs w:val="24"/>
+          <w:lang w:val="en-US" w:eastAsia="en-US"/>
+        </w:rPr>
+        <w:t>(</w:t>
+      </w:r>
+      <w:proofErr w:type="gramEnd"/>
+      <w:r>
+        <w:rPr>
+          <w:rFonts w:eastAsiaTheme="minorHAnsi"/>
+          <w:sz w:val="24"/>
+          <w:szCs w:val="24"/>
+          <w:lang w:val="en-US" w:eastAsia="en-US"/>
+        </w:rPr>
+        <w:t>), command, timestamp, MSG_TYPE_COMMAND)</w:t>
       </w:r>
     </w:p>
     <w:p>
@@ -16097,7 +17657,17 @@
           <w:szCs w:val="24"/>
           <w:lang w:val="en-US" w:eastAsia="en-US"/>
         </w:rPr>
-        <w:t xml:space="preserve">    print</w:t>
+        <w:t xml:space="preserve">    </w:t>
+      </w:r>
+      <w:proofErr w:type="gramStart"/>
+      <w:r>
+        <w:rPr>
+          <w:rFonts w:eastAsiaTheme="minorHAnsi"/>
+          <w:sz w:val="24"/>
+          <w:szCs w:val="24"/>
+          <w:lang w:val="en-US" w:eastAsia="en-US"/>
+        </w:rPr>
+        <w:t>print</w:t>
       </w:r>
       <w:r>
         <w:rPr>
@@ -16106,7 +17676,17 @@
           <w:szCs w:val="24"/>
           <w:lang w:eastAsia="en-US"/>
         </w:rPr>
-        <w:t>("\</w:t>
+        <w:t>(</w:t>
+      </w:r>
+      <w:proofErr w:type="gramEnd"/>
+      <w:r>
+        <w:rPr>
+          <w:rFonts w:eastAsiaTheme="minorHAnsi"/>
+          <w:sz w:val="24"/>
+          <w:szCs w:val="24"/>
+          <w:lang w:eastAsia="en-US"/>
+        </w:rPr>
+        <w:t>"\</w:t>
       </w:r>
       <w:r>
         <w:rPr>
@@ -16157,7 +17737,38 @@
           <w:szCs w:val="24"/>
           <w:lang w:val="en-US" w:eastAsia="en-US"/>
         </w:rPr>
-        <w:t>ok = machine.verify_message(msg)</w:t>
+        <w:t xml:space="preserve">ok = </w:t>
+      </w:r>
+      <w:proofErr w:type="spellStart"/>
+      <w:proofErr w:type="gramStart"/>
+      <w:r>
+        <w:rPr>
+          <w:rFonts w:eastAsiaTheme="minorHAnsi"/>
+          <w:sz w:val="24"/>
+          <w:szCs w:val="24"/>
+          <w:lang w:val="en-US" w:eastAsia="en-US"/>
+        </w:rPr>
+        <w:t>machine.verify</w:t>
+      </w:r>
+      <w:proofErr w:type="gramEnd"/>
+      <w:r>
+        <w:rPr>
+          <w:rFonts w:eastAsiaTheme="minorHAnsi"/>
+          <w:sz w:val="24"/>
+          <w:szCs w:val="24"/>
+          <w:lang w:val="en-US" w:eastAsia="en-US"/>
+        </w:rPr>
+        <w:t>_message</w:t>
+      </w:r>
+      <w:proofErr w:type="spellEnd"/>
+      <w:r>
+        <w:rPr>
+          <w:rFonts w:eastAsiaTheme="minorHAnsi"/>
+          <w:sz w:val="24"/>
+          <w:szCs w:val="24"/>
+          <w:lang w:val="en-US" w:eastAsia="en-US"/>
+        </w:rPr>
+        <w:t>(msg)</w:t>
       </w:r>
     </w:p>
     <w:p>
@@ -16249,6 +17860,7 @@
         </w:rPr>
         <w:t xml:space="preserve">        </w:t>
       </w:r>
+      <w:proofErr w:type="gramStart"/>
       <w:r>
         <w:rPr>
           <w:rFonts w:eastAsiaTheme="minorHAnsi"/>
@@ -16265,7 +17877,17 @@
           <w:szCs w:val="24"/>
           <w:lang w:eastAsia="en-US"/>
         </w:rPr>
-        <w:t>("\</w:t>
+        <w:t>(</w:t>
+      </w:r>
+      <w:proofErr w:type="gramEnd"/>
+      <w:r>
+        <w:rPr>
+          <w:rFonts w:eastAsiaTheme="minorHAnsi"/>
+          <w:sz w:val="24"/>
+          <w:szCs w:val="24"/>
+          <w:lang w:eastAsia="en-US"/>
+        </w:rPr>
+        <w:t>"\</w:t>
       </w:r>
       <w:r>
         <w:rPr>
@@ -16345,6 +17967,7 @@
         </w:rPr>
         <w:t xml:space="preserve"> = </w:t>
       </w:r>
+      <w:proofErr w:type="gramStart"/>
       <w:r>
         <w:rPr>
           <w:rFonts w:eastAsiaTheme="minorHAnsi"/>
@@ -16372,6 +17995,7 @@
         </w:rPr>
         <w:t>time</w:t>
       </w:r>
+      <w:proofErr w:type="gramEnd"/>
       <w:r>
         <w:rPr>
           <w:rFonts w:eastAsiaTheme="minorHAnsi"/>
@@ -16381,6 +18005,7 @@
         </w:rPr>
         <w:t>_</w:t>
       </w:r>
+      <w:proofErr w:type="gramStart"/>
       <w:r>
         <w:rPr>
           <w:rFonts w:eastAsiaTheme="minorHAnsi"/>
@@ -16397,7 +18022,17 @@
           <w:szCs w:val="24"/>
           <w:lang w:eastAsia="en-US"/>
         </w:rPr>
-        <w:t>()</w:t>
+        <w:t>(</w:t>
+      </w:r>
+      <w:proofErr w:type="gramEnd"/>
+      <w:r>
+        <w:rPr>
+          <w:rFonts w:eastAsiaTheme="minorHAnsi"/>
+          <w:sz w:val="24"/>
+          <w:szCs w:val="24"/>
+          <w:lang w:eastAsia="en-US"/>
+        </w:rPr>
+        <w:t>)</w:t>
       </w:r>
     </w:p>
     <w:p>
@@ -16423,14 +18058,45 @@
         </w:rPr>
         <w:t xml:space="preserve">        </w:t>
       </w:r>
-      <w:r>
-        <w:rPr>
-          <w:rFonts w:eastAsiaTheme="minorHAnsi"/>
-          <w:sz w:val="24"/>
-          <w:szCs w:val="24"/>
-          <w:lang w:val="en-US" w:eastAsia="en-US"/>
-        </w:rPr>
-        <w:t>ack_payload = b"ACK: command accepted"</w:t>
+      <w:proofErr w:type="spellStart"/>
+      <w:r>
+        <w:rPr>
+          <w:rFonts w:eastAsiaTheme="minorHAnsi"/>
+          <w:sz w:val="24"/>
+          <w:szCs w:val="24"/>
+          <w:lang w:val="en-US" w:eastAsia="en-US"/>
+        </w:rPr>
+        <w:t>ack_payload</w:t>
+      </w:r>
+      <w:proofErr w:type="spellEnd"/>
+      <w:r>
+        <w:rPr>
+          <w:rFonts w:eastAsiaTheme="minorHAnsi"/>
+          <w:sz w:val="24"/>
+          <w:szCs w:val="24"/>
+          <w:lang w:val="en-US" w:eastAsia="en-US"/>
+        </w:rPr>
+        <w:t xml:space="preserve"> = </w:t>
+      </w:r>
+      <w:proofErr w:type="spellStart"/>
+      <w:r>
+        <w:rPr>
+          <w:rFonts w:eastAsiaTheme="minorHAnsi"/>
+          <w:sz w:val="24"/>
+          <w:szCs w:val="24"/>
+          <w:lang w:val="en-US" w:eastAsia="en-US"/>
+        </w:rPr>
+        <w:t>b"ACK</w:t>
+      </w:r>
+      <w:proofErr w:type="spellEnd"/>
+      <w:r>
+        <w:rPr>
+          <w:rFonts w:eastAsiaTheme="minorHAnsi"/>
+          <w:sz w:val="24"/>
+          <w:szCs w:val="24"/>
+          <w:lang w:val="en-US" w:eastAsia="en-US"/>
+        </w:rPr>
+        <w:t>: command accepted"</w:t>
       </w:r>
     </w:p>
     <w:p>
@@ -16454,7 +18120,138 @@
           <w:szCs w:val="24"/>
           <w:lang w:val="en-US" w:eastAsia="en-US"/>
         </w:rPr>
-        <w:t xml:space="preserve">        ack_msg = machine.create_signed_message(operator.get_id(), ack_payload, ack_timestamp, MSG_TYPE_ACK)</w:t>
+        <w:t xml:space="preserve">        </w:t>
+      </w:r>
+      <w:proofErr w:type="spellStart"/>
+      <w:r>
+        <w:rPr>
+          <w:rFonts w:eastAsiaTheme="minorHAnsi"/>
+          <w:sz w:val="24"/>
+          <w:szCs w:val="24"/>
+          <w:lang w:val="en-US" w:eastAsia="en-US"/>
+        </w:rPr>
+        <w:t>ack_msg</w:t>
+      </w:r>
+      <w:proofErr w:type="spellEnd"/>
+      <w:r>
+        <w:rPr>
+          <w:rFonts w:eastAsiaTheme="minorHAnsi"/>
+          <w:sz w:val="24"/>
+          <w:szCs w:val="24"/>
+          <w:lang w:val="en-US" w:eastAsia="en-US"/>
+        </w:rPr>
+        <w:t xml:space="preserve"> = </w:t>
+      </w:r>
+      <w:proofErr w:type="spellStart"/>
+      <w:proofErr w:type="gramStart"/>
+      <w:r>
+        <w:rPr>
+          <w:rFonts w:eastAsiaTheme="minorHAnsi"/>
+          <w:sz w:val="24"/>
+          <w:szCs w:val="24"/>
+          <w:lang w:val="en-US" w:eastAsia="en-US"/>
+        </w:rPr>
+        <w:t>machine.create</w:t>
+      </w:r>
+      <w:proofErr w:type="gramEnd"/>
+      <w:r>
+        <w:rPr>
+          <w:rFonts w:eastAsiaTheme="minorHAnsi"/>
+          <w:sz w:val="24"/>
+          <w:szCs w:val="24"/>
+          <w:lang w:val="en-US" w:eastAsia="en-US"/>
+        </w:rPr>
+        <w:t>_signed_message</w:t>
+      </w:r>
+      <w:proofErr w:type="spellEnd"/>
+      <w:r>
+        <w:rPr>
+          <w:rFonts w:eastAsiaTheme="minorHAnsi"/>
+          <w:sz w:val="24"/>
+          <w:szCs w:val="24"/>
+          <w:lang w:val="en-US" w:eastAsia="en-US"/>
+        </w:rPr>
+        <w:t>(</w:t>
+      </w:r>
+      <w:proofErr w:type="spellStart"/>
+      <w:r>
+        <w:rPr>
+          <w:rFonts w:eastAsiaTheme="minorHAnsi"/>
+          <w:sz w:val="24"/>
+          <w:szCs w:val="24"/>
+          <w:lang w:val="en-US" w:eastAsia="en-US"/>
+        </w:rPr>
+        <w:t>operator.get_</w:t>
+      </w:r>
+      <w:proofErr w:type="gramStart"/>
+      <w:r>
+        <w:rPr>
+          <w:rFonts w:eastAsiaTheme="minorHAnsi"/>
+          <w:sz w:val="24"/>
+          <w:szCs w:val="24"/>
+          <w:lang w:val="en-US" w:eastAsia="en-US"/>
+        </w:rPr>
+        <w:t>id</w:t>
+      </w:r>
+      <w:proofErr w:type="spellEnd"/>
+      <w:r>
+        <w:rPr>
+          <w:rFonts w:eastAsiaTheme="minorHAnsi"/>
+          <w:sz w:val="24"/>
+          <w:szCs w:val="24"/>
+          <w:lang w:val="en-US" w:eastAsia="en-US"/>
+        </w:rPr>
+        <w:t>(</w:t>
+      </w:r>
+      <w:proofErr w:type="gramEnd"/>
+      <w:r>
+        <w:rPr>
+          <w:rFonts w:eastAsiaTheme="minorHAnsi"/>
+          <w:sz w:val="24"/>
+          <w:szCs w:val="24"/>
+          <w:lang w:val="en-US" w:eastAsia="en-US"/>
+        </w:rPr>
+        <w:t xml:space="preserve">), </w:t>
+      </w:r>
+      <w:proofErr w:type="spellStart"/>
+      <w:r>
+        <w:rPr>
+          <w:rFonts w:eastAsiaTheme="minorHAnsi"/>
+          <w:sz w:val="24"/>
+          <w:szCs w:val="24"/>
+          <w:lang w:val="en-US" w:eastAsia="en-US"/>
+        </w:rPr>
+        <w:t>ack_payload</w:t>
+      </w:r>
+      <w:proofErr w:type="spellEnd"/>
+      <w:r>
+        <w:rPr>
+          <w:rFonts w:eastAsiaTheme="minorHAnsi"/>
+          <w:sz w:val="24"/>
+          <w:szCs w:val="24"/>
+          <w:lang w:val="en-US" w:eastAsia="en-US"/>
+        </w:rPr>
+        <w:t xml:space="preserve">, </w:t>
+      </w:r>
+      <w:proofErr w:type="spellStart"/>
+      <w:r>
+        <w:rPr>
+          <w:rFonts w:eastAsiaTheme="minorHAnsi"/>
+          <w:sz w:val="24"/>
+          <w:szCs w:val="24"/>
+          <w:lang w:val="en-US" w:eastAsia="en-US"/>
+        </w:rPr>
+        <w:t>ack_timestamp</w:t>
+      </w:r>
+      <w:proofErr w:type="spellEnd"/>
+      <w:r>
+        <w:rPr>
+          <w:rFonts w:eastAsiaTheme="minorHAnsi"/>
+          <w:sz w:val="24"/>
+          <w:szCs w:val="24"/>
+          <w:lang w:val="en-US" w:eastAsia="en-US"/>
+        </w:rPr>
+        <w:t>, MSG_TYPE_ACK)</w:t>
       </w:r>
     </w:p>
     <w:p>
@@ -16478,7 +18275,17 @@
           <w:szCs w:val="24"/>
           <w:lang w:val="en-US" w:eastAsia="en-US"/>
         </w:rPr>
-        <w:t xml:space="preserve">        print</w:t>
+        <w:t xml:space="preserve">        </w:t>
+      </w:r>
+      <w:proofErr w:type="gramStart"/>
+      <w:r>
+        <w:rPr>
+          <w:rFonts w:eastAsiaTheme="minorHAnsi"/>
+          <w:sz w:val="24"/>
+          <w:szCs w:val="24"/>
+          <w:lang w:val="en-US" w:eastAsia="en-US"/>
+        </w:rPr>
+        <w:t>print</w:t>
       </w:r>
       <w:r>
         <w:rPr>
@@ -16487,7 +18294,17 @@
           <w:szCs w:val="24"/>
           <w:lang w:eastAsia="en-US"/>
         </w:rPr>
-        <w:t>("\</w:t>
+        <w:t>(</w:t>
+      </w:r>
+      <w:proofErr w:type="gramEnd"/>
+      <w:r>
+        <w:rPr>
+          <w:rFonts w:eastAsiaTheme="minorHAnsi"/>
+          <w:sz w:val="24"/>
+          <w:szCs w:val="24"/>
+          <w:lang w:eastAsia="en-US"/>
+        </w:rPr>
+        <w:t>"\</w:t>
       </w:r>
       <w:r>
         <w:rPr>
@@ -16538,7 +18355,58 @@
           <w:szCs w:val="24"/>
           <w:lang w:val="en-US" w:eastAsia="en-US"/>
         </w:rPr>
-        <w:t>ok2 = operator.verify_message(ack_msg)</w:t>
+        <w:t xml:space="preserve">ok2 = </w:t>
+      </w:r>
+      <w:proofErr w:type="spellStart"/>
+      <w:proofErr w:type="gramStart"/>
+      <w:r>
+        <w:rPr>
+          <w:rFonts w:eastAsiaTheme="minorHAnsi"/>
+          <w:sz w:val="24"/>
+          <w:szCs w:val="24"/>
+          <w:lang w:val="en-US" w:eastAsia="en-US"/>
+        </w:rPr>
+        <w:t>operator.verify</w:t>
+      </w:r>
+      <w:proofErr w:type="gramEnd"/>
+      <w:r>
+        <w:rPr>
+          <w:rFonts w:eastAsiaTheme="minorHAnsi"/>
+          <w:sz w:val="24"/>
+          <w:szCs w:val="24"/>
+          <w:lang w:val="en-US" w:eastAsia="en-US"/>
+        </w:rPr>
+        <w:t>_message</w:t>
+      </w:r>
+      <w:proofErr w:type="spellEnd"/>
+      <w:r>
+        <w:rPr>
+          <w:rFonts w:eastAsiaTheme="minorHAnsi"/>
+          <w:sz w:val="24"/>
+          <w:szCs w:val="24"/>
+          <w:lang w:val="en-US" w:eastAsia="en-US"/>
+        </w:rPr>
+        <w:t>(</w:t>
+      </w:r>
+      <w:proofErr w:type="spellStart"/>
+      <w:r>
+        <w:rPr>
+          <w:rFonts w:eastAsiaTheme="minorHAnsi"/>
+          <w:sz w:val="24"/>
+          <w:szCs w:val="24"/>
+          <w:lang w:val="en-US" w:eastAsia="en-US"/>
+        </w:rPr>
+        <w:t>ack_msg</w:t>
+      </w:r>
+      <w:proofErr w:type="spellEnd"/>
+      <w:r>
+        <w:rPr>
+          <w:rFonts w:eastAsiaTheme="minorHAnsi"/>
+          <w:sz w:val="24"/>
+          <w:szCs w:val="24"/>
+          <w:lang w:val="en-US" w:eastAsia="en-US"/>
+        </w:rPr>
+        <w:t>)</w:t>
       </w:r>
     </w:p>
     <w:p>
@@ -16615,6 +18483,7 @@
         </w:rPr>
         <w:t xml:space="preserve">            </w:t>
       </w:r>
+      <w:proofErr w:type="gramStart"/>
       <w:r>
         <w:rPr>
           <w:rFonts w:eastAsiaTheme="minorHAnsi"/>
@@ -16631,7 +18500,17 @@
           <w:szCs w:val="24"/>
           <w:lang w:eastAsia="en-US"/>
         </w:rPr>
-        <w:t>("\</w:t>
+        <w:t>(</w:t>
+      </w:r>
+      <w:proofErr w:type="gramEnd"/>
+      <w:r>
+        <w:rPr>
+          <w:rFonts w:eastAsiaTheme="minorHAnsi"/>
+          <w:sz w:val="24"/>
+          <w:szCs w:val="24"/>
+          <w:lang w:eastAsia="en-US"/>
+        </w:rPr>
+        <w:t>"\</w:t>
       </w:r>
       <w:r>
         <w:rPr>
@@ -16717,6 +18596,7 @@
         </w:rPr>
         <w:t xml:space="preserve">            </w:t>
       </w:r>
+      <w:proofErr w:type="gramStart"/>
       <w:r>
         <w:rPr>
           <w:rFonts w:eastAsiaTheme="minorHAnsi"/>
@@ -16733,7 +18613,17 @@
           <w:szCs w:val="24"/>
           <w:lang w:eastAsia="en-US"/>
         </w:rPr>
-        <w:t>("\</w:t>
+        <w:t>(</w:t>
+      </w:r>
+      <w:proofErr w:type="gramEnd"/>
+      <w:r>
+        <w:rPr>
+          <w:rFonts w:eastAsiaTheme="minorHAnsi"/>
+          <w:sz w:val="24"/>
+          <w:szCs w:val="24"/>
+          <w:lang w:eastAsia="en-US"/>
+        </w:rPr>
+        <w:t>"\</w:t>
       </w:r>
       <w:r>
         <w:rPr>
@@ -16819,6 +18709,7 @@
         </w:rPr>
         <w:t xml:space="preserve">        </w:t>
       </w:r>
+      <w:proofErr w:type="gramStart"/>
       <w:r>
         <w:rPr>
           <w:rFonts w:eastAsiaTheme="minorHAnsi"/>
@@ -16835,7 +18726,17 @@
           <w:szCs w:val="24"/>
           <w:lang w:eastAsia="en-US"/>
         </w:rPr>
-        <w:t>("\</w:t>
+        <w:t>(</w:t>
+      </w:r>
+      <w:proofErr w:type="gramEnd"/>
+      <w:r>
+        <w:rPr>
+          <w:rFonts w:eastAsiaTheme="minorHAnsi"/>
+          <w:sz w:val="24"/>
+          <w:szCs w:val="24"/>
+          <w:lang w:eastAsia="en-US"/>
+        </w:rPr>
+        <w:t>"\</w:t>
       </w:r>
       <w:r>
         <w:rPr>
@@ -16937,6 +18838,7 @@
         </w:rPr>
         <w:t>_</w:t>
       </w:r>
+      <w:proofErr w:type="gramStart"/>
       <w:r>
         <w:rPr>
           <w:rFonts w:eastAsiaTheme="minorHAnsi"/>
@@ -16953,7 +18855,17 @@
           <w:szCs w:val="24"/>
           <w:lang w:eastAsia="en-US"/>
         </w:rPr>
-        <w:t>("Сценарий 2: Пассивный перехват (прослушивание)")</w:t>
+        <w:t>(</w:t>
+      </w:r>
+      <w:proofErr w:type="gramEnd"/>
+      <w:r>
+        <w:rPr>
+          <w:rFonts w:eastAsiaTheme="minorHAnsi"/>
+          <w:sz w:val="24"/>
+          <w:szCs w:val="24"/>
+          <w:lang w:eastAsia="en-US"/>
+        </w:rPr>
+        <w:t>"Сценарий 2: Пассивный перехват (прослушивание)")</w:t>
       </w:r>
     </w:p>
     <w:p>
@@ -16986,7 +18898,58 @@
           <w:szCs w:val="24"/>
           <w:lang w:val="en-US" w:eastAsia="en-US"/>
         </w:rPr>
-        <w:t>timestamp2 = time.time_ns()</w:t>
+        <w:t xml:space="preserve">timestamp2 = </w:t>
+      </w:r>
+      <w:proofErr w:type="spellStart"/>
+      <w:proofErr w:type="gramStart"/>
+      <w:r>
+        <w:rPr>
+          <w:rFonts w:eastAsiaTheme="minorHAnsi"/>
+          <w:sz w:val="24"/>
+          <w:szCs w:val="24"/>
+          <w:lang w:val="en-US" w:eastAsia="en-US"/>
+        </w:rPr>
+        <w:t>time.time</w:t>
+      </w:r>
+      <w:proofErr w:type="gramEnd"/>
+      <w:r>
+        <w:rPr>
+          <w:rFonts w:eastAsiaTheme="minorHAnsi"/>
+          <w:sz w:val="24"/>
+          <w:szCs w:val="24"/>
+          <w:lang w:val="en-US" w:eastAsia="en-US"/>
+        </w:rPr>
+        <w:t>_</w:t>
+      </w:r>
+      <w:proofErr w:type="gramStart"/>
+      <w:r>
+        <w:rPr>
+          <w:rFonts w:eastAsiaTheme="minorHAnsi"/>
+          <w:sz w:val="24"/>
+          <w:szCs w:val="24"/>
+          <w:lang w:val="en-US" w:eastAsia="en-US"/>
+        </w:rPr>
+        <w:t>ns</w:t>
+      </w:r>
+      <w:proofErr w:type="spellEnd"/>
+      <w:r>
+        <w:rPr>
+          <w:rFonts w:eastAsiaTheme="minorHAnsi"/>
+          <w:sz w:val="24"/>
+          <w:szCs w:val="24"/>
+          <w:lang w:val="en-US" w:eastAsia="en-US"/>
+        </w:rPr>
+        <w:t>(</w:t>
+      </w:r>
+      <w:proofErr w:type="gramEnd"/>
+      <w:r>
+        <w:rPr>
+          <w:rFonts w:eastAsiaTheme="minorHAnsi"/>
+          <w:sz w:val="24"/>
+          <w:szCs w:val="24"/>
+          <w:lang w:val="en-US" w:eastAsia="en-US"/>
+        </w:rPr>
+        <w:t>)</w:t>
       </w:r>
     </w:p>
     <w:p>
@@ -17010,7 +18973,27 @@
           <w:szCs w:val="24"/>
           <w:lang w:val="en-US" w:eastAsia="en-US"/>
         </w:rPr>
-        <w:t xml:space="preserve">    command2 = b"SPEED=20"</w:t>
+        <w:t xml:space="preserve">    command2 = </w:t>
+      </w:r>
+      <w:proofErr w:type="spellStart"/>
+      <w:r>
+        <w:rPr>
+          <w:rFonts w:eastAsiaTheme="minorHAnsi"/>
+          <w:sz w:val="24"/>
+          <w:szCs w:val="24"/>
+          <w:lang w:val="en-US" w:eastAsia="en-US"/>
+        </w:rPr>
+        <w:t>b"SPEED</w:t>
+      </w:r>
+      <w:proofErr w:type="spellEnd"/>
+      <w:r>
+        <w:rPr>
+          <w:rFonts w:eastAsiaTheme="minorHAnsi"/>
+          <w:sz w:val="24"/>
+          <w:szCs w:val="24"/>
+          <w:lang w:val="en-US" w:eastAsia="en-US"/>
+        </w:rPr>
+        <w:t>=20"</w:t>
       </w:r>
     </w:p>
     <w:p>
@@ -17034,7 +19017,87 @@
           <w:szCs w:val="24"/>
           <w:lang w:val="en-US" w:eastAsia="en-US"/>
         </w:rPr>
-        <w:t xml:space="preserve">    print(f"\nКоманда: {command2.decode()}, временная метка: {timestamp2}")</w:t>
+        <w:t xml:space="preserve">    </w:t>
+      </w:r>
+      <w:proofErr w:type="gramStart"/>
+      <w:r>
+        <w:rPr>
+          <w:rFonts w:eastAsiaTheme="minorHAnsi"/>
+          <w:sz w:val="24"/>
+          <w:szCs w:val="24"/>
+          <w:lang w:val="en-US" w:eastAsia="en-US"/>
+        </w:rPr>
+        <w:t>print(</w:t>
+      </w:r>
+      <w:proofErr w:type="gramEnd"/>
+      <w:r>
+        <w:rPr>
+          <w:rFonts w:eastAsiaTheme="minorHAnsi"/>
+          <w:sz w:val="24"/>
+          <w:szCs w:val="24"/>
+          <w:lang w:val="en-US" w:eastAsia="en-US"/>
+        </w:rPr>
+        <w:t>f"\</w:t>
+      </w:r>
+      <w:proofErr w:type="spellStart"/>
+      <w:r>
+        <w:rPr>
+          <w:rFonts w:eastAsiaTheme="minorHAnsi"/>
+          <w:sz w:val="24"/>
+          <w:szCs w:val="24"/>
+          <w:lang w:val="en-US" w:eastAsia="en-US"/>
+        </w:rPr>
+        <w:t>nКоманда</w:t>
+      </w:r>
+      <w:proofErr w:type="spellEnd"/>
+      <w:r>
+        <w:rPr>
+          <w:rFonts w:eastAsiaTheme="minorHAnsi"/>
+          <w:sz w:val="24"/>
+          <w:szCs w:val="24"/>
+          <w:lang w:val="en-US" w:eastAsia="en-US"/>
+        </w:rPr>
+        <w:t xml:space="preserve">: {command2.decode()}, </w:t>
+      </w:r>
+      <w:proofErr w:type="spellStart"/>
+      <w:r>
+        <w:rPr>
+          <w:rFonts w:eastAsiaTheme="minorHAnsi"/>
+          <w:sz w:val="24"/>
+          <w:szCs w:val="24"/>
+          <w:lang w:val="en-US" w:eastAsia="en-US"/>
+        </w:rPr>
+        <w:t>временная</w:t>
+      </w:r>
+      <w:proofErr w:type="spellEnd"/>
+      <w:r>
+        <w:rPr>
+          <w:rFonts w:eastAsiaTheme="minorHAnsi"/>
+          <w:sz w:val="24"/>
+          <w:szCs w:val="24"/>
+          <w:lang w:val="en-US" w:eastAsia="en-US"/>
+        </w:rPr>
+        <w:t xml:space="preserve"> </w:t>
+      </w:r>
+      <w:proofErr w:type="spellStart"/>
+      <w:r>
+        <w:rPr>
+          <w:rFonts w:eastAsiaTheme="minorHAnsi"/>
+          <w:sz w:val="24"/>
+          <w:szCs w:val="24"/>
+          <w:lang w:val="en-US" w:eastAsia="en-US"/>
+        </w:rPr>
+        <w:t>метка</w:t>
+      </w:r>
+      <w:proofErr w:type="spellEnd"/>
+      <w:r>
+        <w:rPr>
+          <w:rFonts w:eastAsiaTheme="minorHAnsi"/>
+          <w:sz w:val="24"/>
+          <w:szCs w:val="24"/>
+          <w:lang w:val="en-US" w:eastAsia="en-US"/>
+        </w:rPr>
+        <w:t>: {timestamp2}")</w:t>
       </w:r>
     </w:p>
     <w:p>
@@ -17058,7 +19121,78 @@
           <w:szCs w:val="24"/>
           <w:lang w:val="en-US" w:eastAsia="en-US"/>
         </w:rPr>
-        <w:t xml:space="preserve">    msg2 = operator.create_signed_message(machine.get_id(), command2, timestamp2, MSG_TYPE_COMMAND)</w:t>
+        <w:t xml:space="preserve">    msg2 = </w:t>
+      </w:r>
+      <w:proofErr w:type="spellStart"/>
+      <w:proofErr w:type="gramStart"/>
+      <w:r>
+        <w:rPr>
+          <w:rFonts w:eastAsiaTheme="minorHAnsi"/>
+          <w:sz w:val="24"/>
+          <w:szCs w:val="24"/>
+          <w:lang w:val="en-US" w:eastAsia="en-US"/>
+        </w:rPr>
+        <w:t>operator.create</w:t>
+      </w:r>
+      <w:proofErr w:type="gramEnd"/>
+      <w:r>
+        <w:rPr>
+          <w:rFonts w:eastAsiaTheme="minorHAnsi"/>
+          <w:sz w:val="24"/>
+          <w:szCs w:val="24"/>
+          <w:lang w:val="en-US" w:eastAsia="en-US"/>
+        </w:rPr>
+        <w:t>_signed_message</w:t>
+      </w:r>
+      <w:proofErr w:type="spellEnd"/>
+      <w:r>
+        <w:rPr>
+          <w:rFonts w:eastAsiaTheme="minorHAnsi"/>
+          <w:sz w:val="24"/>
+          <w:szCs w:val="24"/>
+          <w:lang w:val="en-US" w:eastAsia="en-US"/>
+        </w:rPr>
+        <w:t>(</w:t>
+      </w:r>
+      <w:proofErr w:type="spellStart"/>
+      <w:r>
+        <w:rPr>
+          <w:rFonts w:eastAsiaTheme="minorHAnsi"/>
+          <w:sz w:val="24"/>
+          <w:szCs w:val="24"/>
+          <w:lang w:val="en-US" w:eastAsia="en-US"/>
+        </w:rPr>
+        <w:t>machine.get_</w:t>
+      </w:r>
+      <w:proofErr w:type="gramStart"/>
+      <w:r>
+        <w:rPr>
+          <w:rFonts w:eastAsiaTheme="minorHAnsi"/>
+          <w:sz w:val="24"/>
+          <w:szCs w:val="24"/>
+          <w:lang w:val="en-US" w:eastAsia="en-US"/>
+        </w:rPr>
+        <w:t>id</w:t>
+      </w:r>
+      <w:proofErr w:type="spellEnd"/>
+      <w:r>
+        <w:rPr>
+          <w:rFonts w:eastAsiaTheme="minorHAnsi"/>
+          <w:sz w:val="24"/>
+          <w:szCs w:val="24"/>
+          <w:lang w:val="en-US" w:eastAsia="en-US"/>
+        </w:rPr>
+        <w:t>(</w:t>
+      </w:r>
+      <w:proofErr w:type="gramEnd"/>
+      <w:r>
+        <w:rPr>
+          <w:rFonts w:eastAsiaTheme="minorHAnsi"/>
+          <w:sz w:val="24"/>
+          <w:szCs w:val="24"/>
+          <w:lang w:val="en-US" w:eastAsia="en-US"/>
+        </w:rPr>
+        <w:t>), command2, timestamp2, MSG_TYPE_COMMAND)</w:t>
       </w:r>
     </w:p>
     <w:p>
@@ -17097,7 +19231,17 @@
           <w:szCs w:val="24"/>
           <w:lang w:val="en-US" w:eastAsia="en-US"/>
         </w:rPr>
-        <w:t xml:space="preserve">    print</w:t>
+        <w:t xml:space="preserve">    </w:t>
+      </w:r>
+      <w:proofErr w:type="gramStart"/>
+      <w:r>
+        <w:rPr>
+          <w:rFonts w:eastAsiaTheme="minorHAnsi"/>
+          <w:sz w:val="24"/>
+          <w:szCs w:val="24"/>
+          <w:lang w:val="en-US" w:eastAsia="en-US"/>
+        </w:rPr>
+        <w:t>print</w:t>
       </w:r>
       <w:r>
         <w:rPr>
@@ -17106,7 +19250,17 @@
           <w:szCs w:val="24"/>
           <w:lang w:eastAsia="en-US"/>
         </w:rPr>
-        <w:t>("\</w:t>
+        <w:t>(</w:t>
+      </w:r>
+      <w:proofErr w:type="gramEnd"/>
+      <w:r>
+        <w:rPr>
+          <w:rFonts w:eastAsiaTheme="minorHAnsi"/>
+          <w:sz w:val="24"/>
+          <w:szCs w:val="24"/>
+          <w:lang w:eastAsia="en-US"/>
+        </w:rPr>
+        <w:t>"\</w:t>
       </w:r>
       <w:r>
         <w:rPr>
@@ -17150,14 +19304,65 @@
         </w:rPr>
         <w:t xml:space="preserve">    </w:t>
       </w:r>
-      <w:r>
-        <w:rPr>
-          <w:rFonts w:eastAsiaTheme="minorHAnsi"/>
-          <w:sz w:val="24"/>
-          <w:szCs w:val="24"/>
-          <w:lang w:val="en-US" w:eastAsia="en-US"/>
-        </w:rPr>
-        <w:t>print("Перехваченный пакет:")</w:t>
+      <w:proofErr w:type="gramStart"/>
+      <w:r>
+        <w:rPr>
+          <w:rFonts w:eastAsiaTheme="minorHAnsi"/>
+          <w:sz w:val="24"/>
+          <w:szCs w:val="24"/>
+          <w:lang w:val="en-US" w:eastAsia="en-US"/>
+        </w:rPr>
+        <w:t>print(</w:t>
+      </w:r>
+      <w:proofErr w:type="gramEnd"/>
+      <w:r>
+        <w:rPr>
+          <w:rFonts w:eastAsiaTheme="minorHAnsi"/>
+          <w:sz w:val="24"/>
+          <w:szCs w:val="24"/>
+          <w:lang w:val="en-US" w:eastAsia="en-US"/>
+        </w:rPr>
+        <w:t>"</w:t>
+      </w:r>
+      <w:proofErr w:type="spellStart"/>
+      <w:r>
+        <w:rPr>
+          <w:rFonts w:eastAsiaTheme="minorHAnsi"/>
+          <w:sz w:val="24"/>
+          <w:szCs w:val="24"/>
+          <w:lang w:val="en-US" w:eastAsia="en-US"/>
+        </w:rPr>
+        <w:t>Перехваченный</w:t>
+      </w:r>
+      <w:proofErr w:type="spellEnd"/>
+      <w:r>
+        <w:rPr>
+          <w:rFonts w:eastAsiaTheme="minorHAnsi"/>
+          <w:sz w:val="24"/>
+          <w:szCs w:val="24"/>
+          <w:lang w:val="en-US" w:eastAsia="en-US"/>
+        </w:rPr>
+        <w:t xml:space="preserve"> </w:t>
+      </w:r>
+      <w:proofErr w:type="spellStart"/>
+      <w:r>
+        <w:rPr>
+          <w:rFonts w:eastAsiaTheme="minorHAnsi"/>
+          <w:sz w:val="24"/>
+          <w:szCs w:val="24"/>
+          <w:lang w:val="en-US" w:eastAsia="en-US"/>
+        </w:rPr>
+        <w:t>пакет</w:t>
+      </w:r>
+      <w:proofErr w:type="spellEnd"/>
+      <w:r>
+        <w:rPr>
+          <w:rFonts w:eastAsiaTheme="minorHAnsi"/>
+          <w:sz w:val="24"/>
+          <w:szCs w:val="24"/>
+          <w:lang w:val="en-US" w:eastAsia="en-US"/>
+        </w:rPr>
+        <w:t>:")</w:t>
       </w:r>
     </w:p>
     <w:p>
@@ -17181,7 +19386,38 @@
           <w:szCs w:val="24"/>
           <w:lang w:val="en-US" w:eastAsia="en-US"/>
         </w:rPr>
-        <w:t xml:space="preserve">    print(operator._format_packet(msg2))</w:t>
+        <w:t xml:space="preserve">    print(</w:t>
+      </w:r>
+      <w:proofErr w:type="gramStart"/>
+      <w:r>
+        <w:rPr>
+          <w:rFonts w:eastAsiaTheme="minorHAnsi"/>
+          <w:sz w:val="24"/>
+          <w:szCs w:val="24"/>
+          <w:lang w:val="en-US" w:eastAsia="en-US"/>
+        </w:rPr>
+        <w:t>operator._</w:t>
+      </w:r>
+      <w:proofErr w:type="spellStart"/>
+      <w:proofErr w:type="gramEnd"/>
+      <w:r>
+        <w:rPr>
+          <w:rFonts w:eastAsiaTheme="minorHAnsi"/>
+          <w:sz w:val="24"/>
+          <w:szCs w:val="24"/>
+          <w:lang w:val="en-US" w:eastAsia="en-US"/>
+        </w:rPr>
+        <w:t>format_packet</w:t>
+      </w:r>
+      <w:proofErr w:type="spellEnd"/>
+      <w:r>
+        <w:rPr>
+          <w:rFonts w:eastAsiaTheme="minorHAnsi"/>
+          <w:sz w:val="24"/>
+          <w:szCs w:val="24"/>
+          <w:lang w:val="en-US" w:eastAsia="en-US"/>
+        </w:rPr>
+        <w:t>(msg2))</w:t>
       </w:r>
     </w:p>
     <w:p>
@@ -17205,7 +19441,17 @@
           <w:szCs w:val="24"/>
           <w:lang w:val="en-US" w:eastAsia="en-US"/>
         </w:rPr>
-        <w:t xml:space="preserve">    print</w:t>
+        <w:t xml:space="preserve">    </w:t>
+      </w:r>
+      <w:proofErr w:type="gramStart"/>
+      <w:r>
+        <w:rPr>
+          <w:rFonts w:eastAsiaTheme="minorHAnsi"/>
+          <w:sz w:val="24"/>
+          <w:szCs w:val="24"/>
+          <w:lang w:val="en-US" w:eastAsia="en-US"/>
+        </w:rPr>
+        <w:t>print</w:t>
       </w:r>
       <w:r>
         <w:rPr>
@@ -17214,7 +19460,17 @@
           <w:szCs w:val="24"/>
           <w:lang w:eastAsia="en-US"/>
         </w:rPr>
-        <w:t>("Злоумышленник только прослушивает, данные не изменяются.")</w:t>
+        <w:t>(</w:t>
+      </w:r>
+      <w:proofErr w:type="gramEnd"/>
+      <w:r>
+        <w:rPr>
+          <w:rFonts w:eastAsiaTheme="minorHAnsi"/>
+          <w:sz w:val="24"/>
+          <w:szCs w:val="24"/>
+          <w:lang w:eastAsia="en-US"/>
+        </w:rPr>
+        <w:t>"Злоумышленник только прослушивает, данные не изменяются.")</w:t>
       </w:r>
     </w:p>
     <w:p>
@@ -17255,6 +19511,7 @@
         </w:rPr>
         <w:t xml:space="preserve">    </w:t>
       </w:r>
+      <w:proofErr w:type="gramStart"/>
       <w:r>
         <w:rPr>
           <w:rFonts w:eastAsiaTheme="minorHAnsi"/>
@@ -17271,7 +19528,17 @@
           <w:szCs w:val="24"/>
           <w:lang w:eastAsia="en-US"/>
         </w:rPr>
-        <w:t>("\</w:t>
+        <w:t>(</w:t>
+      </w:r>
+      <w:proofErr w:type="gramEnd"/>
+      <w:r>
+        <w:rPr>
+          <w:rFonts w:eastAsiaTheme="minorHAnsi"/>
+          <w:sz w:val="24"/>
+          <w:szCs w:val="24"/>
+          <w:lang w:eastAsia="en-US"/>
+        </w:rPr>
+        <w:t>"\</w:t>
       </w:r>
       <w:r>
         <w:rPr>
@@ -17322,7 +19589,38 @@
           <w:szCs w:val="24"/>
           <w:lang w:val="en-US" w:eastAsia="en-US"/>
         </w:rPr>
-        <w:t>ok3 = machine.verify_message(msg2)</w:t>
+        <w:t xml:space="preserve">ok3 = </w:t>
+      </w:r>
+      <w:proofErr w:type="spellStart"/>
+      <w:proofErr w:type="gramStart"/>
+      <w:r>
+        <w:rPr>
+          <w:rFonts w:eastAsiaTheme="minorHAnsi"/>
+          <w:sz w:val="24"/>
+          <w:szCs w:val="24"/>
+          <w:lang w:val="en-US" w:eastAsia="en-US"/>
+        </w:rPr>
+        <w:t>machine.verify</w:t>
+      </w:r>
+      <w:proofErr w:type="gramEnd"/>
+      <w:r>
+        <w:rPr>
+          <w:rFonts w:eastAsiaTheme="minorHAnsi"/>
+          <w:sz w:val="24"/>
+          <w:szCs w:val="24"/>
+          <w:lang w:val="en-US" w:eastAsia="en-US"/>
+        </w:rPr>
+        <w:t>_message</w:t>
+      </w:r>
+      <w:proofErr w:type="spellEnd"/>
+      <w:r>
+        <w:rPr>
+          <w:rFonts w:eastAsiaTheme="minorHAnsi"/>
+          <w:sz w:val="24"/>
+          <w:szCs w:val="24"/>
+          <w:lang w:val="en-US" w:eastAsia="en-US"/>
+        </w:rPr>
+        <w:t>(msg2)</w:t>
       </w:r>
     </w:p>
     <w:p>
@@ -17399,6 +19697,7 @@
         </w:rPr>
         <w:t xml:space="preserve">        </w:t>
       </w:r>
+      <w:proofErr w:type="gramStart"/>
       <w:r>
         <w:rPr>
           <w:rFonts w:eastAsiaTheme="minorHAnsi"/>
@@ -17415,7 +19714,17 @@
           <w:szCs w:val="24"/>
           <w:lang w:eastAsia="en-US"/>
         </w:rPr>
-        <w:t>("\</w:t>
+        <w:t>(</w:t>
+      </w:r>
+      <w:proofErr w:type="gramEnd"/>
+      <w:r>
+        <w:rPr>
+          <w:rFonts w:eastAsiaTheme="minorHAnsi"/>
+          <w:sz w:val="24"/>
+          <w:szCs w:val="24"/>
+          <w:lang w:eastAsia="en-US"/>
+        </w:rPr>
+        <w:t>"\</w:t>
       </w:r>
       <w:r>
         <w:rPr>
@@ -17501,6 +19810,7 @@
         </w:rPr>
         <w:t xml:space="preserve">        </w:t>
       </w:r>
+      <w:proofErr w:type="gramStart"/>
       <w:r>
         <w:rPr>
           <w:rFonts w:eastAsiaTheme="minorHAnsi"/>
@@ -17517,7 +19827,17 @@
           <w:szCs w:val="24"/>
           <w:lang w:eastAsia="en-US"/>
         </w:rPr>
-        <w:t>("\</w:t>
+        <w:t>(</w:t>
+      </w:r>
+      <w:proofErr w:type="gramEnd"/>
+      <w:r>
+        <w:rPr>
+          <w:rFonts w:eastAsiaTheme="minorHAnsi"/>
+          <w:sz w:val="24"/>
+          <w:szCs w:val="24"/>
+          <w:lang w:eastAsia="en-US"/>
+        </w:rPr>
+        <w:t>"\</w:t>
       </w:r>
       <w:r>
         <w:rPr>
@@ -17618,6 +19938,7 @@
         </w:rPr>
         <w:t>_</w:t>
       </w:r>
+      <w:proofErr w:type="gramStart"/>
       <w:r>
         <w:rPr>
           <w:rFonts w:eastAsiaTheme="minorHAnsi"/>
@@ -17634,7 +19955,17 @@
           <w:szCs w:val="24"/>
           <w:lang w:eastAsia="en-US"/>
         </w:rPr>
-        <w:t>("Сценарий 3: Активная модификация (</w:t>
+        <w:t>(</w:t>
+      </w:r>
+      <w:proofErr w:type="gramEnd"/>
+      <w:r>
+        <w:rPr>
+          <w:rFonts w:eastAsiaTheme="minorHAnsi"/>
+          <w:sz w:val="24"/>
+          <w:szCs w:val="24"/>
+          <w:lang w:eastAsia="en-US"/>
+        </w:rPr>
+        <w:t>"Сценарий 3: Активная модификация (</w:t>
       </w:r>
       <w:r>
         <w:rPr>
@@ -17685,7 +20016,58 @@
           <w:szCs w:val="24"/>
           <w:lang w:val="en-US" w:eastAsia="en-US"/>
         </w:rPr>
-        <w:t>timestamp3 = time.time_ns()</w:t>
+        <w:t xml:space="preserve">timestamp3 = </w:t>
+      </w:r>
+      <w:proofErr w:type="spellStart"/>
+      <w:proofErr w:type="gramStart"/>
+      <w:r>
+        <w:rPr>
+          <w:rFonts w:eastAsiaTheme="minorHAnsi"/>
+          <w:sz w:val="24"/>
+          <w:szCs w:val="24"/>
+          <w:lang w:val="en-US" w:eastAsia="en-US"/>
+        </w:rPr>
+        <w:t>time.time</w:t>
+      </w:r>
+      <w:proofErr w:type="gramEnd"/>
+      <w:r>
+        <w:rPr>
+          <w:rFonts w:eastAsiaTheme="minorHAnsi"/>
+          <w:sz w:val="24"/>
+          <w:szCs w:val="24"/>
+          <w:lang w:val="en-US" w:eastAsia="en-US"/>
+        </w:rPr>
+        <w:t>_</w:t>
+      </w:r>
+      <w:proofErr w:type="gramStart"/>
+      <w:r>
+        <w:rPr>
+          <w:rFonts w:eastAsiaTheme="minorHAnsi"/>
+          <w:sz w:val="24"/>
+          <w:szCs w:val="24"/>
+          <w:lang w:val="en-US" w:eastAsia="en-US"/>
+        </w:rPr>
+        <w:t>ns</w:t>
+      </w:r>
+      <w:proofErr w:type="spellEnd"/>
+      <w:r>
+        <w:rPr>
+          <w:rFonts w:eastAsiaTheme="minorHAnsi"/>
+          <w:sz w:val="24"/>
+          <w:szCs w:val="24"/>
+          <w:lang w:val="en-US" w:eastAsia="en-US"/>
+        </w:rPr>
+        <w:t>(</w:t>
+      </w:r>
+      <w:proofErr w:type="gramEnd"/>
+      <w:r>
+        <w:rPr>
+          <w:rFonts w:eastAsiaTheme="minorHAnsi"/>
+          <w:sz w:val="24"/>
+          <w:szCs w:val="24"/>
+          <w:lang w:val="en-US" w:eastAsia="en-US"/>
+        </w:rPr>
+        <w:t>)</w:t>
       </w:r>
     </w:p>
     <w:p>
@@ -17709,7 +20091,27 @@
           <w:szCs w:val="24"/>
           <w:lang w:val="en-US" w:eastAsia="en-US"/>
         </w:rPr>
-        <w:t xml:space="preserve">    command3 = b"SPEED=30"</w:t>
+        <w:t xml:space="preserve">    command3 = </w:t>
+      </w:r>
+      <w:proofErr w:type="spellStart"/>
+      <w:r>
+        <w:rPr>
+          <w:rFonts w:eastAsiaTheme="minorHAnsi"/>
+          <w:sz w:val="24"/>
+          <w:szCs w:val="24"/>
+          <w:lang w:val="en-US" w:eastAsia="en-US"/>
+        </w:rPr>
+        <w:t>b"SPEED</w:t>
+      </w:r>
+      <w:proofErr w:type="spellEnd"/>
+      <w:r>
+        <w:rPr>
+          <w:rFonts w:eastAsiaTheme="minorHAnsi"/>
+          <w:sz w:val="24"/>
+          <w:szCs w:val="24"/>
+          <w:lang w:val="en-US" w:eastAsia="en-US"/>
+        </w:rPr>
+        <w:t>=30"</w:t>
       </w:r>
     </w:p>
     <w:p>
@@ -17733,7 +20135,87 @@
           <w:szCs w:val="24"/>
           <w:lang w:val="en-US" w:eastAsia="en-US"/>
         </w:rPr>
-        <w:t xml:space="preserve">    print(f"\nКоманда: {command3.decode()}, временная метка: {timestamp3}")</w:t>
+        <w:t xml:space="preserve">    </w:t>
+      </w:r>
+      <w:proofErr w:type="gramStart"/>
+      <w:r>
+        <w:rPr>
+          <w:rFonts w:eastAsiaTheme="minorHAnsi"/>
+          <w:sz w:val="24"/>
+          <w:szCs w:val="24"/>
+          <w:lang w:val="en-US" w:eastAsia="en-US"/>
+        </w:rPr>
+        <w:t>print(</w:t>
+      </w:r>
+      <w:proofErr w:type="gramEnd"/>
+      <w:r>
+        <w:rPr>
+          <w:rFonts w:eastAsiaTheme="minorHAnsi"/>
+          <w:sz w:val="24"/>
+          <w:szCs w:val="24"/>
+          <w:lang w:val="en-US" w:eastAsia="en-US"/>
+        </w:rPr>
+        <w:t>f"\</w:t>
+      </w:r>
+      <w:proofErr w:type="spellStart"/>
+      <w:r>
+        <w:rPr>
+          <w:rFonts w:eastAsiaTheme="minorHAnsi"/>
+          <w:sz w:val="24"/>
+          <w:szCs w:val="24"/>
+          <w:lang w:val="en-US" w:eastAsia="en-US"/>
+        </w:rPr>
+        <w:t>nКоманда</w:t>
+      </w:r>
+      <w:proofErr w:type="spellEnd"/>
+      <w:r>
+        <w:rPr>
+          <w:rFonts w:eastAsiaTheme="minorHAnsi"/>
+          <w:sz w:val="24"/>
+          <w:szCs w:val="24"/>
+          <w:lang w:val="en-US" w:eastAsia="en-US"/>
+        </w:rPr>
+        <w:t xml:space="preserve">: {command3.decode()}, </w:t>
+      </w:r>
+      <w:proofErr w:type="spellStart"/>
+      <w:r>
+        <w:rPr>
+          <w:rFonts w:eastAsiaTheme="minorHAnsi"/>
+          <w:sz w:val="24"/>
+          <w:szCs w:val="24"/>
+          <w:lang w:val="en-US" w:eastAsia="en-US"/>
+        </w:rPr>
+        <w:t>временная</w:t>
+      </w:r>
+      <w:proofErr w:type="spellEnd"/>
+      <w:r>
+        <w:rPr>
+          <w:rFonts w:eastAsiaTheme="minorHAnsi"/>
+          <w:sz w:val="24"/>
+          <w:szCs w:val="24"/>
+          <w:lang w:val="en-US" w:eastAsia="en-US"/>
+        </w:rPr>
+        <w:t xml:space="preserve"> </w:t>
+      </w:r>
+      <w:proofErr w:type="spellStart"/>
+      <w:r>
+        <w:rPr>
+          <w:rFonts w:eastAsiaTheme="minorHAnsi"/>
+          <w:sz w:val="24"/>
+          <w:szCs w:val="24"/>
+          <w:lang w:val="en-US" w:eastAsia="en-US"/>
+        </w:rPr>
+        <w:t>метка</w:t>
+      </w:r>
+      <w:proofErr w:type="spellEnd"/>
+      <w:r>
+        <w:rPr>
+          <w:rFonts w:eastAsiaTheme="minorHAnsi"/>
+          <w:sz w:val="24"/>
+          <w:szCs w:val="24"/>
+          <w:lang w:val="en-US" w:eastAsia="en-US"/>
+        </w:rPr>
+        <w:t>: {timestamp3}")</w:t>
       </w:r>
     </w:p>
     <w:p>
@@ -17757,7 +20239,78 @@
           <w:szCs w:val="24"/>
           <w:lang w:val="en-US" w:eastAsia="en-US"/>
         </w:rPr>
-        <w:t xml:space="preserve">    msg3 = operator.create_signed_message(machine.get_id(), command3, timestamp3, MSG_TYPE_COMMAND)</w:t>
+        <w:t xml:space="preserve">    msg3 = </w:t>
+      </w:r>
+      <w:proofErr w:type="spellStart"/>
+      <w:proofErr w:type="gramStart"/>
+      <w:r>
+        <w:rPr>
+          <w:rFonts w:eastAsiaTheme="minorHAnsi"/>
+          <w:sz w:val="24"/>
+          <w:szCs w:val="24"/>
+          <w:lang w:val="en-US" w:eastAsia="en-US"/>
+        </w:rPr>
+        <w:t>operator.create</w:t>
+      </w:r>
+      <w:proofErr w:type="gramEnd"/>
+      <w:r>
+        <w:rPr>
+          <w:rFonts w:eastAsiaTheme="minorHAnsi"/>
+          <w:sz w:val="24"/>
+          <w:szCs w:val="24"/>
+          <w:lang w:val="en-US" w:eastAsia="en-US"/>
+        </w:rPr>
+        <w:t>_signed_message</w:t>
+      </w:r>
+      <w:proofErr w:type="spellEnd"/>
+      <w:r>
+        <w:rPr>
+          <w:rFonts w:eastAsiaTheme="minorHAnsi"/>
+          <w:sz w:val="24"/>
+          <w:szCs w:val="24"/>
+          <w:lang w:val="en-US" w:eastAsia="en-US"/>
+        </w:rPr>
+        <w:t>(</w:t>
+      </w:r>
+      <w:proofErr w:type="spellStart"/>
+      <w:r>
+        <w:rPr>
+          <w:rFonts w:eastAsiaTheme="minorHAnsi"/>
+          <w:sz w:val="24"/>
+          <w:szCs w:val="24"/>
+          <w:lang w:val="en-US" w:eastAsia="en-US"/>
+        </w:rPr>
+        <w:t>machine.get_</w:t>
+      </w:r>
+      <w:proofErr w:type="gramStart"/>
+      <w:r>
+        <w:rPr>
+          <w:rFonts w:eastAsiaTheme="minorHAnsi"/>
+          <w:sz w:val="24"/>
+          <w:szCs w:val="24"/>
+          <w:lang w:val="en-US" w:eastAsia="en-US"/>
+        </w:rPr>
+        <w:t>id</w:t>
+      </w:r>
+      <w:proofErr w:type="spellEnd"/>
+      <w:r>
+        <w:rPr>
+          <w:rFonts w:eastAsiaTheme="minorHAnsi"/>
+          <w:sz w:val="24"/>
+          <w:szCs w:val="24"/>
+          <w:lang w:val="en-US" w:eastAsia="en-US"/>
+        </w:rPr>
+        <w:t>(</w:t>
+      </w:r>
+      <w:proofErr w:type="gramEnd"/>
+      <w:r>
+        <w:rPr>
+          <w:rFonts w:eastAsiaTheme="minorHAnsi"/>
+          <w:sz w:val="24"/>
+          <w:szCs w:val="24"/>
+          <w:lang w:val="en-US" w:eastAsia="en-US"/>
+        </w:rPr>
+        <w:t>), command3, timestamp3, MSG_TYPE_COMMAND)</w:t>
       </w:r>
     </w:p>
     <w:p>
@@ -17796,7 +20349,17 @@
           <w:szCs w:val="24"/>
           <w:lang w:val="en-US" w:eastAsia="en-US"/>
         </w:rPr>
-        <w:t xml:space="preserve">    print</w:t>
+        <w:t xml:space="preserve">    </w:t>
+      </w:r>
+      <w:proofErr w:type="gramStart"/>
+      <w:r>
+        <w:rPr>
+          <w:rFonts w:eastAsiaTheme="minorHAnsi"/>
+          <w:sz w:val="24"/>
+          <w:szCs w:val="24"/>
+          <w:lang w:val="en-US" w:eastAsia="en-US"/>
+        </w:rPr>
+        <w:t>print</w:t>
       </w:r>
       <w:r>
         <w:rPr>
@@ -17805,7 +20368,17 @@
           <w:szCs w:val="24"/>
           <w:lang w:eastAsia="en-US"/>
         </w:rPr>
-        <w:t>("\</w:t>
+        <w:t>(</w:t>
+      </w:r>
+      <w:proofErr w:type="gramEnd"/>
+      <w:r>
+        <w:rPr>
+          <w:rFonts w:eastAsiaTheme="minorHAnsi"/>
+          <w:sz w:val="24"/>
+          <w:szCs w:val="24"/>
+          <w:lang w:eastAsia="en-US"/>
+        </w:rPr>
+        <w:t>"\</w:t>
       </w:r>
       <w:r>
         <w:rPr>
@@ -17867,14 +20440,25 @@
         </w:rPr>
         <w:t xml:space="preserve">    </w:t>
       </w:r>
-      <w:r>
-        <w:rPr>
-          <w:rFonts w:eastAsiaTheme="minorHAnsi"/>
-          <w:sz w:val="24"/>
-          <w:szCs w:val="24"/>
-          <w:lang w:val="en-US" w:eastAsia="en-US"/>
-        </w:rPr>
-        <w:t>fake_msg = msg3.copy()</w:t>
+      <w:proofErr w:type="spellStart"/>
+      <w:r>
+        <w:rPr>
+          <w:rFonts w:eastAsiaTheme="minorHAnsi"/>
+          <w:sz w:val="24"/>
+          <w:szCs w:val="24"/>
+          <w:lang w:val="en-US" w:eastAsia="en-US"/>
+        </w:rPr>
+        <w:t>fake_msg</w:t>
+      </w:r>
+      <w:proofErr w:type="spellEnd"/>
+      <w:r>
+        <w:rPr>
+          <w:rFonts w:eastAsiaTheme="minorHAnsi"/>
+          <w:sz w:val="24"/>
+          <w:szCs w:val="24"/>
+          <w:lang w:val="en-US" w:eastAsia="en-US"/>
+        </w:rPr>
+        <w:t xml:space="preserve"> = msg3.copy()</w:t>
       </w:r>
     </w:p>
     <w:p>
@@ -17899,7 +20483,47 @@
           <w:lang w:val="en-US" w:eastAsia="en-US"/>
         </w:rPr>
         <w:lastRenderedPageBreak/>
-        <w:t xml:space="preserve">    fake_msg['payload'] = b"SPEED=100"</w:t>
+        <w:t xml:space="preserve">    </w:t>
+      </w:r>
+      <w:proofErr w:type="spellStart"/>
+      <w:r>
+        <w:rPr>
+          <w:rFonts w:eastAsiaTheme="minorHAnsi"/>
+          <w:sz w:val="24"/>
+          <w:szCs w:val="24"/>
+          <w:lang w:val="en-US" w:eastAsia="en-US"/>
+        </w:rPr>
+        <w:t>fake_msg</w:t>
+      </w:r>
+      <w:proofErr w:type="spellEnd"/>
+      <w:r>
+        <w:rPr>
+          <w:rFonts w:eastAsiaTheme="minorHAnsi"/>
+          <w:sz w:val="24"/>
+          <w:szCs w:val="24"/>
+          <w:lang w:val="en-US" w:eastAsia="en-US"/>
+        </w:rPr>
+        <w:t xml:space="preserve">['payload'] = </w:t>
+      </w:r>
+      <w:proofErr w:type="spellStart"/>
+      <w:r>
+        <w:rPr>
+          <w:rFonts w:eastAsiaTheme="minorHAnsi"/>
+          <w:sz w:val="24"/>
+          <w:szCs w:val="24"/>
+          <w:lang w:val="en-US" w:eastAsia="en-US"/>
+        </w:rPr>
+        <w:t>b"SPEED</w:t>
+      </w:r>
+      <w:proofErr w:type="spellEnd"/>
+      <w:r>
+        <w:rPr>
+          <w:rFonts w:eastAsiaTheme="minorHAnsi"/>
+          <w:sz w:val="24"/>
+          <w:szCs w:val="24"/>
+          <w:lang w:val="en-US" w:eastAsia="en-US"/>
+        </w:rPr>
+        <w:t>=100"</w:t>
       </w:r>
     </w:p>
     <w:p>
@@ -17923,7 +20547,118 @@
           <w:szCs w:val="24"/>
           <w:lang w:val="en-US" w:eastAsia="en-US"/>
         </w:rPr>
-        <w:t xml:space="preserve">    print(f"  Изменённая нагрузка: {fake_msg['payload'].decode()}")</w:t>
+        <w:t xml:space="preserve">    </w:t>
+      </w:r>
+      <w:proofErr w:type="gramStart"/>
+      <w:r>
+        <w:rPr>
+          <w:rFonts w:eastAsiaTheme="minorHAnsi"/>
+          <w:sz w:val="24"/>
+          <w:szCs w:val="24"/>
+          <w:lang w:val="en-US" w:eastAsia="en-US"/>
+        </w:rPr>
+        <w:t>print(</w:t>
+      </w:r>
+      <w:proofErr w:type="gramEnd"/>
+      <w:r>
+        <w:rPr>
+          <w:rFonts w:eastAsiaTheme="minorHAnsi"/>
+          <w:sz w:val="24"/>
+          <w:szCs w:val="24"/>
+          <w:lang w:val="en-US" w:eastAsia="en-US"/>
+        </w:rPr>
+        <w:t>f</w:t>
+      </w:r>
+      <w:proofErr w:type="gramStart"/>
+      <w:r>
+        <w:rPr>
+          <w:rFonts w:eastAsiaTheme="minorHAnsi"/>
+          <w:sz w:val="24"/>
+          <w:szCs w:val="24"/>
+          <w:lang w:val="en-US" w:eastAsia="en-US"/>
+        </w:rPr>
+        <w:t xml:space="preserve">"  </w:t>
+      </w:r>
+      <w:proofErr w:type="spellStart"/>
+      <w:r>
+        <w:rPr>
+          <w:rFonts w:eastAsiaTheme="minorHAnsi"/>
+          <w:sz w:val="24"/>
+          <w:szCs w:val="24"/>
+          <w:lang w:val="en-US" w:eastAsia="en-US"/>
+        </w:rPr>
+        <w:t>Изменённая</w:t>
+      </w:r>
+      <w:proofErr w:type="spellEnd"/>
+      <w:proofErr w:type="gramEnd"/>
+      <w:r>
+        <w:rPr>
+          <w:rFonts w:eastAsiaTheme="minorHAnsi"/>
+          <w:sz w:val="24"/>
+          <w:szCs w:val="24"/>
+          <w:lang w:val="en-US" w:eastAsia="en-US"/>
+        </w:rPr>
+        <w:t xml:space="preserve"> </w:t>
+      </w:r>
+      <w:proofErr w:type="spellStart"/>
+      <w:r>
+        <w:rPr>
+          <w:rFonts w:eastAsiaTheme="minorHAnsi"/>
+          <w:sz w:val="24"/>
+          <w:szCs w:val="24"/>
+          <w:lang w:val="en-US" w:eastAsia="en-US"/>
+        </w:rPr>
+        <w:t>нагрузка</w:t>
+      </w:r>
+      <w:proofErr w:type="spellEnd"/>
+      <w:r>
+        <w:rPr>
+          <w:rFonts w:eastAsiaTheme="minorHAnsi"/>
+          <w:sz w:val="24"/>
+          <w:szCs w:val="24"/>
+          <w:lang w:val="en-US" w:eastAsia="en-US"/>
+        </w:rPr>
+        <w:t>: {</w:t>
+      </w:r>
+      <w:proofErr w:type="spellStart"/>
+      <w:r>
+        <w:rPr>
+          <w:rFonts w:eastAsiaTheme="minorHAnsi"/>
+          <w:sz w:val="24"/>
+          <w:szCs w:val="24"/>
+          <w:lang w:val="en-US" w:eastAsia="en-US"/>
+        </w:rPr>
+        <w:t>fake_msg</w:t>
+      </w:r>
+      <w:proofErr w:type="spellEnd"/>
+      <w:r>
+        <w:rPr>
+          <w:rFonts w:eastAsiaTheme="minorHAnsi"/>
+          <w:sz w:val="24"/>
+          <w:szCs w:val="24"/>
+          <w:lang w:val="en-US" w:eastAsia="en-US"/>
+        </w:rPr>
+        <w:t>['payload'</w:t>
+      </w:r>
+      <w:proofErr w:type="gramStart"/>
+      <w:r>
+        <w:rPr>
+          <w:rFonts w:eastAsiaTheme="minorHAnsi"/>
+          <w:sz w:val="24"/>
+          <w:szCs w:val="24"/>
+          <w:lang w:val="en-US" w:eastAsia="en-US"/>
+        </w:rPr>
+        <w:t>].decode</w:t>
+      </w:r>
+      <w:proofErr w:type="gramEnd"/>
+      <w:r>
+        <w:rPr>
+          <w:rFonts w:eastAsiaTheme="minorHAnsi"/>
+          <w:sz w:val="24"/>
+          <w:szCs w:val="24"/>
+          <w:lang w:val="en-US" w:eastAsia="en-US"/>
+        </w:rPr>
+        <w:t>()}")</w:t>
       </w:r>
     </w:p>
     <w:p>
@@ -17947,7 +20682,17 @@
           <w:szCs w:val="24"/>
           <w:lang w:val="en-US" w:eastAsia="en-US"/>
         </w:rPr>
-        <w:t xml:space="preserve">    print</w:t>
+        <w:t xml:space="preserve">    </w:t>
+      </w:r>
+      <w:proofErr w:type="gramStart"/>
+      <w:r>
+        <w:rPr>
+          <w:rFonts w:eastAsiaTheme="minorHAnsi"/>
+          <w:sz w:val="24"/>
+          <w:szCs w:val="24"/>
+          <w:lang w:val="en-US" w:eastAsia="en-US"/>
+        </w:rPr>
+        <w:t>print</w:t>
       </w:r>
       <w:r>
         <w:rPr>
@@ -17956,7 +20701,17 @@
           <w:szCs w:val="24"/>
           <w:lang w:eastAsia="en-US"/>
         </w:rPr>
-        <w:t>("  Оригинальная подпись оставлена без изменений.")</w:t>
+        <w:t>("  Оригинальная</w:t>
+      </w:r>
+      <w:proofErr w:type="gramEnd"/>
+      <w:r>
+        <w:rPr>
+          <w:rFonts w:eastAsiaTheme="minorHAnsi"/>
+          <w:sz w:val="24"/>
+          <w:szCs w:val="24"/>
+          <w:lang w:eastAsia="en-US"/>
+        </w:rPr>
+        <w:t xml:space="preserve"> подпись оставлена без изменений.")</w:t>
       </w:r>
     </w:p>
     <w:p>
@@ -17982,14 +20737,65 @@
         </w:rPr>
         <w:t xml:space="preserve">    </w:t>
       </w:r>
-      <w:r>
-        <w:rPr>
-          <w:rFonts w:eastAsiaTheme="minorHAnsi"/>
-          <w:sz w:val="24"/>
-          <w:szCs w:val="24"/>
-          <w:lang w:val="en-US" w:eastAsia="en-US"/>
-        </w:rPr>
-        <w:t>print("Изменённый пакет:")</w:t>
+      <w:proofErr w:type="gramStart"/>
+      <w:r>
+        <w:rPr>
+          <w:rFonts w:eastAsiaTheme="minorHAnsi"/>
+          <w:sz w:val="24"/>
+          <w:szCs w:val="24"/>
+          <w:lang w:val="en-US" w:eastAsia="en-US"/>
+        </w:rPr>
+        <w:t>print(</w:t>
+      </w:r>
+      <w:proofErr w:type="gramEnd"/>
+      <w:r>
+        <w:rPr>
+          <w:rFonts w:eastAsiaTheme="minorHAnsi"/>
+          <w:sz w:val="24"/>
+          <w:szCs w:val="24"/>
+          <w:lang w:val="en-US" w:eastAsia="en-US"/>
+        </w:rPr>
+        <w:t>"</w:t>
+      </w:r>
+      <w:proofErr w:type="spellStart"/>
+      <w:r>
+        <w:rPr>
+          <w:rFonts w:eastAsiaTheme="minorHAnsi"/>
+          <w:sz w:val="24"/>
+          <w:szCs w:val="24"/>
+          <w:lang w:val="en-US" w:eastAsia="en-US"/>
+        </w:rPr>
+        <w:t>Изменённый</w:t>
+      </w:r>
+      <w:proofErr w:type="spellEnd"/>
+      <w:r>
+        <w:rPr>
+          <w:rFonts w:eastAsiaTheme="minorHAnsi"/>
+          <w:sz w:val="24"/>
+          <w:szCs w:val="24"/>
+          <w:lang w:val="en-US" w:eastAsia="en-US"/>
+        </w:rPr>
+        <w:t xml:space="preserve"> </w:t>
+      </w:r>
+      <w:proofErr w:type="spellStart"/>
+      <w:r>
+        <w:rPr>
+          <w:rFonts w:eastAsiaTheme="minorHAnsi"/>
+          <w:sz w:val="24"/>
+          <w:szCs w:val="24"/>
+          <w:lang w:val="en-US" w:eastAsia="en-US"/>
+        </w:rPr>
+        <w:t>пакет</w:t>
+      </w:r>
+      <w:proofErr w:type="spellEnd"/>
+      <w:r>
+        <w:rPr>
+          <w:rFonts w:eastAsiaTheme="minorHAnsi"/>
+          <w:sz w:val="24"/>
+          <w:szCs w:val="24"/>
+          <w:lang w:val="en-US" w:eastAsia="en-US"/>
+        </w:rPr>
+        <w:t>:")</w:t>
       </w:r>
     </w:p>
     <w:p>
@@ -18013,7 +20819,58 @@
           <w:szCs w:val="24"/>
           <w:lang w:val="en-US" w:eastAsia="en-US"/>
         </w:rPr>
-        <w:t xml:space="preserve">    print(operator._format_packet(fake_msg))</w:t>
+        <w:t xml:space="preserve">    print(</w:t>
+      </w:r>
+      <w:proofErr w:type="gramStart"/>
+      <w:r>
+        <w:rPr>
+          <w:rFonts w:eastAsiaTheme="minorHAnsi"/>
+          <w:sz w:val="24"/>
+          <w:szCs w:val="24"/>
+          <w:lang w:val="en-US" w:eastAsia="en-US"/>
+        </w:rPr>
+        <w:t>operator._</w:t>
+      </w:r>
+      <w:proofErr w:type="spellStart"/>
+      <w:proofErr w:type="gramEnd"/>
+      <w:r>
+        <w:rPr>
+          <w:rFonts w:eastAsiaTheme="minorHAnsi"/>
+          <w:sz w:val="24"/>
+          <w:szCs w:val="24"/>
+          <w:lang w:val="en-US" w:eastAsia="en-US"/>
+        </w:rPr>
+        <w:t>format_packet</w:t>
+      </w:r>
+      <w:proofErr w:type="spellEnd"/>
+      <w:r>
+        <w:rPr>
+          <w:rFonts w:eastAsiaTheme="minorHAnsi"/>
+          <w:sz w:val="24"/>
+          <w:szCs w:val="24"/>
+          <w:lang w:val="en-US" w:eastAsia="en-US"/>
+        </w:rPr>
+        <w:t>(</w:t>
+      </w:r>
+      <w:proofErr w:type="spellStart"/>
+      <w:r>
+        <w:rPr>
+          <w:rFonts w:eastAsiaTheme="minorHAnsi"/>
+          <w:sz w:val="24"/>
+          <w:szCs w:val="24"/>
+          <w:lang w:val="en-US" w:eastAsia="en-US"/>
+        </w:rPr>
+        <w:t>fake_msg</w:t>
+      </w:r>
+      <w:proofErr w:type="spellEnd"/>
+      <w:r>
+        <w:rPr>
+          <w:rFonts w:eastAsiaTheme="minorHAnsi"/>
+          <w:sz w:val="24"/>
+          <w:szCs w:val="24"/>
+          <w:lang w:val="en-US" w:eastAsia="en-US"/>
+        </w:rPr>
+        <w:t>))</w:t>
       </w:r>
     </w:p>
     <w:p>
@@ -18052,7 +20909,17 @@
           <w:szCs w:val="24"/>
           <w:lang w:val="en-US" w:eastAsia="en-US"/>
         </w:rPr>
-        <w:t xml:space="preserve">    print</w:t>
+        <w:t xml:space="preserve">    </w:t>
+      </w:r>
+      <w:proofErr w:type="gramStart"/>
+      <w:r>
+        <w:rPr>
+          <w:rFonts w:eastAsiaTheme="minorHAnsi"/>
+          <w:sz w:val="24"/>
+          <w:szCs w:val="24"/>
+          <w:lang w:val="en-US" w:eastAsia="en-US"/>
+        </w:rPr>
+        <w:t>print</w:t>
       </w:r>
       <w:r>
         <w:rPr>
@@ -18061,7 +20928,17 @@
           <w:szCs w:val="24"/>
           <w:lang w:eastAsia="en-US"/>
         </w:rPr>
-        <w:t>("\</w:t>
+        <w:t>(</w:t>
+      </w:r>
+      <w:proofErr w:type="gramEnd"/>
+      <w:r>
+        <w:rPr>
+          <w:rFonts w:eastAsiaTheme="minorHAnsi"/>
+          <w:sz w:val="24"/>
+          <w:szCs w:val="24"/>
+          <w:lang w:eastAsia="en-US"/>
+        </w:rPr>
+        <w:t>"\</w:t>
       </w:r>
       <w:r>
         <w:rPr>
@@ -18112,7 +20989,58 @@
           <w:szCs w:val="24"/>
           <w:lang w:val="en-US" w:eastAsia="en-US"/>
         </w:rPr>
-        <w:t>ok4 = machine.verify_message(fake_msg)</w:t>
+        <w:t xml:space="preserve">ok4 = </w:t>
+      </w:r>
+      <w:proofErr w:type="spellStart"/>
+      <w:proofErr w:type="gramStart"/>
+      <w:r>
+        <w:rPr>
+          <w:rFonts w:eastAsiaTheme="minorHAnsi"/>
+          <w:sz w:val="24"/>
+          <w:szCs w:val="24"/>
+          <w:lang w:val="en-US" w:eastAsia="en-US"/>
+        </w:rPr>
+        <w:t>machine.verify</w:t>
+      </w:r>
+      <w:proofErr w:type="gramEnd"/>
+      <w:r>
+        <w:rPr>
+          <w:rFonts w:eastAsiaTheme="minorHAnsi"/>
+          <w:sz w:val="24"/>
+          <w:szCs w:val="24"/>
+          <w:lang w:val="en-US" w:eastAsia="en-US"/>
+        </w:rPr>
+        <w:t>_message</w:t>
+      </w:r>
+      <w:proofErr w:type="spellEnd"/>
+      <w:r>
+        <w:rPr>
+          <w:rFonts w:eastAsiaTheme="minorHAnsi"/>
+          <w:sz w:val="24"/>
+          <w:szCs w:val="24"/>
+          <w:lang w:val="en-US" w:eastAsia="en-US"/>
+        </w:rPr>
+        <w:t>(</w:t>
+      </w:r>
+      <w:proofErr w:type="spellStart"/>
+      <w:r>
+        <w:rPr>
+          <w:rFonts w:eastAsiaTheme="minorHAnsi"/>
+          <w:sz w:val="24"/>
+          <w:szCs w:val="24"/>
+          <w:lang w:val="en-US" w:eastAsia="en-US"/>
+        </w:rPr>
+        <w:t>fake_msg</w:t>
+      </w:r>
+      <w:proofErr w:type="spellEnd"/>
+      <w:r>
+        <w:rPr>
+          <w:rFonts w:eastAsiaTheme="minorHAnsi"/>
+          <w:sz w:val="24"/>
+          <w:szCs w:val="24"/>
+          <w:lang w:val="en-US" w:eastAsia="en-US"/>
+        </w:rPr>
+        <w:t>)</w:t>
       </w:r>
     </w:p>
     <w:p>
@@ -18189,6 +21117,7 @@
         </w:rPr>
         <w:t xml:space="preserve">        </w:t>
       </w:r>
+      <w:proofErr w:type="gramStart"/>
       <w:r>
         <w:rPr>
           <w:rFonts w:eastAsiaTheme="minorHAnsi"/>
@@ -18205,7 +21134,17 @@
           <w:szCs w:val="24"/>
           <w:lang w:eastAsia="en-US"/>
         </w:rPr>
-        <w:t>("\</w:t>
+        <w:t>(</w:t>
+      </w:r>
+      <w:proofErr w:type="gramEnd"/>
+      <w:r>
+        <w:rPr>
+          <w:rFonts w:eastAsiaTheme="minorHAnsi"/>
+          <w:sz w:val="24"/>
+          <w:szCs w:val="24"/>
+          <w:lang w:eastAsia="en-US"/>
+        </w:rPr>
+        <w:t>"\</w:t>
       </w:r>
       <w:r>
         <w:rPr>
@@ -18291,6 +21230,7 @@
         </w:rPr>
         <w:t xml:space="preserve">        </w:t>
       </w:r>
+      <w:proofErr w:type="gramStart"/>
       <w:r>
         <w:rPr>
           <w:rFonts w:eastAsiaTheme="minorHAnsi"/>
@@ -18307,7 +21247,17 @@
           <w:szCs w:val="24"/>
           <w:lang w:eastAsia="en-US"/>
         </w:rPr>
-        <w:t>("\</w:t>
+        <w:t>(</w:t>
+      </w:r>
+      <w:proofErr w:type="gramEnd"/>
+      <w:r>
+        <w:rPr>
+          <w:rFonts w:eastAsiaTheme="minorHAnsi"/>
+          <w:sz w:val="24"/>
+          <w:szCs w:val="24"/>
+          <w:lang w:eastAsia="en-US"/>
+        </w:rPr>
+        <w:t>"\</w:t>
       </w:r>
       <w:r>
         <w:rPr>
@@ -18373,7 +21323,27 @@
           <w:szCs w:val="24"/>
           <w:lang w:val="en-US" w:eastAsia="en-US"/>
         </w:rPr>
-        <w:t># Сценарий 4</w:t>
+        <w:t xml:space="preserve"># </w:t>
+      </w:r>
+      <w:proofErr w:type="spellStart"/>
+      <w:r>
+        <w:rPr>
+          <w:rFonts w:eastAsiaTheme="minorHAnsi"/>
+          <w:sz w:val="24"/>
+          <w:szCs w:val="24"/>
+          <w:lang w:val="en-US" w:eastAsia="en-US"/>
+        </w:rPr>
+        <w:t>Сценарий</w:t>
+      </w:r>
+      <w:proofErr w:type="spellEnd"/>
+      <w:r>
+        <w:rPr>
+          <w:rFonts w:eastAsiaTheme="minorHAnsi"/>
+          <w:sz w:val="24"/>
+          <w:szCs w:val="24"/>
+          <w:lang w:val="en-US" w:eastAsia="en-US"/>
+        </w:rPr>
+        <w:t xml:space="preserve"> 4</w:t>
       </w:r>
     </w:p>
     <w:p>
@@ -18397,7 +21367,87 @@
           <w:szCs w:val="24"/>
           <w:lang w:val="en-US" w:eastAsia="en-US"/>
         </w:rPr>
-        <w:t xml:space="preserve">    print_header("Сценарий 4: Replay-атака")</w:t>
+        <w:t xml:space="preserve">    </w:t>
+      </w:r>
+      <w:proofErr w:type="spellStart"/>
+      <w:r>
+        <w:rPr>
+          <w:rFonts w:eastAsiaTheme="minorHAnsi"/>
+          <w:sz w:val="24"/>
+          <w:szCs w:val="24"/>
+          <w:lang w:val="en-US" w:eastAsia="en-US"/>
+        </w:rPr>
+        <w:t>print_</w:t>
+      </w:r>
+      <w:proofErr w:type="gramStart"/>
+      <w:r>
+        <w:rPr>
+          <w:rFonts w:eastAsiaTheme="minorHAnsi"/>
+          <w:sz w:val="24"/>
+          <w:szCs w:val="24"/>
+          <w:lang w:val="en-US" w:eastAsia="en-US"/>
+        </w:rPr>
+        <w:t>header</w:t>
+      </w:r>
+      <w:proofErr w:type="spellEnd"/>
+      <w:r>
+        <w:rPr>
+          <w:rFonts w:eastAsiaTheme="minorHAnsi"/>
+          <w:sz w:val="24"/>
+          <w:szCs w:val="24"/>
+          <w:lang w:val="en-US" w:eastAsia="en-US"/>
+        </w:rPr>
+        <w:t>(</w:t>
+      </w:r>
+      <w:proofErr w:type="gramEnd"/>
+      <w:r>
+        <w:rPr>
+          <w:rFonts w:eastAsiaTheme="minorHAnsi"/>
+          <w:sz w:val="24"/>
+          <w:szCs w:val="24"/>
+          <w:lang w:val="en-US" w:eastAsia="en-US"/>
+        </w:rPr>
+        <w:t>"</w:t>
+      </w:r>
+      <w:proofErr w:type="spellStart"/>
+      <w:r>
+        <w:rPr>
+          <w:rFonts w:eastAsiaTheme="minorHAnsi"/>
+          <w:sz w:val="24"/>
+          <w:szCs w:val="24"/>
+          <w:lang w:val="en-US" w:eastAsia="en-US"/>
+        </w:rPr>
+        <w:t>Сценарий</w:t>
+      </w:r>
+      <w:proofErr w:type="spellEnd"/>
+      <w:r>
+        <w:rPr>
+          <w:rFonts w:eastAsiaTheme="minorHAnsi"/>
+          <w:sz w:val="24"/>
+          <w:szCs w:val="24"/>
+          <w:lang w:val="en-US" w:eastAsia="en-US"/>
+        </w:rPr>
+        <w:t xml:space="preserve"> 4: Replay-</w:t>
+      </w:r>
+      <w:proofErr w:type="spellStart"/>
+      <w:r>
+        <w:rPr>
+          <w:rFonts w:eastAsiaTheme="minorHAnsi"/>
+          <w:sz w:val="24"/>
+          <w:szCs w:val="24"/>
+          <w:lang w:val="en-US" w:eastAsia="en-US"/>
+        </w:rPr>
+        <w:t>атака</w:t>
+      </w:r>
+      <w:proofErr w:type="spellEnd"/>
+      <w:r>
+        <w:rPr>
+          <w:rFonts w:eastAsiaTheme="minorHAnsi"/>
+          <w:sz w:val="24"/>
+          <w:szCs w:val="24"/>
+          <w:lang w:val="en-US" w:eastAsia="en-US"/>
+        </w:rPr>
+        <w:t>")</w:t>
       </w:r>
     </w:p>
     <w:p>
@@ -18421,7 +21471,58 @@
           <w:szCs w:val="24"/>
           <w:lang w:val="en-US" w:eastAsia="en-US"/>
         </w:rPr>
-        <w:t xml:space="preserve">    timestamp4 = time.time_ns()</w:t>
+        <w:t xml:space="preserve">    timestamp4 = </w:t>
+      </w:r>
+      <w:proofErr w:type="spellStart"/>
+      <w:proofErr w:type="gramStart"/>
+      <w:r>
+        <w:rPr>
+          <w:rFonts w:eastAsiaTheme="minorHAnsi"/>
+          <w:sz w:val="24"/>
+          <w:szCs w:val="24"/>
+          <w:lang w:val="en-US" w:eastAsia="en-US"/>
+        </w:rPr>
+        <w:t>time.time</w:t>
+      </w:r>
+      <w:proofErr w:type="gramEnd"/>
+      <w:r>
+        <w:rPr>
+          <w:rFonts w:eastAsiaTheme="minorHAnsi"/>
+          <w:sz w:val="24"/>
+          <w:szCs w:val="24"/>
+          <w:lang w:val="en-US" w:eastAsia="en-US"/>
+        </w:rPr>
+        <w:t>_</w:t>
+      </w:r>
+      <w:proofErr w:type="gramStart"/>
+      <w:r>
+        <w:rPr>
+          <w:rFonts w:eastAsiaTheme="minorHAnsi"/>
+          <w:sz w:val="24"/>
+          <w:szCs w:val="24"/>
+          <w:lang w:val="en-US" w:eastAsia="en-US"/>
+        </w:rPr>
+        <w:t>ns</w:t>
+      </w:r>
+      <w:proofErr w:type="spellEnd"/>
+      <w:r>
+        <w:rPr>
+          <w:rFonts w:eastAsiaTheme="minorHAnsi"/>
+          <w:sz w:val="24"/>
+          <w:szCs w:val="24"/>
+          <w:lang w:val="en-US" w:eastAsia="en-US"/>
+        </w:rPr>
+        <w:t>(</w:t>
+      </w:r>
+      <w:proofErr w:type="gramEnd"/>
+      <w:r>
+        <w:rPr>
+          <w:rFonts w:eastAsiaTheme="minorHAnsi"/>
+          <w:sz w:val="24"/>
+          <w:szCs w:val="24"/>
+          <w:lang w:val="en-US" w:eastAsia="en-US"/>
+        </w:rPr>
+        <w:t>)</w:t>
       </w:r>
     </w:p>
     <w:p>
@@ -18445,7 +21546,27 @@
           <w:szCs w:val="24"/>
           <w:lang w:val="en-US" w:eastAsia="en-US"/>
         </w:rPr>
-        <w:t xml:space="preserve">    command4 = b"TURN_LEFT"</w:t>
+        <w:t xml:space="preserve">    command4 = </w:t>
+      </w:r>
+      <w:proofErr w:type="spellStart"/>
+      <w:r>
+        <w:rPr>
+          <w:rFonts w:eastAsiaTheme="minorHAnsi"/>
+          <w:sz w:val="24"/>
+          <w:szCs w:val="24"/>
+          <w:lang w:val="en-US" w:eastAsia="en-US"/>
+        </w:rPr>
+        <w:t>b"TURN_LEFT</w:t>
+      </w:r>
+      <w:proofErr w:type="spellEnd"/>
+      <w:r>
+        <w:rPr>
+          <w:rFonts w:eastAsiaTheme="minorHAnsi"/>
+          <w:sz w:val="24"/>
+          <w:szCs w:val="24"/>
+          <w:lang w:val="en-US" w:eastAsia="en-US"/>
+        </w:rPr>
+        <w:t>"</w:t>
       </w:r>
     </w:p>
     <w:p>
@@ -18469,7 +21590,87 @@
           <w:szCs w:val="24"/>
           <w:lang w:val="en-US" w:eastAsia="en-US"/>
         </w:rPr>
-        <w:t xml:space="preserve">    print(f"\nКоманда: {command4.decode()}, временная метка: {timestamp4}")</w:t>
+        <w:t xml:space="preserve">    </w:t>
+      </w:r>
+      <w:proofErr w:type="gramStart"/>
+      <w:r>
+        <w:rPr>
+          <w:rFonts w:eastAsiaTheme="minorHAnsi"/>
+          <w:sz w:val="24"/>
+          <w:szCs w:val="24"/>
+          <w:lang w:val="en-US" w:eastAsia="en-US"/>
+        </w:rPr>
+        <w:t>print(</w:t>
+      </w:r>
+      <w:proofErr w:type="gramEnd"/>
+      <w:r>
+        <w:rPr>
+          <w:rFonts w:eastAsiaTheme="minorHAnsi"/>
+          <w:sz w:val="24"/>
+          <w:szCs w:val="24"/>
+          <w:lang w:val="en-US" w:eastAsia="en-US"/>
+        </w:rPr>
+        <w:t>f"\</w:t>
+      </w:r>
+      <w:proofErr w:type="spellStart"/>
+      <w:r>
+        <w:rPr>
+          <w:rFonts w:eastAsiaTheme="minorHAnsi"/>
+          <w:sz w:val="24"/>
+          <w:szCs w:val="24"/>
+          <w:lang w:val="en-US" w:eastAsia="en-US"/>
+        </w:rPr>
+        <w:t>nКоманда</w:t>
+      </w:r>
+      <w:proofErr w:type="spellEnd"/>
+      <w:r>
+        <w:rPr>
+          <w:rFonts w:eastAsiaTheme="minorHAnsi"/>
+          <w:sz w:val="24"/>
+          <w:szCs w:val="24"/>
+          <w:lang w:val="en-US" w:eastAsia="en-US"/>
+        </w:rPr>
+        <w:t xml:space="preserve">: {command4.decode()}, </w:t>
+      </w:r>
+      <w:proofErr w:type="spellStart"/>
+      <w:r>
+        <w:rPr>
+          <w:rFonts w:eastAsiaTheme="minorHAnsi"/>
+          <w:sz w:val="24"/>
+          <w:szCs w:val="24"/>
+          <w:lang w:val="en-US" w:eastAsia="en-US"/>
+        </w:rPr>
+        <w:t>временная</w:t>
+      </w:r>
+      <w:proofErr w:type="spellEnd"/>
+      <w:r>
+        <w:rPr>
+          <w:rFonts w:eastAsiaTheme="minorHAnsi"/>
+          <w:sz w:val="24"/>
+          <w:szCs w:val="24"/>
+          <w:lang w:val="en-US" w:eastAsia="en-US"/>
+        </w:rPr>
+        <w:t xml:space="preserve"> </w:t>
+      </w:r>
+      <w:proofErr w:type="spellStart"/>
+      <w:r>
+        <w:rPr>
+          <w:rFonts w:eastAsiaTheme="minorHAnsi"/>
+          <w:sz w:val="24"/>
+          <w:szCs w:val="24"/>
+          <w:lang w:val="en-US" w:eastAsia="en-US"/>
+        </w:rPr>
+        <w:t>метка</w:t>
+      </w:r>
+      <w:proofErr w:type="spellEnd"/>
+      <w:r>
+        <w:rPr>
+          <w:rFonts w:eastAsiaTheme="minorHAnsi"/>
+          <w:sz w:val="24"/>
+          <w:szCs w:val="24"/>
+          <w:lang w:val="en-US" w:eastAsia="en-US"/>
+        </w:rPr>
+        <w:t>: {timestamp4}")</w:t>
       </w:r>
     </w:p>
     <w:p>
@@ -18493,7 +21694,78 @@
           <w:szCs w:val="24"/>
           <w:lang w:val="en-US" w:eastAsia="en-US"/>
         </w:rPr>
-        <w:t xml:space="preserve">    msg4 = operator.create_signed_message(machine.get_id(), command4, timestamp4, MSG_TYPE_COMMAND)</w:t>
+        <w:t xml:space="preserve">    msg4 = </w:t>
+      </w:r>
+      <w:proofErr w:type="spellStart"/>
+      <w:proofErr w:type="gramStart"/>
+      <w:r>
+        <w:rPr>
+          <w:rFonts w:eastAsiaTheme="minorHAnsi"/>
+          <w:sz w:val="24"/>
+          <w:szCs w:val="24"/>
+          <w:lang w:val="en-US" w:eastAsia="en-US"/>
+        </w:rPr>
+        <w:t>operator.create</w:t>
+      </w:r>
+      <w:proofErr w:type="gramEnd"/>
+      <w:r>
+        <w:rPr>
+          <w:rFonts w:eastAsiaTheme="minorHAnsi"/>
+          <w:sz w:val="24"/>
+          <w:szCs w:val="24"/>
+          <w:lang w:val="en-US" w:eastAsia="en-US"/>
+        </w:rPr>
+        <w:t>_signed_message</w:t>
+      </w:r>
+      <w:proofErr w:type="spellEnd"/>
+      <w:r>
+        <w:rPr>
+          <w:rFonts w:eastAsiaTheme="minorHAnsi"/>
+          <w:sz w:val="24"/>
+          <w:szCs w:val="24"/>
+          <w:lang w:val="en-US" w:eastAsia="en-US"/>
+        </w:rPr>
+        <w:t>(</w:t>
+      </w:r>
+      <w:proofErr w:type="spellStart"/>
+      <w:r>
+        <w:rPr>
+          <w:rFonts w:eastAsiaTheme="minorHAnsi"/>
+          <w:sz w:val="24"/>
+          <w:szCs w:val="24"/>
+          <w:lang w:val="en-US" w:eastAsia="en-US"/>
+        </w:rPr>
+        <w:t>machine.get_</w:t>
+      </w:r>
+      <w:proofErr w:type="gramStart"/>
+      <w:r>
+        <w:rPr>
+          <w:rFonts w:eastAsiaTheme="minorHAnsi"/>
+          <w:sz w:val="24"/>
+          <w:szCs w:val="24"/>
+          <w:lang w:val="en-US" w:eastAsia="en-US"/>
+        </w:rPr>
+        <w:t>id</w:t>
+      </w:r>
+      <w:proofErr w:type="spellEnd"/>
+      <w:r>
+        <w:rPr>
+          <w:rFonts w:eastAsiaTheme="minorHAnsi"/>
+          <w:sz w:val="24"/>
+          <w:szCs w:val="24"/>
+          <w:lang w:val="en-US" w:eastAsia="en-US"/>
+        </w:rPr>
+        <w:t>(</w:t>
+      </w:r>
+      <w:proofErr w:type="gramEnd"/>
+      <w:r>
+        <w:rPr>
+          <w:rFonts w:eastAsiaTheme="minorHAnsi"/>
+          <w:sz w:val="24"/>
+          <w:szCs w:val="24"/>
+          <w:lang w:val="en-US" w:eastAsia="en-US"/>
+        </w:rPr>
+        <w:t>), command4, timestamp4, MSG_TYPE_COMMAND)</w:t>
       </w:r>
     </w:p>
     <w:p>
@@ -18532,7 +21804,67 @@
           <w:szCs w:val="24"/>
           <w:lang w:val="en-US" w:eastAsia="en-US"/>
         </w:rPr>
-        <w:t xml:space="preserve">    print("\n--- Легитимная отправка ---")</w:t>
+        <w:t xml:space="preserve">    </w:t>
+      </w:r>
+      <w:proofErr w:type="gramStart"/>
+      <w:r>
+        <w:rPr>
+          <w:rFonts w:eastAsiaTheme="minorHAnsi"/>
+          <w:sz w:val="24"/>
+          <w:szCs w:val="24"/>
+          <w:lang w:val="en-US" w:eastAsia="en-US"/>
+        </w:rPr>
+        <w:t>print(</w:t>
+      </w:r>
+      <w:proofErr w:type="gramEnd"/>
+      <w:r>
+        <w:rPr>
+          <w:rFonts w:eastAsiaTheme="minorHAnsi"/>
+          <w:sz w:val="24"/>
+          <w:szCs w:val="24"/>
+          <w:lang w:val="en-US" w:eastAsia="en-US"/>
+        </w:rPr>
+        <w:t xml:space="preserve">"\n--- </w:t>
+      </w:r>
+      <w:proofErr w:type="spellStart"/>
+      <w:r>
+        <w:rPr>
+          <w:rFonts w:eastAsiaTheme="minorHAnsi"/>
+          <w:sz w:val="24"/>
+          <w:szCs w:val="24"/>
+          <w:lang w:val="en-US" w:eastAsia="en-US"/>
+        </w:rPr>
+        <w:t>Легитимная</w:t>
+      </w:r>
+      <w:proofErr w:type="spellEnd"/>
+      <w:r>
+        <w:rPr>
+          <w:rFonts w:eastAsiaTheme="minorHAnsi"/>
+          <w:sz w:val="24"/>
+          <w:szCs w:val="24"/>
+          <w:lang w:val="en-US" w:eastAsia="en-US"/>
+        </w:rPr>
+        <w:t xml:space="preserve"> </w:t>
+      </w:r>
+      <w:proofErr w:type="spellStart"/>
+      <w:r>
+        <w:rPr>
+          <w:rFonts w:eastAsiaTheme="minorHAnsi"/>
+          <w:sz w:val="24"/>
+          <w:szCs w:val="24"/>
+          <w:lang w:val="en-US" w:eastAsia="en-US"/>
+        </w:rPr>
+        <w:t>отправка</w:t>
+      </w:r>
+      <w:proofErr w:type="spellEnd"/>
+      <w:r>
+        <w:rPr>
+          <w:rFonts w:eastAsiaTheme="minorHAnsi"/>
+          <w:sz w:val="24"/>
+          <w:szCs w:val="24"/>
+          <w:lang w:val="en-US" w:eastAsia="en-US"/>
+        </w:rPr>
+        <w:t xml:space="preserve"> ---")</w:t>
       </w:r>
     </w:p>
     <w:p>
@@ -18556,7 +21888,38 @@
           <w:szCs w:val="24"/>
           <w:lang w:val="en-US" w:eastAsia="en-US"/>
         </w:rPr>
-        <w:t xml:space="preserve">    ok5 = machine.verify_message(msg4)</w:t>
+        <w:t xml:space="preserve">    ok5 = </w:t>
+      </w:r>
+      <w:proofErr w:type="spellStart"/>
+      <w:proofErr w:type="gramStart"/>
+      <w:r>
+        <w:rPr>
+          <w:rFonts w:eastAsiaTheme="minorHAnsi"/>
+          <w:sz w:val="24"/>
+          <w:szCs w:val="24"/>
+          <w:lang w:val="en-US" w:eastAsia="en-US"/>
+        </w:rPr>
+        <w:t>machine.verify</w:t>
+      </w:r>
+      <w:proofErr w:type="gramEnd"/>
+      <w:r>
+        <w:rPr>
+          <w:rFonts w:eastAsiaTheme="minorHAnsi"/>
+          <w:sz w:val="24"/>
+          <w:szCs w:val="24"/>
+          <w:lang w:val="en-US" w:eastAsia="en-US"/>
+        </w:rPr>
+        <w:t>_message</w:t>
+      </w:r>
+      <w:proofErr w:type="spellEnd"/>
+      <w:r>
+        <w:rPr>
+          <w:rFonts w:eastAsiaTheme="minorHAnsi"/>
+          <w:sz w:val="24"/>
+          <w:szCs w:val="24"/>
+          <w:lang w:val="en-US" w:eastAsia="en-US"/>
+        </w:rPr>
+        <w:t>(msg4)</w:t>
       </w:r>
     </w:p>
     <w:p>
@@ -18633,6 +21996,7 @@
         </w:rPr>
         <w:t xml:space="preserve">        </w:t>
       </w:r>
+      <w:proofErr w:type="gramStart"/>
       <w:r>
         <w:rPr>
           <w:rFonts w:eastAsiaTheme="minorHAnsi"/>
@@ -18649,7 +22013,17 @@
           <w:szCs w:val="24"/>
           <w:lang w:eastAsia="en-US"/>
         </w:rPr>
-        <w:t>("\</w:t>
+        <w:t>(</w:t>
+      </w:r>
+      <w:proofErr w:type="gramEnd"/>
+      <w:r>
+        <w:rPr>
+          <w:rFonts w:eastAsiaTheme="minorHAnsi"/>
+          <w:sz w:val="24"/>
+          <w:szCs w:val="24"/>
+          <w:lang w:eastAsia="en-US"/>
+        </w:rPr>
+        <w:t>"\</w:t>
       </w:r>
       <w:r>
         <w:rPr>
@@ -18735,6 +22109,7 @@
         </w:rPr>
         <w:t xml:space="preserve">        </w:t>
       </w:r>
+      <w:proofErr w:type="gramStart"/>
       <w:r>
         <w:rPr>
           <w:rFonts w:eastAsiaTheme="minorHAnsi"/>
@@ -18751,7 +22126,17 @@
           <w:szCs w:val="24"/>
           <w:lang w:eastAsia="en-US"/>
         </w:rPr>
-        <w:t>("\</w:t>
+        <w:t>(</w:t>
+      </w:r>
+      <w:proofErr w:type="gramEnd"/>
+      <w:r>
+        <w:rPr>
+          <w:rFonts w:eastAsiaTheme="minorHAnsi"/>
+          <w:sz w:val="24"/>
+          <w:szCs w:val="24"/>
+          <w:lang w:eastAsia="en-US"/>
+        </w:rPr>
+        <w:t>"\</w:t>
       </w:r>
       <w:r>
         <w:rPr>
@@ -18810,6 +22195,7 @@
         </w:rPr>
         <w:t xml:space="preserve">    </w:t>
       </w:r>
+      <w:proofErr w:type="gramStart"/>
       <w:r>
         <w:rPr>
           <w:rFonts w:eastAsiaTheme="minorHAnsi"/>
@@ -18826,7 +22212,17 @@
           <w:szCs w:val="24"/>
           <w:lang w:eastAsia="en-US"/>
         </w:rPr>
-        <w:t>("\</w:t>
+        <w:t>(</w:t>
+      </w:r>
+      <w:proofErr w:type="gramEnd"/>
+      <w:r>
+        <w:rPr>
+          <w:rFonts w:eastAsiaTheme="minorHAnsi"/>
+          <w:sz w:val="24"/>
+          <w:szCs w:val="24"/>
+          <w:lang w:eastAsia="en-US"/>
+        </w:rPr>
+        <w:t>"\</w:t>
       </w:r>
       <w:r>
         <w:rPr>
@@ -18985,6 +22381,7 @@
         <w:lastRenderedPageBreak/>
         <w:t xml:space="preserve">    </w:t>
       </w:r>
+      <w:proofErr w:type="gramStart"/>
       <w:r>
         <w:rPr>
           <w:rFonts w:eastAsiaTheme="minorHAnsi"/>
@@ -19003,6 +22400,7 @@
         </w:rPr>
         <w:t>(</w:t>
       </w:r>
+      <w:proofErr w:type="gramEnd"/>
       <w:r>
         <w:rPr>
           <w:rFonts w:eastAsiaTheme="minorHAnsi"/>
@@ -19012,6 +22410,7 @@
         </w:rPr>
         <w:t>f</w:t>
       </w:r>
+      <w:proofErr w:type="gramStart"/>
       <w:r>
         <w:rPr>
           <w:rFonts w:eastAsiaTheme="minorHAnsi"/>
@@ -19019,7 +22418,17 @@
           <w:szCs w:val="24"/>
           <w:lang w:eastAsia="en-US"/>
         </w:rPr>
-        <w:t>"  Повторная отправка с той же временной меткой {</w:t>
+        <w:t>"  Повторная</w:t>
+      </w:r>
+      <w:proofErr w:type="gramEnd"/>
+      <w:r>
+        <w:rPr>
+          <w:rFonts w:eastAsiaTheme="minorHAnsi"/>
+          <w:sz w:val="24"/>
+          <w:szCs w:val="24"/>
+          <w:lang w:eastAsia="en-US"/>
+        </w:rPr>
+        <w:t xml:space="preserve"> отправка с той же временной меткой {</w:t>
       </w:r>
       <w:r>
         <w:rPr>
@@ -19114,6 +22523,7 @@
         </w:rPr>
         <w:t xml:space="preserve">    </w:t>
       </w:r>
+      <w:proofErr w:type="gramStart"/>
       <w:r>
         <w:rPr>
           <w:rFonts w:eastAsiaTheme="minorHAnsi"/>
@@ -19130,7 +22540,17 @@
           <w:szCs w:val="24"/>
           <w:lang w:eastAsia="en-US"/>
         </w:rPr>
-        <w:t>("\</w:t>
+        <w:t>(</w:t>
+      </w:r>
+      <w:proofErr w:type="gramEnd"/>
+      <w:r>
+        <w:rPr>
+          <w:rFonts w:eastAsiaTheme="minorHAnsi"/>
+          <w:sz w:val="24"/>
+          <w:szCs w:val="24"/>
+          <w:lang w:eastAsia="en-US"/>
+        </w:rPr>
+        <w:t>"\</w:t>
       </w:r>
       <w:r>
         <w:rPr>
@@ -19181,7 +22601,58 @@
           <w:szCs w:val="24"/>
           <w:lang w:val="en-US" w:eastAsia="en-US"/>
         </w:rPr>
-        <w:t>ok6 = machine.verify_message(replay_msg)</w:t>
+        <w:t xml:space="preserve">ok6 = </w:t>
+      </w:r>
+      <w:proofErr w:type="spellStart"/>
+      <w:proofErr w:type="gramStart"/>
+      <w:r>
+        <w:rPr>
+          <w:rFonts w:eastAsiaTheme="minorHAnsi"/>
+          <w:sz w:val="24"/>
+          <w:szCs w:val="24"/>
+          <w:lang w:val="en-US" w:eastAsia="en-US"/>
+        </w:rPr>
+        <w:t>machine.verify</w:t>
+      </w:r>
+      <w:proofErr w:type="gramEnd"/>
+      <w:r>
+        <w:rPr>
+          <w:rFonts w:eastAsiaTheme="minorHAnsi"/>
+          <w:sz w:val="24"/>
+          <w:szCs w:val="24"/>
+          <w:lang w:val="en-US" w:eastAsia="en-US"/>
+        </w:rPr>
+        <w:t>_message</w:t>
+      </w:r>
+      <w:proofErr w:type="spellEnd"/>
+      <w:r>
+        <w:rPr>
+          <w:rFonts w:eastAsiaTheme="minorHAnsi"/>
+          <w:sz w:val="24"/>
+          <w:szCs w:val="24"/>
+          <w:lang w:val="en-US" w:eastAsia="en-US"/>
+        </w:rPr>
+        <w:t>(</w:t>
+      </w:r>
+      <w:proofErr w:type="spellStart"/>
+      <w:r>
+        <w:rPr>
+          <w:rFonts w:eastAsiaTheme="minorHAnsi"/>
+          <w:sz w:val="24"/>
+          <w:szCs w:val="24"/>
+          <w:lang w:val="en-US" w:eastAsia="en-US"/>
+        </w:rPr>
+        <w:t>replay_msg</w:t>
+      </w:r>
+      <w:proofErr w:type="spellEnd"/>
+      <w:r>
+        <w:rPr>
+          <w:rFonts w:eastAsiaTheme="minorHAnsi"/>
+          <w:sz w:val="24"/>
+          <w:szCs w:val="24"/>
+          <w:lang w:val="en-US" w:eastAsia="en-US"/>
+        </w:rPr>
+        <w:t>)</w:t>
       </w:r>
     </w:p>
     <w:p>
@@ -19258,6 +22729,7 @@
         </w:rPr>
         <w:t xml:space="preserve">        </w:t>
       </w:r>
+      <w:proofErr w:type="gramStart"/>
       <w:r>
         <w:rPr>
           <w:rFonts w:eastAsiaTheme="minorHAnsi"/>
@@ -19274,7 +22746,17 @@
           <w:szCs w:val="24"/>
           <w:lang w:eastAsia="en-US"/>
         </w:rPr>
-        <w:t>("\</w:t>
+        <w:t>(</w:t>
+      </w:r>
+      <w:proofErr w:type="gramEnd"/>
+      <w:r>
+        <w:rPr>
+          <w:rFonts w:eastAsiaTheme="minorHAnsi"/>
+          <w:sz w:val="24"/>
+          <w:szCs w:val="24"/>
+          <w:lang w:eastAsia="en-US"/>
+        </w:rPr>
+        <w:t>"\</w:t>
       </w:r>
       <w:r>
         <w:rPr>
@@ -19378,6 +22860,7 @@
         </w:rPr>
         <w:t xml:space="preserve">        </w:t>
       </w:r>
+      <w:proofErr w:type="gramStart"/>
       <w:r>
         <w:rPr>
           <w:rFonts w:eastAsiaTheme="minorHAnsi"/>
@@ -19394,7 +22877,17 @@
           <w:szCs w:val="24"/>
           <w:lang w:eastAsia="en-US"/>
         </w:rPr>
-        <w:t>("\</w:t>
+        <w:t>(</w:t>
+      </w:r>
+      <w:proofErr w:type="gramEnd"/>
+      <w:r>
+        <w:rPr>
+          <w:rFonts w:eastAsiaTheme="minorHAnsi"/>
+          <w:sz w:val="24"/>
+          <w:szCs w:val="24"/>
+          <w:lang w:eastAsia="en-US"/>
+        </w:rPr>
+        <w:t>"\</w:t>
       </w:r>
       <w:r>
         <w:rPr>
@@ -19513,6 +23006,7 @@
         </w:rPr>
         <w:t>_</w:t>
       </w:r>
+      <w:proofErr w:type="gramStart"/>
       <w:r>
         <w:rPr>
           <w:rFonts w:eastAsiaTheme="minorHAnsi"/>
@@ -19529,7 +23023,35 @@
           <w:szCs w:val="24"/>
           <w:lang w:eastAsia="en-US"/>
         </w:rPr>
-        <w:t>("Сценарий 5: Инсайдер — отзыв ключа")</w:t>
+        <w:t>(</w:t>
+      </w:r>
+      <w:proofErr w:type="gramEnd"/>
+      <w:r>
+        <w:rPr>
+          <w:rFonts w:eastAsiaTheme="minorHAnsi"/>
+          <w:sz w:val="24"/>
+          <w:szCs w:val="24"/>
+          <w:lang w:eastAsia="en-US"/>
+        </w:rPr>
+        <w:t xml:space="preserve">"Сценарий 5: Инсайдер </w:t>
+      </w:r>
+      <w:r>
+        <w:rPr>
+          <w:rFonts w:eastAsiaTheme="minorHAnsi"/>
+          <w:sz w:val="24"/>
+          <w:szCs w:val="24"/>
+          <w:lang w:eastAsia="en-US"/>
+        </w:rPr>
+        <w:t>–</w:t>
+      </w:r>
+      <w:r>
+        <w:rPr>
+          <w:rFonts w:eastAsiaTheme="minorHAnsi"/>
+          <w:sz w:val="24"/>
+          <w:szCs w:val="24"/>
+          <w:lang w:eastAsia="en-US"/>
+        </w:rPr>
+        <w:t xml:space="preserve"> отзыв ключа")</w:t>
       </w:r>
     </w:p>
     <w:p>
@@ -19555,6 +23077,7 @@
         </w:rPr>
         <w:t xml:space="preserve">    </w:t>
       </w:r>
+      <w:proofErr w:type="gramStart"/>
       <w:r>
         <w:rPr>
           <w:rFonts w:eastAsiaTheme="minorHAnsi"/>
@@ -19571,7 +23094,17 @@
           <w:szCs w:val="24"/>
           <w:lang w:eastAsia="en-US"/>
         </w:rPr>
-        <w:t>("\</w:t>
+        <w:t>(</w:t>
+      </w:r>
+      <w:proofErr w:type="gramEnd"/>
+      <w:r>
+        <w:rPr>
+          <w:rFonts w:eastAsiaTheme="minorHAnsi"/>
+          <w:sz w:val="24"/>
+          <w:szCs w:val="24"/>
+          <w:lang w:eastAsia="en-US"/>
+        </w:rPr>
+        <w:t>"\</w:t>
       </w:r>
       <w:r>
         <w:rPr>
@@ -19622,7 +23155,47 @@
           <w:szCs w:val="24"/>
           <w:lang w:val="en-US" w:eastAsia="en-US"/>
         </w:rPr>
-        <w:t>for entry in machine.get_trusted_display_list():</w:t>
+        <w:t xml:space="preserve">for entry in </w:t>
+      </w:r>
+      <w:proofErr w:type="spellStart"/>
+      <w:r>
+        <w:rPr>
+          <w:rFonts w:eastAsiaTheme="minorHAnsi"/>
+          <w:sz w:val="24"/>
+          <w:szCs w:val="24"/>
+          <w:lang w:val="en-US" w:eastAsia="en-US"/>
+        </w:rPr>
+        <w:t>machine.get_trusted_display_</w:t>
+      </w:r>
+      <w:proofErr w:type="gramStart"/>
+      <w:r>
+        <w:rPr>
+          <w:rFonts w:eastAsiaTheme="minorHAnsi"/>
+          <w:sz w:val="24"/>
+          <w:szCs w:val="24"/>
+          <w:lang w:val="en-US" w:eastAsia="en-US"/>
+        </w:rPr>
+        <w:t>list</w:t>
+      </w:r>
+      <w:proofErr w:type="spellEnd"/>
+      <w:r>
+        <w:rPr>
+          <w:rFonts w:eastAsiaTheme="minorHAnsi"/>
+          <w:sz w:val="24"/>
+          <w:szCs w:val="24"/>
+          <w:lang w:val="en-US" w:eastAsia="en-US"/>
+        </w:rPr>
+        <w:t>(</w:t>
+      </w:r>
+      <w:proofErr w:type="gramEnd"/>
+      <w:r>
+        <w:rPr>
+          <w:rFonts w:eastAsiaTheme="minorHAnsi"/>
+          <w:sz w:val="24"/>
+          <w:szCs w:val="24"/>
+          <w:lang w:val="en-US" w:eastAsia="en-US"/>
+        </w:rPr>
+        <w:t>):</w:t>
       </w:r>
     </w:p>
     <w:p>
@@ -19646,7 +23219,17 @@
           <w:szCs w:val="24"/>
           <w:lang w:val="en-US" w:eastAsia="en-US"/>
         </w:rPr>
-        <w:t xml:space="preserve">        print</w:t>
+        <w:t xml:space="preserve">        </w:t>
+      </w:r>
+      <w:proofErr w:type="gramStart"/>
+      <w:r>
+        <w:rPr>
+          <w:rFonts w:eastAsiaTheme="minorHAnsi"/>
+          <w:sz w:val="24"/>
+          <w:szCs w:val="24"/>
+          <w:lang w:val="en-US" w:eastAsia="en-US"/>
+        </w:rPr>
+        <w:t>print</w:t>
       </w:r>
       <w:r>
         <w:rPr>
@@ -19657,6 +23240,7 @@
         </w:rPr>
         <w:t>(</w:t>
       </w:r>
+      <w:proofErr w:type="gramEnd"/>
       <w:r>
         <w:rPr>
           <w:rFonts w:eastAsiaTheme="minorHAnsi"/>
@@ -19666,6 +23250,7 @@
         </w:rPr>
         <w:t>f</w:t>
       </w:r>
+      <w:proofErr w:type="gramStart"/>
       <w:r>
         <w:rPr>
           <w:rFonts w:eastAsiaTheme="minorHAnsi"/>
@@ -19673,7 +23258,17 @@
           <w:szCs w:val="24"/>
           <w:lang w:eastAsia="en-US"/>
         </w:rPr>
-        <w:t>"  - {</w:t>
+        <w:t>"  -</w:t>
+      </w:r>
+      <w:proofErr w:type="gramEnd"/>
+      <w:r>
+        <w:rPr>
+          <w:rFonts w:eastAsiaTheme="minorHAnsi"/>
+          <w:sz w:val="24"/>
+          <w:szCs w:val="24"/>
+          <w:lang w:eastAsia="en-US"/>
+        </w:rPr>
+        <w:t xml:space="preserve"> {</w:t>
       </w:r>
       <w:r>
         <w:rPr>
@@ -19732,6 +23327,7 @@
         </w:rPr>
         <w:t xml:space="preserve">    </w:t>
       </w:r>
+      <w:proofErr w:type="gramStart"/>
       <w:r>
         <w:rPr>
           <w:rFonts w:eastAsiaTheme="minorHAnsi"/>
@@ -19748,7 +23344,17 @@
           <w:szCs w:val="24"/>
           <w:lang w:eastAsia="en-US"/>
         </w:rPr>
-        <w:t>("\</w:t>
+        <w:t>(</w:t>
+      </w:r>
+      <w:proofErr w:type="gramEnd"/>
+      <w:r>
+        <w:rPr>
+          <w:rFonts w:eastAsiaTheme="minorHAnsi"/>
+          <w:sz w:val="24"/>
+          <w:szCs w:val="24"/>
+          <w:lang w:eastAsia="en-US"/>
+        </w:rPr>
+        <w:t>"\</w:t>
       </w:r>
       <w:r>
         <w:rPr>
@@ -19792,6 +23398,7 @@
         </w:rPr>
         <w:t xml:space="preserve">    </w:t>
       </w:r>
+      <w:proofErr w:type="gramStart"/>
       <w:r>
         <w:rPr>
           <w:rFonts w:eastAsiaTheme="minorHAnsi"/>
@@ -19808,7 +23415,17 @@
           <w:szCs w:val="24"/>
           <w:lang w:eastAsia="en-US"/>
         </w:rPr>
-        <w:t>("Удаляем открытый ключ оператора из доверенных у Машины.")</w:t>
+        <w:t>(</w:t>
+      </w:r>
+      <w:proofErr w:type="gramEnd"/>
+      <w:r>
+        <w:rPr>
+          <w:rFonts w:eastAsiaTheme="minorHAnsi"/>
+          <w:sz w:val="24"/>
+          <w:szCs w:val="24"/>
+          <w:lang w:eastAsia="en-US"/>
+        </w:rPr>
+        <w:t>"Удаляем открытый ключ оператора из доверенных у Машины.")</w:t>
       </w:r>
     </w:p>
     <w:p>
@@ -19834,14 +23451,76 @@
         </w:rPr>
         <w:t xml:space="preserve">    </w:t>
       </w:r>
-      <w:r>
-        <w:rPr>
-          <w:rFonts w:eastAsiaTheme="minorHAnsi"/>
-          <w:sz w:val="24"/>
-          <w:szCs w:val="24"/>
-          <w:lang w:val="en-US" w:eastAsia="en-US"/>
-        </w:rPr>
-        <w:t>machine.remove_trusted(operator.get_id())</w:t>
+      <w:proofErr w:type="spellStart"/>
+      <w:proofErr w:type="gramStart"/>
+      <w:r>
+        <w:rPr>
+          <w:rFonts w:eastAsiaTheme="minorHAnsi"/>
+          <w:sz w:val="24"/>
+          <w:szCs w:val="24"/>
+          <w:lang w:val="en-US" w:eastAsia="en-US"/>
+        </w:rPr>
+        <w:t>machine.remove</w:t>
+      </w:r>
+      <w:proofErr w:type="gramEnd"/>
+      <w:r>
+        <w:rPr>
+          <w:rFonts w:eastAsiaTheme="minorHAnsi"/>
+          <w:sz w:val="24"/>
+          <w:szCs w:val="24"/>
+          <w:lang w:val="en-US" w:eastAsia="en-US"/>
+        </w:rPr>
+        <w:t>_trusted</w:t>
+      </w:r>
+      <w:proofErr w:type="spellEnd"/>
+      <w:r>
+        <w:rPr>
+          <w:rFonts w:eastAsiaTheme="minorHAnsi"/>
+          <w:sz w:val="24"/>
+          <w:szCs w:val="24"/>
+          <w:lang w:val="en-US" w:eastAsia="en-US"/>
+        </w:rPr>
+        <w:t>(</w:t>
+      </w:r>
+      <w:proofErr w:type="spellStart"/>
+      <w:r>
+        <w:rPr>
+          <w:rFonts w:eastAsiaTheme="minorHAnsi"/>
+          <w:sz w:val="24"/>
+          <w:szCs w:val="24"/>
+          <w:lang w:val="en-US" w:eastAsia="en-US"/>
+        </w:rPr>
+        <w:t>operator.get_</w:t>
+      </w:r>
+      <w:proofErr w:type="gramStart"/>
+      <w:r>
+        <w:rPr>
+          <w:rFonts w:eastAsiaTheme="minorHAnsi"/>
+          <w:sz w:val="24"/>
+          <w:szCs w:val="24"/>
+          <w:lang w:val="en-US" w:eastAsia="en-US"/>
+        </w:rPr>
+        <w:t>id</w:t>
+      </w:r>
+      <w:proofErr w:type="spellEnd"/>
+      <w:r>
+        <w:rPr>
+          <w:rFonts w:eastAsiaTheme="minorHAnsi"/>
+          <w:sz w:val="24"/>
+          <w:szCs w:val="24"/>
+          <w:lang w:val="en-US" w:eastAsia="en-US"/>
+        </w:rPr>
+        <w:t>(</w:t>
+      </w:r>
+      <w:proofErr w:type="gramEnd"/>
+      <w:r>
+        <w:rPr>
+          <w:rFonts w:eastAsiaTheme="minorHAnsi"/>
+          <w:sz w:val="24"/>
+          <w:szCs w:val="24"/>
+          <w:lang w:val="en-US" w:eastAsia="en-US"/>
+        </w:rPr>
+        <w:t>))</w:t>
       </w:r>
     </w:p>
     <w:p>
@@ -19880,7 +23559,17 @@
           <w:szCs w:val="24"/>
           <w:lang w:val="en-US" w:eastAsia="en-US"/>
         </w:rPr>
-        <w:t xml:space="preserve">    print</w:t>
+        <w:t xml:space="preserve">    </w:t>
+      </w:r>
+      <w:proofErr w:type="gramStart"/>
+      <w:r>
+        <w:rPr>
+          <w:rFonts w:eastAsiaTheme="minorHAnsi"/>
+          <w:sz w:val="24"/>
+          <w:szCs w:val="24"/>
+          <w:lang w:val="en-US" w:eastAsia="en-US"/>
+        </w:rPr>
+        <w:t>print</w:t>
       </w:r>
       <w:r>
         <w:rPr>
@@ -19889,7 +23578,17 @@
           <w:szCs w:val="24"/>
           <w:lang w:eastAsia="en-US"/>
         </w:rPr>
-        <w:t>("\</w:t>
+        <w:t>(</w:t>
+      </w:r>
+      <w:proofErr w:type="gramEnd"/>
+      <w:r>
+        <w:rPr>
+          <w:rFonts w:eastAsiaTheme="minorHAnsi"/>
+          <w:sz w:val="24"/>
+          <w:szCs w:val="24"/>
+          <w:lang w:eastAsia="en-US"/>
+        </w:rPr>
+        <w:t>"\</w:t>
       </w:r>
       <w:r>
         <w:rPr>
@@ -19940,7 +23639,47 @@
           <w:szCs w:val="24"/>
           <w:lang w:val="en-US" w:eastAsia="en-US"/>
         </w:rPr>
-        <w:t>for entry in machine.get_trusted_display_list():</w:t>
+        <w:t xml:space="preserve">for entry in </w:t>
+      </w:r>
+      <w:proofErr w:type="spellStart"/>
+      <w:r>
+        <w:rPr>
+          <w:rFonts w:eastAsiaTheme="minorHAnsi"/>
+          <w:sz w:val="24"/>
+          <w:szCs w:val="24"/>
+          <w:lang w:val="en-US" w:eastAsia="en-US"/>
+        </w:rPr>
+        <w:t>machine.get_trusted_display_</w:t>
+      </w:r>
+      <w:proofErr w:type="gramStart"/>
+      <w:r>
+        <w:rPr>
+          <w:rFonts w:eastAsiaTheme="minorHAnsi"/>
+          <w:sz w:val="24"/>
+          <w:szCs w:val="24"/>
+          <w:lang w:val="en-US" w:eastAsia="en-US"/>
+        </w:rPr>
+        <w:t>list</w:t>
+      </w:r>
+      <w:proofErr w:type="spellEnd"/>
+      <w:r>
+        <w:rPr>
+          <w:rFonts w:eastAsiaTheme="minorHAnsi"/>
+          <w:sz w:val="24"/>
+          <w:szCs w:val="24"/>
+          <w:lang w:val="en-US" w:eastAsia="en-US"/>
+        </w:rPr>
+        <w:t>(</w:t>
+      </w:r>
+      <w:proofErr w:type="gramEnd"/>
+      <w:r>
+        <w:rPr>
+          <w:rFonts w:eastAsiaTheme="minorHAnsi"/>
+          <w:sz w:val="24"/>
+          <w:szCs w:val="24"/>
+          <w:lang w:val="en-US" w:eastAsia="en-US"/>
+        </w:rPr>
+        <w:t>):</w:t>
       </w:r>
     </w:p>
     <w:p>
@@ -19964,7 +23703,47 @@
           <w:szCs w:val="24"/>
           <w:lang w:val="en-US" w:eastAsia="en-US"/>
         </w:rPr>
-        <w:t xml:space="preserve">        print(f"  - {entry}")</w:t>
+        <w:t xml:space="preserve">        </w:t>
+      </w:r>
+      <w:proofErr w:type="gramStart"/>
+      <w:r>
+        <w:rPr>
+          <w:rFonts w:eastAsiaTheme="minorHAnsi"/>
+          <w:sz w:val="24"/>
+          <w:szCs w:val="24"/>
+          <w:lang w:val="en-US" w:eastAsia="en-US"/>
+        </w:rPr>
+        <w:t>print(</w:t>
+      </w:r>
+      <w:proofErr w:type="gramEnd"/>
+      <w:r>
+        <w:rPr>
+          <w:rFonts w:eastAsiaTheme="minorHAnsi"/>
+          <w:sz w:val="24"/>
+          <w:szCs w:val="24"/>
+          <w:lang w:val="en-US" w:eastAsia="en-US"/>
+        </w:rPr>
+        <w:t>f</w:t>
+      </w:r>
+      <w:proofErr w:type="gramStart"/>
+      <w:r>
+        <w:rPr>
+          <w:rFonts w:eastAsiaTheme="minorHAnsi"/>
+          <w:sz w:val="24"/>
+          <w:szCs w:val="24"/>
+          <w:lang w:val="en-US" w:eastAsia="en-US"/>
+        </w:rPr>
+        <w:t>"  -</w:t>
+      </w:r>
+      <w:proofErr w:type="gramEnd"/>
+      <w:r>
+        <w:rPr>
+          <w:rFonts w:eastAsiaTheme="minorHAnsi"/>
+          <w:sz w:val="24"/>
+          <w:szCs w:val="24"/>
+          <w:lang w:val="en-US" w:eastAsia="en-US"/>
+        </w:rPr>
+        <w:t xml:space="preserve"> {entry}")</w:t>
       </w:r>
     </w:p>
     <w:p>
@@ -20003,7 +23782,58 @@
           <w:szCs w:val="24"/>
           <w:lang w:val="en-US" w:eastAsia="en-US"/>
         </w:rPr>
-        <w:t xml:space="preserve">    timestamp5 = time.time_ns()</w:t>
+        <w:t xml:space="preserve">    timestamp5 = </w:t>
+      </w:r>
+      <w:proofErr w:type="spellStart"/>
+      <w:proofErr w:type="gramStart"/>
+      <w:r>
+        <w:rPr>
+          <w:rFonts w:eastAsiaTheme="minorHAnsi"/>
+          <w:sz w:val="24"/>
+          <w:szCs w:val="24"/>
+          <w:lang w:val="en-US" w:eastAsia="en-US"/>
+        </w:rPr>
+        <w:t>time.time</w:t>
+      </w:r>
+      <w:proofErr w:type="gramEnd"/>
+      <w:r>
+        <w:rPr>
+          <w:rFonts w:eastAsiaTheme="minorHAnsi"/>
+          <w:sz w:val="24"/>
+          <w:szCs w:val="24"/>
+          <w:lang w:val="en-US" w:eastAsia="en-US"/>
+        </w:rPr>
+        <w:t>_</w:t>
+      </w:r>
+      <w:proofErr w:type="gramStart"/>
+      <w:r>
+        <w:rPr>
+          <w:rFonts w:eastAsiaTheme="minorHAnsi"/>
+          <w:sz w:val="24"/>
+          <w:szCs w:val="24"/>
+          <w:lang w:val="en-US" w:eastAsia="en-US"/>
+        </w:rPr>
+        <w:t>ns</w:t>
+      </w:r>
+      <w:proofErr w:type="spellEnd"/>
+      <w:r>
+        <w:rPr>
+          <w:rFonts w:eastAsiaTheme="minorHAnsi"/>
+          <w:sz w:val="24"/>
+          <w:szCs w:val="24"/>
+          <w:lang w:val="en-US" w:eastAsia="en-US"/>
+        </w:rPr>
+        <w:t>(</w:t>
+      </w:r>
+      <w:proofErr w:type="gramEnd"/>
+      <w:r>
+        <w:rPr>
+          <w:rFonts w:eastAsiaTheme="minorHAnsi"/>
+          <w:sz w:val="24"/>
+          <w:szCs w:val="24"/>
+          <w:lang w:val="en-US" w:eastAsia="en-US"/>
+        </w:rPr>
+        <w:t>)</w:t>
       </w:r>
     </w:p>
     <w:p>
@@ -20027,7 +23857,27 @@
           <w:szCs w:val="24"/>
           <w:lang w:val="en-US" w:eastAsia="en-US"/>
         </w:rPr>
-        <w:t xml:space="preserve">    command5 = b"STOP"</w:t>
+        <w:t xml:space="preserve">    command5 = </w:t>
+      </w:r>
+      <w:proofErr w:type="spellStart"/>
+      <w:r>
+        <w:rPr>
+          <w:rFonts w:eastAsiaTheme="minorHAnsi"/>
+          <w:sz w:val="24"/>
+          <w:szCs w:val="24"/>
+          <w:lang w:val="en-US" w:eastAsia="en-US"/>
+        </w:rPr>
+        <w:t>b"STOP</w:t>
+      </w:r>
+      <w:proofErr w:type="spellEnd"/>
+      <w:r>
+        <w:rPr>
+          <w:rFonts w:eastAsiaTheme="minorHAnsi"/>
+          <w:sz w:val="24"/>
+          <w:szCs w:val="24"/>
+          <w:lang w:val="en-US" w:eastAsia="en-US"/>
+        </w:rPr>
+        <w:t>"</w:t>
       </w:r>
     </w:p>
     <w:p>
@@ -20051,7 +23901,127 @@
           <w:szCs w:val="24"/>
           <w:lang w:val="en-US" w:eastAsia="en-US"/>
         </w:rPr>
-        <w:t xml:space="preserve">    print(f"\nУволенный оператор пытается отправить команду: {command5.decode()}")</w:t>
+        <w:t xml:space="preserve">    </w:t>
+      </w:r>
+      <w:proofErr w:type="gramStart"/>
+      <w:r>
+        <w:rPr>
+          <w:rFonts w:eastAsiaTheme="minorHAnsi"/>
+          <w:sz w:val="24"/>
+          <w:szCs w:val="24"/>
+          <w:lang w:val="en-US" w:eastAsia="en-US"/>
+        </w:rPr>
+        <w:t>print(</w:t>
+      </w:r>
+      <w:proofErr w:type="gramEnd"/>
+      <w:r>
+        <w:rPr>
+          <w:rFonts w:eastAsiaTheme="minorHAnsi"/>
+          <w:sz w:val="24"/>
+          <w:szCs w:val="24"/>
+          <w:lang w:val="en-US" w:eastAsia="en-US"/>
+        </w:rPr>
+        <w:t>f"\</w:t>
+      </w:r>
+      <w:proofErr w:type="spellStart"/>
+      <w:r>
+        <w:rPr>
+          <w:rFonts w:eastAsiaTheme="minorHAnsi"/>
+          <w:sz w:val="24"/>
+          <w:szCs w:val="24"/>
+          <w:lang w:val="en-US" w:eastAsia="en-US"/>
+        </w:rPr>
+        <w:t>nУволенный</w:t>
+      </w:r>
+      <w:proofErr w:type="spellEnd"/>
+      <w:r>
+        <w:rPr>
+          <w:rFonts w:eastAsiaTheme="minorHAnsi"/>
+          <w:sz w:val="24"/>
+          <w:szCs w:val="24"/>
+          <w:lang w:val="en-US" w:eastAsia="en-US"/>
+        </w:rPr>
+        <w:t xml:space="preserve"> </w:t>
+      </w:r>
+      <w:proofErr w:type="spellStart"/>
+      <w:r>
+        <w:rPr>
+          <w:rFonts w:eastAsiaTheme="minorHAnsi"/>
+          <w:sz w:val="24"/>
+          <w:szCs w:val="24"/>
+          <w:lang w:val="en-US" w:eastAsia="en-US"/>
+        </w:rPr>
+        <w:t>оператор</w:t>
+      </w:r>
+      <w:proofErr w:type="spellEnd"/>
+      <w:r>
+        <w:rPr>
+          <w:rFonts w:eastAsiaTheme="minorHAnsi"/>
+          <w:sz w:val="24"/>
+          <w:szCs w:val="24"/>
+          <w:lang w:val="en-US" w:eastAsia="en-US"/>
+        </w:rPr>
+        <w:t xml:space="preserve"> </w:t>
+      </w:r>
+      <w:proofErr w:type="spellStart"/>
+      <w:r>
+        <w:rPr>
+          <w:rFonts w:eastAsiaTheme="minorHAnsi"/>
+          <w:sz w:val="24"/>
+          <w:szCs w:val="24"/>
+          <w:lang w:val="en-US" w:eastAsia="en-US"/>
+        </w:rPr>
+        <w:t>пытается</w:t>
+      </w:r>
+      <w:proofErr w:type="spellEnd"/>
+      <w:r>
+        <w:rPr>
+          <w:rFonts w:eastAsiaTheme="minorHAnsi"/>
+          <w:sz w:val="24"/>
+          <w:szCs w:val="24"/>
+          <w:lang w:val="en-US" w:eastAsia="en-US"/>
+        </w:rPr>
+        <w:t xml:space="preserve"> </w:t>
+      </w:r>
+      <w:proofErr w:type="spellStart"/>
+      <w:r>
+        <w:rPr>
+          <w:rFonts w:eastAsiaTheme="minorHAnsi"/>
+          <w:sz w:val="24"/>
+          <w:szCs w:val="24"/>
+          <w:lang w:val="en-US" w:eastAsia="en-US"/>
+        </w:rPr>
+        <w:t>отправить</w:t>
+      </w:r>
+      <w:proofErr w:type="spellEnd"/>
+      <w:r>
+        <w:rPr>
+          <w:rFonts w:eastAsiaTheme="minorHAnsi"/>
+          <w:sz w:val="24"/>
+          <w:szCs w:val="24"/>
+          <w:lang w:val="en-US" w:eastAsia="en-US"/>
+        </w:rPr>
+        <w:t xml:space="preserve"> </w:t>
+      </w:r>
+      <w:proofErr w:type="spellStart"/>
+      <w:r>
+        <w:rPr>
+          <w:rFonts w:eastAsiaTheme="minorHAnsi"/>
+          <w:sz w:val="24"/>
+          <w:szCs w:val="24"/>
+          <w:lang w:val="en-US" w:eastAsia="en-US"/>
+        </w:rPr>
+        <w:t>команду</w:t>
+      </w:r>
+      <w:proofErr w:type="spellEnd"/>
+      <w:r>
+        <w:rPr>
+          <w:rFonts w:eastAsiaTheme="minorHAnsi"/>
+          <w:sz w:val="24"/>
+          <w:szCs w:val="24"/>
+          <w:lang w:val="en-US" w:eastAsia="en-US"/>
+        </w:rPr>
+        <w:t>: {command5.decode()}")</w:t>
       </w:r>
     </w:p>
     <w:p>
@@ -20075,7 +24045,78 @@
           <w:szCs w:val="24"/>
           <w:lang w:val="en-US" w:eastAsia="en-US"/>
         </w:rPr>
-        <w:t xml:space="preserve">    msg5 = operator.create_signed_message(machine.get_id(), command5, timestamp5, MSG_TYPE_COMMAND)</w:t>
+        <w:t xml:space="preserve">    msg5 = </w:t>
+      </w:r>
+      <w:proofErr w:type="spellStart"/>
+      <w:proofErr w:type="gramStart"/>
+      <w:r>
+        <w:rPr>
+          <w:rFonts w:eastAsiaTheme="minorHAnsi"/>
+          <w:sz w:val="24"/>
+          <w:szCs w:val="24"/>
+          <w:lang w:val="en-US" w:eastAsia="en-US"/>
+        </w:rPr>
+        <w:t>operator.create</w:t>
+      </w:r>
+      <w:proofErr w:type="gramEnd"/>
+      <w:r>
+        <w:rPr>
+          <w:rFonts w:eastAsiaTheme="minorHAnsi"/>
+          <w:sz w:val="24"/>
+          <w:szCs w:val="24"/>
+          <w:lang w:val="en-US" w:eastAsia="en-US"/>
+        </w:rPr>
+        <w:t>_signed_message</w:t>
+      </w:r>
+      <w:proofErr w:type="spellEnd"/>
+      <w:r>
+        <w:rPr>
+          <w:rFonts w:eastAsiaTheme="minorHAnsi"/>
+          <w:sz w:val="24"/>
+          <w:szCs w:val="24"/>
+          <w:lang w:val="en-US" w:eastAsia="en-US"/>
+        </w:rPr>
+        <w:t>(</w:t>
+      </w:r>
+      <w:proofErr w:type="spellStart"/>
+      <w:r>
+        <w:rPr>
+          <w:rFonts w:eastAsiaTheme="minorHAnsi"/>
+          <w:sz w:val="24"/>
+          <w:szCs w:val="24"/>
+          <w:lang w:val="en-US" w:eastAsia="en-US"/>
+        </w:rPr>
+        <w:t>machine.get_</w:t>
+      </w:r>
+      <w:proofErr w:type="gramStart"/>
+      <w:r>
+        <w:rPr>
+          <w:rFonts w:eastAsiaTheme="minorHAnsi"/>
+          <w:sz w:val="24"/>
+          <w:szCs w:val="24"/>
+          <w:lang w:val="en-US" w:eastAsia="en-US"/>
+        </w:rPr>
+        <w:t>id</w:t>
+      </w:r>
+      <w:proofErr w:type="spellEnd"/>
+      <w:r>
+        <w:rPr>
+          <w:rFonts w:eastAsiaTheme="minorHAnsi"/>
+          <w:sz w:val="24"/>
+          <w:szCs w:val="24"/>
+          <w:lang w:val="en-US" w:eastAsia="en-US"/>
+        </w:rPr>
+        <w:t>(</w:t>
+      </w:r>
+      <w:proofErr w:type="gramEnd"/>
+      <w:r>
+        <w:rPr>
+          <w:rFonts w:eastAsiaTheme="minorHAnsi"/>
+          <w:sz w:val="24"/>
+          <w:szCs w:val="24"/>
+          <w:lang w:val="en-US" w:eastAsia="en-US"/>
+        </w:rPr>
+        <w:t>), command5, timestamp5, MSG_TYPE_COMMAND)</w:t>
       </w:r>
     </w:p>
     <w:p>
@@ -20114,7 +24155,17 @@
           <w:szCs w:val="24"/>
           <w:lang w:val="en-US" w:eastAsia="en-US"/>
         </w:rPr>
-        <w:t xml:space="preserve">    print</w:t>
+        <w:t xml:space="preserve">    </w:t>
+      </w:r>
+      <w:proofErr w:type="gramStart"/>
+      <w:r>
+        <w:rPr>
+          <w:rFonts w:eastAsiaTheme="minorHAnsi"/>
+          <w:sz w:val="24"/>
+          <w:szCs w:val="24"/>
+          <w:lang w:val="en-US" w:eastAsia="en-US"/>
+        </w:rPr>
+        <w:t>print</w:t>
       </w:r>
       <w:r>
         <w:rPr>
@@ -20123,7 +24174,17 @@
           <w:szCs w:val="24"/>
           <w:lang w:eastAsia="en-US"/>
         </w:rPr>
-        <w:t>("\</w:t>
+        <w:t>(</w:t>
+      </w:r>
+      <w:proofErr w:type="gramEnd"/>
+      <w:r>
+        <w:rPr>
+          <w:rFonts w:eastAsiaTheme="minorHAnsi"/>
+          <w:sz w:val="24"/>
+          <w:szCs w:val="24"/>
+          <w:lang w:eastAsia="en-US"/>
+        </w:rPr>
+        <w:t>"\</w:t>
       </w:r>
       <w:r>
         <w:rPr>
@@ -20174,7 +24235,38 @@
           <w:szCs w:val="24"/>
           <w:lang w:val="en-US" w:eastAsia="en-US"/>
         </w:rPr>
-        <w:t>ok7 = machine.verify_message(msg5)</w:t>
+        <w:t xml:space="preserve">ok7 = </w:t>
+      </w:r>
+      <w:proofErr w:type="spellStart"/>
+      <w:proofErr w:type="gramStart"/>
+      <w:r>
+        <w:rPr>
+          <w:rFonts w:eastAsiaTheme="minorHAnsi"/>
+          <w:sz w:val="24"/>
+          <w:szCs w:val="24"/>
+          <w:lang w:val="en-US" w:eastAsia="en-US"/>
+        </w:rPr>
+        <w:t>machine.verify</w:t>
+      </w:r>
+      <w:proofErr w:type="gramEnd"/>
+      <w:r>
+        <w:rPr>
+          <w:rFonts w:eastAsiaTheme="minorHAnsi"/>
+          <w:sz w:val="24"/>
+          <w:szCs w:val="24"/>
+          <w:lang w:val="en-US" w:eastAsia="en-US"/>
+        </w:rPr>
+        <w:t>_message</w:t>
+      </w:r>
+      <w:proofErr w:type="spellEnd"/>
+      <w:r>
+        <w:rPr>
+          <w:rFonts w:eastAsiaTheme="minorHAnsi"/>
+          <w:sz w:val="24"/>
+          <w:szCs w:val="24"/>
+          <w:lang w:val="en-US" w:eastAsia="en-US"/>
+        </w:rPr>
+        <w:t>(msg5)</w:t>
       </w:r>
     </w:p>
     <w:p>
@@ -20251,6 +24343,7 @@
         </w:rPr>
         <w:t xml:space="preserve">        </w:t>
       </w:r>
+      <w:proofErr w:type="gramStart"/>
       <w:r>
         <w:rPr>
           <w:rFonts w:eastAsiaTheme="minorHAnsi"/>
@@ -20267,7 +24360,17 @@
           <w:szCs w:val="24"/>
           <w:lang w:eastAsia="en-US"/>
         </w:rPr>
-        <w:t>("\</w:t>
+        <w:t>(</w:t>
+      </w:r>
+      <w:proofErr w:type="gramEnd"/>
+      <w:r>
+        <w:rPr>
+          <w:rFonts w:eastAsiaTheme="minorHAnsi"/>
+          <w:sz w:val="24"/>
+          <w:szCs w:val="24"/>
+          <w:lang w:eastAsia="en-US"/>
+        </w:rPr>
+        <w:t>"\</w:t>
       </w:r>
       <w:r>
         <w:rPr>
@@ -20353,6 +24456,7 @@
         </w:rPr>
         <w:t xml:space="preserve">        </w:t>
       </w:r>
+      <w:proofErr w:type="gramStart"/>
       <w:r>
         <w:rPr>
           <w:rFonts w:eastAsiaTheme="minorHAnsi"/>
@@ -20369,7 +24473,17 @@
           <w:szCs w:val="24"/>
           <w:lang w:eastAsia="en-US"/>
         </w:rPr>
-        <w:t>("\</w:t>
+        <w:t>(</w:t>
+      </w:r>
+      <w:proofErr w:type="gramEnd"/>
+      <w:r>
+        <w:rPr>
+          <w:rFonts w:eastAsiaTheme="minorHAnsi"/>
+          <w:sz w:val="24"/>
+          <w:szCs w:val="24"/>
+          <w:lang w:eastAsia="en-US"/>
+        </w:rPr>
+        <w:t>"\</w:t>
       </w:r>
       <w:r>
         <w:rPr>
@@ -20428,6 +24542,7 @@
         </w:rPr>
         <w:t xml:space="preserve">    </w:t>
       </w:r>
+      <w:proofErr w:type="gramStart"/>
       <w:r>
         <w:rPr>
           <w:rFonts w:eastAsiaTheme="minorHAnsi"/>
@@ -20444,7 +24559,17 @@
           <w:szCs w:val="24"/>
           <w:lang w:eastAsia="en-US"/>
         </w:rPr>
-        <w:t>("\</w:t>
+        <w:t>(</w:t>
+      </w:r>
+      <w:proofErr w:type="gramEnd"/>
+      <w:r>
+        <w:rPr>
+          <w:rFonts w:eastAsiaTheme="minorHAnsi"/>
+          <w:sz w:val="24"/>
+          <w:szCs w:val="24"/>
+          <w:lang w:eastAsia="en-US"/>
+        </w:rPr>
+        <w:t>"\</w:t>
       </w:r>
       <w:r>
         <w:rPr>
@@ -20488,14 +24613,105 @@
         </w:rPr>
         <w:t xml:space="preserve">    </w:t>
       </w:r>
-      <w:r>
-        <w:rPr>
-          <w:rFonts w:eastAsiaTheme="minorHAnsi"/>
-          <w:sz w:val="24"/>
-          <w:szCs w:val="24"/>
-          <w:lang w:val="en-US" w:eastAsia="en-US"/>
-        </w:rPr>
-        <w:t>machine.add_trusted(operator.get_id(), operator.get_public_key())</w:t>
+      <w:proofErr w:type="spellStart"/>
+      <w:r>
+        <w:rPr>
+          <w:rFonts w:eastAsiaTheme="minorHAnsi"/>
+          <w:sz w:val="24"/>
+          <w:szCs w:val="24"/>
+          <w:lang w:val="en-US" w:eastAsia="en-US"/>
+        </w:rPr>
+        <w:t>machine.add_trusted</w:t>
+      </w:r>
+      <w:proofErr w:type="spellEnd"/>
+      <w:r>
+        <w:rPr>
+          <w:rFonts w:eastAsiaTheme="minorHAnsi"/>
+          <w:sz w:val="24"/>
+          <w:szCs w:val="24"/>
+          <w:lang w:val="en-US" w:eastAsia="en-US"/>
+        </w:rPr>
+        <w:t>(</w:t>
+      </w:r>
+      <w:proofErr w:type="spellStart"/>
+      <w:r>
+        <w:rPr>
+          <w:rFonts w:eastAsiaTheme="minorHAnsi"/>
+          <w:sz w:val="24"/>
+          <w:szCs w:val="24"/>
+          <w:lang w:val="en-US" w:eastAsia="en-US"/>
+        </w:rPr>
+        <w:t>operator.get_</w:t>
+      </w:r>
+      <w:proofErr w:type="gramStart"/>
+      <w:r>
+        <w:rPr>
+          <w:rFonts w:eastAsiaTheme="minorHAnsi"/>
+          <w:sz w:val="24"/>
+          <w:szCs w:val="24"/>
+          <w:lang w:val="en-US" w:eastAsia="en-US"/>
+        </w:rPr>
+        <w:t>id</w:t>
+      </w:r>
+      <w:proofErr w:type="spellEnd"/>
+      <w:r>
+        <w:rPr>
+          <w:rFonts w:eastAsiaTheme="minorHAnsi"/>
+          <w:sz w:val="24"/>
+          <w:szCs w:val="24"/>
+          <w:lang w:val="en-US" w:eastAsia="en-US"/>
+        </w:rPr>
+        <w:t>(</w:t>
+      </w:r>
+      <w:proofErr w:type="gramEnd"/>
+      <w:r>
+        <w:rPr>
+          <w:rFonts w:eastAsiaTheme="minorHAnsi"/>
+          <w:sz w:val="24"/>
+          <w:szCs w:val="24"/>
+          <w:lang w:val="en-US" w:eastAsia="en-US"/>
+        </w:rPr>
+        <w:t xml:space="preserve">), </w:t>
+      </w:r>
+      <w:proofErr w:type="spellStart"/>
+      <w:r>
+        <w:rPr>
+          <w:rFonts w:eastAsiaTheme="minorHAnsi"/>
+          <w:sz w:val="24"/>
+          <w:szCs w:val="24"/>
+          <w:lang w:val="en-US" w:eastAsia="en-US"/>
+        </w:rPr>
+        <w:t>operator.get_public_</w:t>
+      </w:r>
+      <w:proofErr w:type="gramStart"/>
+      <w:r>
+        <w:rPr>
+          <w:rFonts w:eastAsiaTheme="minorHAnsi"/>
+          <w:sz w:val="24"/>
+          <w:szCs w:val="24"/>
+          <w:lang w:val="en-US" w:eastAsia="en-US"/>
+        </w:rPr>
+        <w:t>key</w:t>
+      </w:r>
+      <w:proofErr w:type="spellEnd"/>
+      <w:r>
+        <w:rPr>
+          <w:rFonts w:eastAsiaTheme="minorHAnsi"/>
+          <w:sz w:val="24"/>
+          <w:szCs w:val="24"/>
+          <w:lang w:val="en-US" w:eastAsia="en-US"/>
+        </w:rPr>
+        <w:t>(</w:t>
+      </w:r>
+      <w:proofErr w:type="gramEnd"/>
+      <w:r>
+        <w:rPr>
+          <w:rFonts w:eastAsiaTheme="minorHAnsi"/>
+          <w:sz w:val="24"/>
+          <w:szCs w:val="24"/>
+          <w:lang w:val="en-US" w:eastAsia="en-US"/>
+        </w:rPr>
+        <w:t>))</w:t>
       </w:r>
     </w:p>
     <w:p>
@@ -20519,7 +24735,17 @@
           <w:szCs w:val="24"/>
           <w:lang w:val="en-US" w:eastAsia="en-US"/>
         </w:rPr>
-        <w:t xml:space="preserve">    print</w:t>
+        <w:t xml:space="preserve">    </w:t>
+      </w:r>
+      <w:proofErr w:type="gramStart"/>
+      <w:r>
+        <w:rPr>
+          <w:rFonts w:eastAsiaTheme="minorHAnsi"/>
+          <w:sz w:val="24"/>
+          <w:szCs w:val="24"/>
+          <w:lang w:val="en-US" w:eastAsia="en-US"/>
+        </w:rPr>
+        <w:t>print</w:t>
       </w:r>
       <w:r>
         <w:rPr>
@@ -20528,7 +24754,17 @@
           <w:szCs w:val="24"/>
           <w:lang w:eastAsia="en-US"/>
         </w:rPr>
-        <w:t>("Ключ оператора снова доверен.")</w:t>
+        <w:t>(</w:t>
+      </w:r>
+      <w:proofErr w:type="gramEnd"/>
+      <w:r>
+        <w:rPr>
+          <w:rFonts w:eastAsiaTheme="minorHAnsi"/>
+          <w:sz w:val="24"/>
+          <w:szCs w:val="24"/>
+          <w:lang w:eastAsia="en-US"/>
+        </w:rPr>
+        <w:t>"Ключ оператора снова доверен.")</w:t>
       </w:r>
     </w:p>
     <w:p>
@@ -20554,6 +24790,7 @@
         </w:rPr>
         <w:t xml:space="preserve">    </w:t>
       </w:r>
+      <w:proofErr w:type="gramStart"/>
       <w:r>
         <w:rPr>
           <w:rFonts w:eastAsiaTheme="minorHAnsi"/>
@@ -20570,7 +24807,17 @@
           <w:szCs w:val="24"/>
           <w:lang w:eastAsia="en-US"/>
         </w:rPr>
-        <w:t>("Текущий список доверенных у Машины:")</w:t>
+        <w:t>(</w:t>
+      </w:r>
+      <w:proofErr w:type="gramEnd"/>
+      <w:r>
+        <w:rPr>
+          <w:rFonts w:eastAsiaTheme="minorHAnsi"/>
+          <w:sz w:val="24"/>
+          <w:szCs w:val="24"/>
+          <w:lang w:eastAsia="en-US"/>
+        </w:rPr>
+        <w:t>"Текущий список доверенных у Машины:")</w:t>
       </w:r>
     </w:p>
     <w:p>
@@ -20603,7 +24850,47 @@
           <w:szCs w:val="24"/>
           <w:lang w:val="en-US" w:eastAsia="en-US"/>
         </w:rPr>
-        <w:t>for entry in machine.get_trusted_display_list():</w:t>
+        <w:t xml:space="preserve">for entry in </w:t>
+      </w:r>
+      <w:proofErr w:type="spellStart"/>
+      <w:r>
+        <w:rPr>
+          <w:rFonts w:eastAsiaTheme="minorHAnsi"/>
+          <w:sz w:val="24"/>
+          <w:szCs w:val="24"/>
+          <w:lang w:val="en-US" w:eastAsia="en-US"/>
+        </w:rPr>
+        <w:t>machine.get_trusted_display_</w:t>
+      </w:r>
+      <w:proofErr w:type="gramStart"/>
+      <w:r>
+        <w:rPr>
+          <w:rFonts w:eastAsiaTheme="minorHAnsi"/>
+          <w:sz w:val="24"/>
+          <w:szCs w:val="24"/>
+          <w:lang w:val="en-US" w:eastAsia="en-US"/>
+        </w:rPr>
+        <w:t>list</w:t>
+      </w:r>
+      <w:proofErr w:type="spellEnd"/>
+      <w:r>
+        <w:rPr>
+          <w:rFonts w:eastAsiaTheme="minorHAnsi"/>
+          <w:sz w:val="24"/>
+          <w:szCs w:val="24"/>
+          <w:lang w:val="en-US" w:eastAsia="en-US"/>
+        </w:rPr>
+        <w:t>(</w:t>
+      </w:r>
+      <w:proofErr w:type="gramEnd"/>
+      <w:r>
+        <w:rPr>
+          <w:rFonts w:eastAsiaTheme="minorHAnsi"/>
+          <w:sz w:val="24"/>
+          <w:szCs w:val="24"/>
+          <w:lang w:val="en-US" w:eastAsia="en-US"/>
+        </w:rPr>
+        <w:t>):</w:t>
       </w:r>
     </w:p>
     <w:p>
@@ -20627,7 +24914,47 @@
           <w:szCs w:val="24"/>
           <w:lang w:val="en-US" w:eastAsia="en-US"/>
         </w:rPr>
-        <w:t xml:space="preserve">        print(f"  - {entry}")</w:t>
+        <w:t xml:space="preserve">        </w:t>
+      </w:r>
+      <w:proofErr w:type="gramStart"/>
+      <w:r>
+        <w:rPr>
+          <w:rFonts w:eastAsiaTheme="minorHAnsi"/>
+          <w:sz w:val="24"/>
+          <w:szCs w:val="24"/>
+          <w:lang w:val="en-US" w:eastAsia="en-US"/>
+        </w:rPr>
+        <w:t>print(</w:t>
+      </w:r>
+      <w:proofErr w:type="gramEnd"/>
+      <w:r>
+        <w:rPr>
+          <w:rFonts w:eastAsiaTheme="minorHAnsi"/>
+          <w:sz w:val="24"/>
+          <w:szCs w:val="24"/>
+          <w:lang w:val="en-US" w:eastAsia="en-US"/>
+        </w:rPr>
+        <w:t>f</w:t>
+      </w:r>
+      <w:proofErr w:type="gramStart"/>
+      <w:r>
+        <w:rPr>
+          <w:rFonts w:eastAsiaTheme="minorHAnsi"/>
+          <w:sz w:val="24"/>
+          <w:szCs w:val="24"/>
+          <w:lang w:val="en-US" w:eastAsia="en-US"/>
+        </w:rPr>
+        <w:t>"  -</w:t>
+      </w:r>
+      <w:proofErr w:type="gramEnd"/>
+      <w:r>
+        <w:rPr>
+          <w:rFonts w:eastAsiaTheme="minorHAnsi"/>
+          <w:sz w:val="24"/>
+          <w:szCs w:val="24"/>
+          <w:lang w:val="en-US" w:eastAsia="en-US"/>
+        </w:rPr>
+        <w:t xml:space="preserve"> {entry}")</w:t>
       </w:r>
     </w:p>
     <w:p>
@@ -20666,7 +24993,47 @@
           <w:szCs w:val="24"/>
           <w:lang w:val="en-US" w:eastAsia="en-US"/>
         </w:rPr>
-        <w:t xml:space="preserve">    print_header("СИМУЛЯЦИЯ ЗАВЕРШЕНА")</w:t>
+        <w:t xml:space="preserve">    </w:t>
+      </w:r>
+      <w:proofErr w:type="spellStart"/>
+      <w:r>
+        <w:rPr>
+          <w:rFonts w:eastAsiaTheme="minorHAnsi"/>
+          <w:sz w:val="24"/>
+          <w:szCs w:val="24"/>
+          <w:lang w:val="en-US" w:eastAsia="en-US"/>
+        </w:rPr>
+        <w:t>print_</w:t>
+      </w:r>
+      <w:proofErr w:type="gramStart"/>
+      <w:r>
+        <w:rPr>
+          <w:rFonts w:eastAsiaTheme="minorHAnsi"/>
+          <w:sz w:val="24"/>
+          <w:szCs w:val="24"/>
+          <w:lang w:val="en-US" w:eastAsia="en-US"/>
+        </w:rPr>
+        <w:t>header</w:t>
+      </w:r>
+      <w:proofErr w:type="spellEnd"/>
+      <w:r>
+        <w:rPr>
+          <w:rFonts w:eastAsiaTheme="minorHAnsi"/>
+          <w:sz w:val="24"/>
+          <w:szCs w:val="24"/>
+          <w:lang w:val="en-US" w:eastAsia="en-US"/>
+        </w:rPr>
+        <w:t>(</w:t>
+      </w:r>
+      <w:proofErr w:type="gramEnd"/>
+      <w:r>
+        <w:rPr>
+          <w:rFonts w:eastAsiaTheme="minorHAnsi"/>
+          <w:sz w:val="24"/>
+          <w:szCs w:val="24"/>
+          <w:lang w:val="en-US" w:eastAsia="en-US"/>
+        </w:rPr>
+        <w:t>"СИМУЛЯЦИЯ ЗАВЕРШЕНА")</w:t>
       </w:r>
     </w:p>
     <w:p>
@@ -20695,7 +25062,17 @@
           <w:szCs w:val="24"/>
           <w:lang w:val="en-US" w:eastAsia="en-US"/>
         </w:rPr>
-        <w:t xml:space="preserve">    print</w:t>
+        <w:t xml:space="preserve">    </w:t>
+      </w:r>
+      <w:proofErr w:type="gramStart"/>
+      <w:r>
+        <w:rPr>
+          <w:rFonts w:eastAsiaTheme="minorHAnsi"/>
+          <w:sz w:val="24"/>
+          <w:szCs w:val="24"/>
+          <w:lang w:val="en-US" w:eastAsia="en-US"/>
+        </w:rPr>
+        <w:t>print</w:t>
       </w:r>
       <w:r>
         <w:rPr>
@@ -20704,7 +25081,17 @@
           <w:szCs w:val="24"/>
           <w:lang w:eastAsia="en-US"/>
         </w:rPr>
-        <w:t>("Все сценарии выполнены. Вывод демонстрирует работу криптографической защиты.")</w:t>
+        <w:t>(</w:t>
+      </w:r>
+      <w:proofErr w:type="gramEnd"/>
+      <w:r>
+        <w:rPr>
+          <w:rFonts w:eastAsiaTheme="minorHAnsi"/>
+          <w:sz w:val="24"/>
+          <w:szCs w:val="24"/>
+          <w:lang w:eastAsia="en-US"/>
+        </w:rPr>
+        <w:t>"Все сценарии выполнены. Вывод демонстрирует работу криптографической защиты.")</w:t>
       </w:r>
     </w:p>
     <w:tbl>
@@ -21756,7 +26143,7 @@
             <w:bookmarkStart w:id="37" w:name="_Toc201311762"/>
             <w:bookmarkStart w:id="38" w:name="_Toc233915093"/>
             <w:bookmarkStart w:id="39" w:name="_Toc233915363"/>
-            <w:bookmarkStart w:id="40" w:name="_Toc234187688"/>
+            <w:bookmarkStart w:id="40" w:name="_Toc234274305"/>
             <w:r>
               <w:rPr>
                 <w:rFonts w:ascii="Arial" w:hAnsi="Arial" w:cs="Arial"/>
@@ -23915,6 +28302,7 @@
                 <w:szCs w:val="18"/>
               </w:rPr>
             </w:pPr>
+            <w:proofErr w:type="spellStart"/>
             <w:r>
               <w:rPr>
                 <w:rFonts w:ascii="Arial" w:hAnsi="Arial" w:cs="Arial"/>
@@ -23922,7 +28310,17 @@
                 <w:sz w:val="18"/>
                 <w:szCs w:val="18"/>
               </w:rPr>
-              <w:t>Разраб.</w:t>
+              <w:t>Разраб</w:t>
+            </w:r>
+            <w:proofErr w:type="spellEnd"/>
+            <w:r>
+              <w:rPr>
+                <w:rFonts w:ascii="Arial" w:hAnsi="Arial" w:cs="Arial"/>
+                <w:i/>
+                <w:sz w:val="18"/>
+                <w:szCs w:val="18"/>
+              </w:rPr>
+              <w:t>.</w:t>
             </w:r>
           </w:p>
         </w:tc>
@@ -24152,6 +28550,7 @@
                 <w:szCs w:val="18"/>
               </w:rPr>
             </w:pPr>
+            <w:proofErr w:type="spellStart"/>
             <w:r>
               <w:rPr>
                 <w:rFonts w:ascii="Arial" w:hAnsi="Arial" w:cs="Arial"/>
@@ -24161,6 +28560,7 @@
               </w:rPr>
               <w:t>Руков.пр</w:t>
             </w:r>
+            <w:proofErr w:type="spellEnd"/>
           </w:p>
         </w:tc>
         <w:tc>
@@ -24181,6 +28581,7 @@
                 <w:szCs w:val="18"/>
               </w:rPr>
             </w:pPr>
+            <w:proofErr w:type="spellStart"/>
             <w:r>
               <w:rPr>
                 <w:rFonts w:ascii="Arial" w:hAnsi="Arial" w:cs="Arial"/>
@@ -24188,7 +28589,17 @@
                 <w:sz w:val="18"/>
                 <w:szCs w:val="18"/>
               </w:rPr>
-              <w:t>Язвинская Н.Н.</w:t>
+              <w:t>Язвинская</w:t>
+            </w:r>
+            <w:proofErr w:type="spellEnd"/>
+            <w:r>
+              <w:rPr>
+                <w:rFonts w:ascii="Arial" w:hAnsi="Arial" w:cs="Arial"/>
+                <w:i/>
+                <w:sz w:val="18"/>
+                <w:szCs w:val="18"/>
+              </w:rPr>
+              <w:t xml:space="preserve"> Н.Н.</w:t>
             </w:r>
           </w:p>
         </w:tc>
@@ -24778,6 +29189,7 @@
             <w:vAlign w:val="center"/>
           </w:tcPr>
           <w:p>
+            <w:proofErr w:type="spellStart"/>
             <w:r>
               <w:rPr>
                 <w:rFonts w:ascii="Arial" w:hAnsi="Arial" w:cs="Arial"/>
@@ -24785,7 +29197,17 @@
                 <w:sz w:val="18"/>
                 <w:szCs w:val="18"/>
               </w:rPr>
-              <w:t>Утверд.</w:t>
+              <w:t>Утверд</w:t>
+            </w:r>
+            <w:proofErr w:type="spellEnd"/>
+            <w:r>
+              <w:rPr>
+                <w:rFonts w:ascii="Arial" w:hAnsi="Arial" w:cs="Arial"/>
+                <w:i/>
+                <w:sz w:val="18"/>
+                <w:szCs w:val="18"/>
+              </w:rPr>
+              <w:t>.</w:t>
             </w:r>
           </w:p>
         </w:tc>
@@ -24880,8 +29302,81 @@
           <w:color w:val="000000" w:themeColor="text1"/>
           <w:lang w:val="en-US"/>
         </w:rPr>
-        <w:t>*количество листов отчета, исключая приложения</w:t>
-      </w:r>
+        <w:t>*</w:t>
+      </w:r>
+      <w:proofErr w:type="spellStart"/>
+      <w:r>
+        <w:rPr>
+          <w:color w:val="000000" w:themeColor="text1"/>
+          <w:lang w:val="en-US"/>
+        </w:rPr>
+        <w:t>количество</w:t>
+      </w:r>
+      <w:proofErr w:type="spellEnd"/>
+      <w:r>
+        <w:rPr>
+          <w:color w:val="000000" w:themeColor="text1"/>
+          <w:lang w:val="en-US"/>
+        </w:rPr>
+        <w:t xml:space="preserve"> </w:t>
+      </w:r>
+      <w:proofErr w:type="spellStart"/>
+      <w:r>
+        <w:rPr>
+          <w:color w:val="000000" w:themeColor="text1"/>
+          <w:lang w:val="en-US"/>
+        </w:rPr>
+        <w:t>листов</w:t>
+      </w:r>
+      <w:proofErr w:type="spellEnd"/>
+      <w:r>
+        <w:rPr>
+          <w:color w:val="000000" w:themeColor="text1"/>
+          <w:lang w:val="en-US"/>
+        </w:rPr>
+        <w:t xml:space="preserve"> </w:t>
+      </w:r>
+      <w:proofErr w:type="spellStart"/>
+      <w:r>
+        <w:rPr>
+          <w:color w:val="000000" w:themeColor="text1"/>
+          <w:lang w:val="en-US"/>
+        </w:rPr>
+        <w:t>отчета</w:t>
+      </w:r>
+      <w:proofErr w:type="spellEnd"/>
+      <w:r>
+        <w:rPr>
+          <w:color w:val="000000" w:themeColor="text1"/>
+          <w:lang w:val="en-US"/>
+        </w:rPr>
+        <w:t xml:space="preserve">, </w:t>
+      </w:r>
+      <w:proofErr w:type="spellStart"/>
+      <w:r>
+        <w:rPr>
+          <w:color w:val="000000" w:themeColor="text1"/>
+          <w:lang w:val="en-US"/>
+        </w:rPr>
+        <w:t>исключая</w:t>
+      </w:r>
+      <w:proofErr w:type="spellEnd"/>
+      <w:r>
+        <w:rPr>
+          <w:color w:val="000000" w:themeColor="text1"/>
+          <w:lang w:val="en-US"/>
+        </w:rPr>
+        <w:t xml:space="preserve"> </w:t>
+      </w:r>
+      <w:proofErr w:type="spellStart"/>
+      <w:r>
+        <w:rPr>
+          <w:color w:val="000000" w:themeColor="text1"/>
+          <w:lang w:val="en-US"/>
+        </w:rPr>
+        <w:t>приложения</w:t>
+      </w:r>
+      <w:proofErr w:type="spellEnd"/>
     </w:p>
     <w:sectPr>
       <w:headerReference w:type="default" r:id="rId19"/>
@@ -25431,6 +29926,7 @@
                                       <w:lang w:val="uk-UA"/>
                                     </w:rPr>
                                   </w:pPr>
+                                  <w:proofErr w:type="spellStart"/>
                                   <w:r>
                                     <w:rPr>
                                       <w:i/>
@@ -25438,7 +29934,17 @@
                                       <w:szCs w:val="20"/>
                                       <w:lang w:val="uk-UA"/>
                                     </w:rPr>
-                                    <w:t>Изм.</w:t>
+                                    <w:t>Изм</w:t>
+                                  </w:r>
+                                  <w:proofErr w:type="spellEnd"/>
+                                  <w:r>
+                                    <w:rPr>
+                                      <w:i/>
+                                      <w:sz w:val="17"/>
+                                      <w:szCs w:val="20"/>
+                                      <w:lang w:val="uk-UA"/>
+                                    </w:rPr>
+                                    <w:t>.</w:t>
                                   </w:r>
                                 </w:p>
                               </w:tc>
@@ -25502,8 +30008,19 @@
                                       <w:szCs w:val="20"/>
                                       <w:lang w:val="uk-UA"/>
                                     </w:rPr>
-                                    <w:t>№ докум</w:t>
+                                    <w:t xml:space="preserve">№ </w:t>
                                   </w:r>
+                                  <w:proofErr w:type="spellStart"/>
+                                  <w:r>
+                                    <w:rPr>
+                                      <w:i/>
+                                      <w:sz w:val="17"/>
+                                      <w:szCs w:val="20"/>
+                                      <w:lang w:val="uk-UA"/>
+                                    </w:rPr>
+                                    <w:t>докум</w:t>
+                                  </w:r>
+                                  <w:proofErr w:type="spellEnd"/>
                                 </w:p>
                               </w:tc>
                               <w:tc>
@@ -25527,6 +30044,7 @@
                                       <w:lang w:val="uk-UA"/>
                                     </w:rPr>
                                   </w:pPr>
+                                  <w:proofErr w:type="spellStart"/>
                                   <w:r>
                                     <w:rPr>
                                       <w:i/>
@@ -25536,6 +30054,7 @@
                                     </w:rPr>
                                     <w:t>Подпись</w:t>
                                   </w:r>
+                                  <w:proofErr w:type="spellEnd"/>
                                 </w:p>
                               </w:tc>
                               <w:tc>
@@ -25623,6 +30142,7 @@
                                       <w:szCs w:val="20"/>
                                     </w:rPr>
                                   </w:pPr>
+                                  <w:proofErr w:type="spellStart"/>
                                   <w:r>
                                     <w:rPr>
                                       <w:i/>
@@ -25632,6 +30152,7 @@
                                     </w:rPr>
                                     <w:t>Разраб</w:t>
                                   </w:r>
+                                  <w:proofErr w:type="spellEnd"/>
                                   <w:r>
                                     <w:rPr>
                                       <w:i/>
@@ -25785,6 +30306,7 @@
                                       <w:szCs w:val="20"/>
                                     </w:rPr>
                                   </w:pPr>
+                                  <w:proofErr w:type="spellStart"/>
                                   <w:r>
                                     <w:rPr>
                                       <w:i/>
@@ -25794,6 +30316,7 @@
                                     </w:rPr>
                                     <w:t>Лит</w:t>
                                   </w:r>
+                                  <w:proofErr w:type="spellEnd"/>
                                   <w:r>
                                     <w:rPr>
                                       <w:i/>
@@ -25933,6 +30456,7 @@
                                       <w:szCs w:val="20"/>
                                     </w:rPr>
                                   </w:pPr>
+                                  <w:proofErr w:type="spellStart"/>
                                   <w:r>
                                     <w:rPr>
                                       <w:rFonts w:ascii="Arial" w:hAnsi="Arial" w:cs="Arial"/>
@@ -25940,7 +30464,17 @@
                                       <w:sz w:val="20"/>
                                       <w:szCs w:val="20"/>
                                     </w:rPr>
-                                    <w:t>Язвинская Н.Н.</w:t>
+                                    <w:t>Язвинская</w:t>
+                                  </w:r>
+                                  <w:proofErr w:type="spellEnd"/>
+                                  <w:r>
+                                    <w:rPr>
+                                      <w:rFonts w:ascii="Arial" w:hAnsi="Arial" w:cs="Arial"/>
+                                      <w:i/>
+                                      <w:sz w:val="20"/>
+                                      <w:szCs w:val="20"/>
+                                    </w:rPr>
+                                    <w:t xml:space="preserve"> Н.Н.</w:t>
                                   </w:r>
                                 </w:p>
                               </w:tc>
@@ -26163,7 +30697,7 @@
                                       <w:sz w:val="18"/>
                                       <w:szCs w:val="20"/>
                                     </w:rPr>
-                                    <w:t>!42!</w:t>
+                                    <w:t>38</w:t>
                                   </w:r>
                                 </w:p>
                               </w:tc>
@@ -26557,6 +31091,7 @@
                                       <w:szCs w:val="20"/>
                                     </w:rPr>
                                   </w:pPr>
+                                  <w:proofErr w:type="spellStart"/>
                                   <w:r>
                                     <w:rPr>
                                       <w:i/>
@@ -26572,7 +31107,16 @@
                                       <w:sz w:val="17"/>
                                       <w:szCs w:val="20"/>
                                     </w:rPr>
-                                    <w:t>верд.</w:t>
+                                    <w:t>верд</w:t>
+                                  </w:r>
+                                  <w:proofErr w:type="spellEnd"/>
+                                  <w:r>
+                                    <w:rPr>
+                                      <w:i/>
+                                      <w:sz w:val="17"/>
+                                      <w:szCs w:val="20"/>
+                                    </w:rPr>
+                                    <w:t>.</w:t>
                                   </w:r>
                                 </w:p>
                               </w:tc>
@@ -27342,6 +31886,7 @@
                                 <w:lang w:val="uk-UA"/>
                               </w:rPr>
                             </w:pPr>
+                            <w:proofErr w:type="spellStart"/>
                             <w:r>
                               <w:rPr>
                                 <w:i/>
@@ -27349,7 +31894,17 @@
                                 <w:szCs w:val="20"/>
                                 <w:lang w:val="uk-UA"/>
                               </w:rPr>
-                              <w:t>Изм.</w:t>
+                              <w:t>Изм</w:t>
+                            </w:r>
+                            <w:proofErr w:type="spellEnd"/>
+                            <w:r>
+                              <w:rPr>
+                                <w:i/>
+                                <w:sz w:val="17"/>
+                                <w:szCs w:val="20"/>
+                                <w:lang w:val="uk-UA"/>
+                              </w:rPr>
+                              <w:t>.</w:t>
                             </w:r>
                           </w:p>
                         </w:tc>
@@ -27413,8 +31968,19 @@
                                 <w:szCs w:val="20"/>
                                 <w:lang w:val="uk-UA"/>
                               </w:rPr>
-                              <w:t>№ докум</w:t>
+                              <w:t xml:space="preserve">№ </w:t>
                             </w:r>
+                            <w:proofErr w:type="spellStart"/>
+                            <w:r>
+                              <w:rPr>
+                                <w:i/>
+                                <w:sz w:val="17"/>
+                                <w:szCs w:val="20"/>
+                                <w:lang w:val="uk-UA"/>
+                              </w:rPr>
+                              <w:t>докум</w:t>
+                            </w:r>
+                            <w:proofErr w:type="spellEnd"/>
                           </w:p>
                         </w:tc>
                         <w:tc>
@@ -27438,6 +32004,7 @@
                                 <w:lang w:val="uk-UA"/>
                               </w:rPr>
                             </w:pPr>
+                            <w:proofErr w:type="spellStart"/>
                             <w:r>
                               <w:rPr>
                                 <w:i/>
@@ -27447,6 +32014,7 @@
                               </w:rPr>
                               <w:t>Подпись</w:t>
                             </w:r>
+                            <w:proofErr w:type="spellEnd"/>
                           </w:p>
                         </w:tc>
                         <w:tc>
@@ -27534,6 +32102,7 @@
                                 <w:szCs w:val="20"/>
                               </w:rPr>
                             </w:pPr>
+                            <w:proofErr w:type="spellStart"/>
                             <w:r>
                               <w:rPr>
                                 <w:i/>
@@ -27543,6 +32112,7 @@
                               </w:rPr>
                               <w:t>Разраб</w:t>
                             </w:r>
+                            <w:proofErr w:type="spellEnd"/>
                             <w:r>
                               <w:rPr>
                                 <w:i/>
@@ -27696,6 +32266,7 @@
                                 <w:szCs w:val="20"/>
                               </w:rPr>
                             </w:pPr>
+                            <w:proofErr w:type="spellStart"/>
                             <w:r>
                               <w:rPr>
                                 <w:i/>
@@ -27705,6 +32276,7 @@
                               </w:rPr>
                               <w:t>Лит</w:t>
                             </w:r>
+                            <w:proofErr w:type="spellEnd"/>
                             <w:r>
                               <w:rPr>
                                 <w:i/>
@@ -27844,6 +32416,7 @@
                                 <w:szCs w:val="20"/>
                               </w:rPr>
                             </w:pPr>
+                            <w:proofErr w:type="spellStart"/>
                             <w:r>
                               <w:rPr>
                                 <w:rFonts w:ascii="Arial" w:hAnsi="Arial" w:cs="Arial"/>
@@ -27851,7 +32424,17 @@
                                 <w:sz w:val="20"/>
                                 <w:szCs w:val="20"/>
                               </w:rPr>
-                              <w:t>Язвинская Н.Н.</w:t>
+                              <w:t>Язвинская</w:t>
+                            </w:r>
+                            <w:proofErr w:type="spellEnd"/>
+                            <w:r>
+                              <w:rPr>
+                                <w:rFonts w:ascii="Arial" w:hAnsi="Arial" w:cs="Arial"/>
+                                <w:i/>
+                                <w:sz w:val="20"/>
+                                <w:szCs w:val="20"/>
+                              </w:rPr>
+                              <w:t xml:space="preserve"> Н.Н.</w:t>
                             </w:r>
                           </w:p>
                         </w:tc>
@@ -28074,7 +32657,7 @@
                                 <w:sz w:val="18"/>
                                 <w:szCs w:val="20"/>
                               </w:rPr>
-                              <w:t>!42!</w:t>
+                              <w:t>38</w:t>
                             </w:r>
                           </w:p>
                         </w:tc>
@@ -28468,6 +33051,7 @@
                                 <w:szCs w:val="20"/>
                               </w:rPr>
                             </w:pPr>
+                            <w:proofErr w:type="spellStart"/>
                             <w:r>
                               <w:rPr>
                                 <w:i/>
@@ -28483,7 +33067,16 @@
                                 <w:sz w:val="17"/>
                                 <w:szCs w:val="20"/>
                               </w:rPr>
-                              <w:t>верд.</w:t>
+                              <w:t>верд</w:t>
+                            </w:r>
+                            <w:proofErr w:type="spellEnd"/>
+                            <w:r>
+                              <w:rPr>
+                                <w:i/>
+                                <w:sz w:val="17"/>
+                                <w:szCs w:val="20"/>
+                              </w:rPr>
+                              <w:t>.</w:t>
                             </w:r>
                           </w:p>
                         </w:tc>
@@ -29250,6 +33843,7 @@
                                 <w:lang w:val="uk-UA"/>
                               </w:rPr>
                             </w:pPr>
+                            <w:proofErr w:type="spellStart"/>
                             <w:r>
                               <w:rPr>
                                 <w:i/>
@@ -29257,7 +33851,17 @@
                                 <w:szCs w:val="20"/>
                                 <w:lang w:val="uk-UA"/>
                               </w:rPr>
-                              <w:t>Изм.</w:t>
+                              <w:t>Изм</w:t>
+                            </w:r>
+                            <w:proofErr w:type="spellEnd"/>
+                            <w:r>
+                              <w:rPr>
+                                <w:i/>
+                                <w:sz w:val="18"/>
+                                <w:szCs w:val="20"/>
+                                <w:lang w:val="uk-UA"/>
+                              </w:rPr>
+                              <w:t>.</w:t>
                             </w:r>
                           </w:p>
                         </w:txbxContent>
@@ -29383,7 +33987,27 @@
                                 <w:szCs w:val="20"/>
                                 <w:lang w:val="uk-UA"/>
                               </w:rPr>
-                              <w:t>№ докум.</w:t>
+                              <w:t xml:space="preserve">№ </w:t>
+                            </w:r>
+                            <w:proofErr w:type="spellStart"/>
+                            <w:r>
+                              <w:rPr>
+                                <w:i/>
+                                <w:sz w:val="18"/>
+                                <w:szCs w:val="20"/>
+                                <w:lang w:val="uk-UA"/>
+                              </w:rPr>
+                              <w:t>докум</w:t>
+                            </w:r>
+                            <w:proofErr w:type="spellEnd"/>
+                            <w:r>
+                              <w:rPr>
+                                <w:i/>
+                                <w:sz w:val="18"/>
+                                <w:szCs w:val="20"/>
+                                <w:lang w:val="uk-UA"/>
+                              </w:rPr>
+                              <w:t>.</w:t>
                             </w:r>
                           </w:p>
                         </w:txbxContent>
@@ -29439,6 +34063,7 @@
                                 <w:lang w:val="uk-UA"/>
                               </w:rPr>
                             </w:pPr>
+                            <w:proofErr w:type="spellStart"/>
                             <w:r>
                               <w:rPr>
                                 <w:i/>
@@ -29448,6 +34073,7 @@
                               </w:rPr>
                               <w:t>Подпись</w:t>
                             </w:r>
+                            <w:proofErr w:type="spellEnd"/>
                           </w:p>
                         </w:txbxContent>
                       </wps:txbx>
@@ -29801,6 +34427,7 @@
                           <w:lang w:val="uk-UA"/>
                         </w:rPr>
                       </w:pPr>
+                      <w:proofErr w:type="spellStart"/>
                       <w:r>
                         <w:rPr>
                           <w:i/>
@@ -29808,7 +34435,17 @@
                           <w:szCs w:val="20"/>
                           <w:lang w:val="uk-UA"/>
                         </w:rPr>
-                        <w:t>Изм.</w:t>
+                        <w:t>Изм</w:t>
+                      </w:r>
+                      <w:proofErr w:type="spellEnd"/>
+                      <w:r>
+                        <w:rPr>
+                          <w:i/>
+                          <w:sz w:val="18"/>
+                          <w:szCs w:val="20"/>
+                          <w:lang w:val="uk-UA"/>
+                        </w:rPr>
+                        <w:t>.</w:t>
                       </w:r>
                     </w:p>
                   </w:txbxContent>
@@ -29860,7 +34497,27 @@
                           <w:szCs w:val="20"/>
                           <w:lang w:val="uk-UA"/>
                         </w:rPr>
-                        <w:t>№ докум.</w:t>
+                        <w:t xml:space="preserve">№ </w:t>
+                      </w:r>
+                      <w:proofErr w:type="spellStart"/>
+                      <w:r>
+                        <w:rPr>
+                          <w:i/>
+                          <w:sz w:val="18"/>
+                          <w:szCs w:val="20"/>
+                          <w:lang w:val="uk-UA"/>
+                        </w:rPr>
+                        <w:t>докум</w:t>
+                      </w:r>
+                      <w:proofErr w:type="spellEnd"/>
+                      <w:r>
+                        <w:rPr>
+                          <w:i/>
+                          <w:sz w:val="18"/>
+                          <w:szCs w:val="20"/>
+                          <w:lang w:val="uk-UA"/>
+                        </w:rPr>
+                        <w:t>.</w:t>
                       </w:r>
                     </w:p>
                   </w:txbxContent>
@@ -29879,6 +34536,7 @@
                           <w:lang w:val="uk-UA"/>
                         </w:rPr>
                       </w:pPr>
+                      <w:proofErr w:type="spellStart"/>
                       <w:r>
                         <w:rPr>
                           <w:i/>
@@ -29888,6 +34546,7 @@
                         </w:rPr>
                         <w:t>Подпись</w:t>
                       </w:r>
+                      <w:proofErr w:type="spellEnd"/>
                     </w:p>
                   </w:txbxContent>
                 </v:textbox>
@@ -36042,6 +40701,7 @@
   <w:style w:type="character" w:default="1" w:styleId="a3">
     <w:name w:val="Default Paragraph Font"/>
     <w:uiPriority w:val="1"/>
+    <w:semiHidden/>
     <w:unhideWhenUsed/>
   </w:style>
   <w:style w:type="table" w:default="1" w:styleId="a4">
@@ -37967,6 +42627,7 @@
     <w:rsid w:val="00125B12"/>
     <w:rsid w:val="001B576C"/>
     <w:rsid w:val="001B7C66"/>
+    <w:rsid w:val="001F0FB3"/>
     <w:rsid w:val="001F1C57"/>
     <w:rsid w:val="001F3D2C"/>
     <w:rsid w:val="0025582B"/>
@@ -38052,6 +42713,7 @@
     <w:rsid w:val="00FA55CA"/>
     <w:rsid w:val="00FB6B6A"/>
     <w:rsid w:val="00FB7F0B"/>
+    <w:rsid w:val="00FD64E2"/>
   </w:rsids>
   <m:mathPr>
     <m:mathFont m:val="Cambria Math"/>
